--- a/DB_Disign/製作8-2之參考資料v2.docx
+++ b/DB_Disign/製作8-2之參考資料v2.docx
@@ -155,7 +155,7 @@
           <w14:ligatures w14:val="none"/>
         </w:rPr>
         <w:pict w14:anchorId="2C8A4289">
-          <v:rect id="_x0000_i1049" style="width:0;height:1.5pt" o:hralign="center" o:bullet="t" o:hrstd="t" o:hr="t" fillcolor="#a0a0a0" stroked="f"/>
+          <v:rect id="_x0000_i1025" style="width:0;height:1.5pt" o:hralign="center" o:bullet="t" o:hrstd="t" o:hr="t" fillcolor="#a0a0a0" stroked="f"/>
         </w:pict>
       </w:r>
     </w:p>
@@ -13171,16 +13171,13 @@
                 <w14:ligatures w14:val="none"/>
               </w:rPr>
             </w:pPr>
-            <w:r>
-              <w:rPr>
-                <w:rFonts w:ascii="Times New Roman" w:eastAsia="Times New Roman" w:hAnsi="Times New Roman" w:cs="Times New Roman"/>
-                <w:kern w:val="0"/>
-                <w:sz w:val="24"/>
-                <w:szCs w:val="24"/>
-                <w:lang w:eastAsia="zh-TW" w:bidi="ar-SA"/>
-                <w14:ligatures w14:val="none"/>
-              </w:rPr>
-              <w:t>INT</w:t>
+            <w:proofErr w:type="gramStart"/>
+            <w:r>
+              <w:t>DECIMAL(</w:t>
+            </w:r>
+            <w:proofErr w:type="gramEnd"/>
+            <w:r>
+              <w:t>5,2)</w:t>
             </w:r>
           </w:p>
         </w:tc>
@@ -13353,16 +13350,13 @@
                 <w14:ligatures w14:val="none"/>
               </w:rPr>
             </w:pPr>
-            <w:r>
-              <w:rPr>
-                <w:rFonts w:ascii="Times New Roman" w:eastAsia="Times New Roman" w:hAnsi="Times New Roman" w:cs="Times New Roman"/>
-                <w:kern w:val="0"/>
-                <w:sz w:val="24"/>
-                <w:szCs w:val="24"/>
-                <w:lang w:eastAsia="zh-TW" w:bidi="ar-SA"/>
-                <w14:ligatures w14:val="none"/>
-              </w:rPr>
-              <w:t>INT</w:t>
+            <w:proofErr w:type="gramStart"/>
+            <w:r>
+              <w:t>DECIMAL(</w:t>
+            </w:r>
+            <w:proofErr w:type="gramEnd"/>
+            <w:r>
+              <w:t>5,2)</w:t>
             </w:r>
           </w:p>
         </w:tc>
@@ -13526,16 +13520,13 @@
                 <w14:ligatures w14:val="none"/>
               </w:rPr>
             </w:pPr>
-            <w:r>
-              <w:rPr>
-                <w:rFonts w:ascii="Times New Roman" w:eastAsia="Times New Roman" w:hAnsi="Times New Roman" w:cs="Times New Roman"/>
-                <w:kern w:val="0"/>
-                <w:sz w:val="24"/>
-                <w:szCs w:val="24"/>
-                <w:lang w:eastAsia="zh-TW" w:bidi="ar-SA"/>
-                <w14:ligatures w14:val="none"/>
-              </w:rPr>
-              <w:t>INT</w:t>
+            <w:proofErr w:type="gramStart"/>
+            <w:r>
+              <w:t>DECIMAL(</w:t>
+            </w:r>
+            <w:proofErr w:type="gramEnd"/>
+            <w:r>
+              <w:t>5,2)</w:t>
             </w:r>
           </w:p>
         </w:tc>
@@ -13721,16 +13712,13 @@
                 <w14:ligatures w14:val="none"/>
               </w:rPr>
             </w:pPr>
-            <w:r>
-              <w:rPr>
-                <w:rFonts w:ascii="Times New Roman" w:eastAsia="Times New Roman" w:hAnsi="Times New Roman" w:cs="Times New Roman"/>
-                <w:kern w:val="0"/>
-                <w:sz w:val="24"/>
-                <w:szCs w:val="24"/>
-                <w:lang w:eastAsia="zh-TW" w:bidi="ar-SA"/>
-                <w14:ligatures w14:val="none"/>
-              </w:rPr>
-              <w:t>INT</w:t>
+            <w:proofErr w:type="gramStart"/>
+            <w:r>
+              <w:t>DECIMAL(</w:t>
+            </w:r>
+            <w:proofErr w:type="gramEnd"/>
+            <w:r>
+              <w:t>5,2)</w:t>
             </w:r>
           </w:p>
         </w:tc>
@@ -14763,7 +14751,7 @@
       <w:tblGrid>
         <w:gridCol w:w="2278"/>
         <w:gridCol w:w="1500"/>
-        <w:gridCol w:w="1447"/>
+        <w:gridCol w:w="1591"/>
         <w:gridCol w:w="541"/>
         <w:gridCol w:w="556"/>
       </w:tblGrid>
@@ -15504,29 +15492,138 @@
             <w:vAlign w:val="center"/>
             <w:hideMark/>
           </w:tcPr>
-          <w:p>
-            <w:pPr>
-              <w:spacing w:after="0" w:line="240" w:lineRule="auto"/>
-              <w:rPr>
-                <w:rFonts w:ascii="Times New Roman" w:eastAsia="Times New Roman" w:hAnsi="Times New Roman" w:cs="Times New Roman"/>
-                <w:kern w:val="0"/>
-                <w:sz w:val="24"/>
-                <w:szCs w:val="24"/>
-                <w:lang w:eastAsia="zh-TW" w:bidi="ar-SA"/>
-                <w14:ligatures w14:val="none"/>
-              </w:rPr>
-            </w:pPr>
-            <w:r>
-              <w:rPr>
-                <w:rFonts w:ascii="Times New Roman" w:eastAsia="Times New Roman" w:hAnsi="Times New Roman" w:cs="Times New Roman"/>
-                <w:kern w:val="0"/>
-                <w:sz w:val="24"/>
-                <w:szCs w:val="24"/>
-                <w:lang w:eastAsia="zh-TW" w:bidi="ar-SA"/>
-                <w14:ligatures w14:val="none"/>
-              </w:rPr>
-              <w:t>INT</w:t>
-            </w:r>
+          <w:tbl>
+            <w:tblPr>
+              <w:tblW w:w="0" w:type="auto"/>
+              <w:tblCellSpacing w:w="15" w:type="dxa"/>
+              <w:tblCellMar>
+                <w:top w:w="15" w:type="dxa"/>
+                <w:left w:w="15" w:type="dxa"/>
+                <w:bottom w:w="15" w:type="dxa"/>
+                <w:right w:w="15" w:type="dxa"/>
+              </w:tblCellMar>
+              <w:tblLook w:val="04A0" w:firstRow="1" w:lastRow="0" w:firstColumn="1" w:lastColumn="0" w:noHBand="0" w:noVBand="1"/>
+            </w:tblPr>
+            <w:tblGrid>
+              <w:gridCol w:w="1531"/>
+            </w:tblGrid>
+            <w:tr>
+              <w:trPr>
+                <w:tblCellSpacing w:w="15" w:type="dxa"/>
+              </w:trPr>
+              <w:tc>
+                <w:tcPr>
+                  <w:tcW w:w="0" w:type="auto"/>
+                  <w:vAlign w:val="center"/>
+                  <w:hideMark/>
+                </w:tcPr>
+                <w:p>
+                  <w:pPr>
+                    <w:spacing w:after="0" w:line="240" w:lineRule="auto"/>
+                    <w:rPr>
+                      <w:rFonts w:ascii="Times New Roman" w:eastAsia="Times New Roman" w:hAnsi="Times New Roman" w:cs="Times New Roman"/>
+                      <w:kern w:val="0"/>
+                      <w:sz w:val="24"/>
+                      <w:szCs w:val="24"/>
+                      <w:lang w:eastAsia="zh-TW" w:bidi="ar-SA"/>
+                      <w14:ligatures w14:val="none"/>
+                    </w:rPr>
+                  </w:pPr>
+                  <w:proofErr w:type="gramStart"/>
+                  <w:r>
+                    <w:rPr>
+                      <w:rFonts w:ascii="Courier New" w:eastAsia="Times New Roman" w:hAnsi="Courier New" w:cs="Courier New"/>
+                      <w:kern w:val="0"/>
+                      <w:sz w:val="20"/>
+                      <w:szCs w:val="20"/>
+                      <w:lang w:eastAsia="zh-TW" w:bidi="ar-SA"/>
+                      <w14:ligatures w14:val="none"/>
+                    </w:rPr>
+                    <w:t>DECIMAL(</w:t>
+                  </w:r>
+                  <w:proofErr w:type="gramEnd"/>
+                  <w:r>
+                    <w:rPr>
+                      <w:rFonts w:ascii="Courier New" w:eastAsia="Times New Roman" w:hAnsi="Courier New" w:cs="Courier New"/>
+                      <w:kern w:val="0"/>
+                      <w:sz w:val="20"/>
+                      <w:szCs w:val="20"/>
+                      <w:lang w:eastAsia="zh-TW" w:bidi="ar-SA"/>
+                      <w14:ligatures w14:val="none"/>
+                    </w:rPr>
+                    <w:t>4,2)</w:t>
+                  </w:r>
+                </w:p>
+              </w:tc>
+            </w:tr>
+          </w:tbl>
+          <w:p>
+            <w:pPr>
+              <w:spacing w:after="0" w:line="240" w:lineRule="auto"/>
+              <w:rPr>
+                <w:rFonts w:ascii="Times New Roman" w:eastAsia="Times New Roman" w:hAnsi="Times New Roman" w:cs="Times New Roman"/>
+                <w:vanish/>
+                <w:kern w:val="0"/>
+                <w:sz w:val="24"/>
+                <w:szCs w:val="24"/>
+                <w:lang w:eastAsia="zh-TW" w:bidi="ar-SA"/>
+                <w14:ligatures w14:val="none"/>
+              </w:rPr>
+            </w:pPr>
+          </w:p>
+          <w:tbl>
+            <w:tblPr>
+              <w:tblW w:w="0" w:type="auto"/>
+              <w:tblCellSpacing w:w="15" w:type="dxa"/>
+              <w:tblCellMar>
+                <w:top w:w="15" w:type="dxa"/>
+                <w:left w:w="15" w:type="dxa"/>
+                <w:bottom w:w="15" w:type="dxa"/>
+                <w:right w:w="15" w:type="dxa"/>
+              </w:tblCellMar>
+              <w:tblLook w:val="04A0" w:firstRow="1" w:lastRow="0" w:firstColumn="1" w:lastColumn="0" w:noHBand="0" w:noVBand="1"/>
+            </w:tblPr>
+            <w:tblGrid>
+              <w:gridCol w:w="96"/>
+            </w:tblGrid>
+            <w:tr>
+              <w:trPr>
+                <w:tblCellSpacing w:w="15" w:type="dxa"/>
+              </w:trPr>
+              <w:tc>
+                <w:tcPr>
+                  <w:tcW w:w="0" w:type="auto"/>
+                  <w:vAlign w:val="center"/>
+                  <w:hideMark/>
+                </w:tcPr>
+                <w:p>
+                  <w:pPr>
+                    <w:spacing w:after="0" w:line="240" w:lineRule="auto"/>
+                    <w:rPr>
+                      <w:rFonts w:ascii="Times New Roman" w:eastAsia="Times New Roman" w:hAnsi="Times New Roman" w:cs="Times New Roman"/>
+                      <w:kern w:val="0"/>
+                      <w:sz w:val="24"/>
+                      <w:szCs w:val="24"/>
+                      <w:lang w:eastAsia="zh-TW" w:bidi="ar-SA"/>
+                      <w14:ligatures w14:val="none"/>
+                    </w:rPr>
+                  </w:pPr>
+                </w:p>
+              </w:tc>
+            </w:tr>
+          </w:tbl>
+          <w:p>
+            <w:pPr>
+              <w:spacing w:after="0" w:line="240" w:lineRule="auto"/>
+              <w:rPr>
+                <w:rFonts w:ascii="Times New Roman" w:eastAsia="Times New Roman" w:hAnsi="Times New Roman" w:cs="Times New Roman"/>
+                <w:kern w:val="0"/>
+                <w:sz w:val="24"/>
+                <w:szCs w:val="24"/>
+                <w:lang w:eastAsia="zh-TW" w:bidi="ar-SA"/>
+                <w14:ligatures w14:val="none"/>
+              </w:rPr>
+            </w:pPr>
           </w:p>
         </w:tc>
         <w:tc>
@@ -16898,7 +16995,7 @@
       <w:tblGrid>
         <w:gridCol w:w="2077"/>
         <w:gridCol w:w="1500"/>
-        <w:gridCol w:w="1234"/>
+        <w:gridCol w:w="1591"/>
         <w:gridCol w:w="541"/>
         <w:gridCol w:w="556"/>
       </w:tblGrid>
@@ -17624,29 +17721,138 @@
             <w:vAlign w:val="center"/>
             <w:hideMark/>
           </w:tcPr>
-          <w:p>
-            <w:pPr>
-              <w:spacing w:after="0" w:line="240" w:lineRule="auto"/>
-              <w:rPr>
-                <w:rFonts w:ascii="Times New Roman" w:eastAsia="Times New Roman" w:hAnsi="Times New Roman" w:cs="Times New Roman"/>
-                <w:kern w:val="0"/>
-                <w:sz w:val="24"/>
-                <w:szCs w:val="24"/>
-                <w:lang w:eastAsia="zh-TW" w:bidi="ar-SA"/>
-                <w14:ligatures w14:val="none"/>
-              </w:rPr>
-            </w:pPr>
-            <w:r>
-              <w:rPr>
-                <w:rFonts w:ascii="Times New Roman" w:eastAsia="Times New Roman" w:hAnsi="Times New Roman" w:cs="Times New Roman"/>
-                <w:kern w:val="0"/>
-                <w:sz w:val="24"/>
-                <w:szCs w:val="24"/>
-                <w:lang w:eastAsia="zh-TW" w:bidi="ar-SA"/>
-                <w14:ligatures w14:val="none"/>
-              </w:rPr>
-              <w:t>INT</w:t>
-            </w:r>
+          <w:tbl>
+            <w:tblPr>
+              <w:tblW w:w="0" w:type="auto"/>
+              <w:tblCellSpacing w:w="15" w:type="dxa"/>
+              <w:tblCellMar>
+                <w:top w:w="15" w:type="dxa"/>
+                <w:left w:w="15" w:type="dxa"/>
+                <w:bottom w:w="15" w:type="dxa"/>
+                <w:right w:w="15" w:type="dxa"/>
+              </w:tblCellMar>
+              <w:tblLook w:val="04A0" w:firstRow="1" w:lastRow="0" w:firstColumn="1" w:lastColumn="0" w:noHBand="0" w:noVBand="1"/>
+            </w:tblPr>
+            <w:tblGrid>
+              <w:gridCol w:w="96"/>
+            </w:tblGrid>
+            <w:tr>
+              <w:trPr>
+                <w:tblCellSpacing w:w="15" w:type="dxa"/>
+              </w:trPr>
+              <w:tc>
+                <w:tcPr>
+                  <w:tcW w:w="0" w:type="auto"/>
+                  <w:vAlign w:val="center"/>
+                  <w:hideMark/>
+                </w:tcPr>
+                <w:p>
+                  <w:pPr>
+                    <w:spacing w:after="0" w:line="240" w:lineRule="auto"/>
+                    <w:rPr>
+                      <w:rFonts w:ascii="Times New Roman" w:eastAsia="Times New Roman" w:hAnsi="Times New Roman" w:cs="Times New Roman"/>
+                      <w:kern w:val="0"/>
+                      <w:sz w:val="24"/>
+                      <w:szCs w:val="24"/>
+                      <w:lang w:eastAsia="zh-TW" w:bidi="ar-SA"/>
+                      <w14:ligatures w14:val="none"/>
+                    </w:rPr>
+                  </w:pPr>
+                </w:p>
+              </w:tc>
+            </w:tr>
+          </w:tbl>
+          <w:p>
+            <w:pPr>
+              <w:spacing w:after="0" w:line="240" w:lineRule="auto"/>
+              <w:rPr>
+                <w:rFonts w:ascii="Times New Roman" w:eastAsia="Times New Roman" w:hAnsi="Times New Roman" w:cs="Times New Roman"/>
+                <w:vanish/>
+                <w:kern w:val="0"/>
+                <w:sz w:val="24"/>
+                <w:szCs w:val="24"/>
+                <w:lang w:eastAsia="zh-TW" w:bidi="ar-SA"/>
+                <w14:ligatures w14:val="none"/>
+              </w:rPr>
+            </w:pPr>
+          </w:p>
+          <w:tbl>
+            <w:tblPr>
+              <w:tblW w:w="0" w:type="auto"/>
+              <w:tblCellSpacing w:w="15" w:type="dxa"/>
+              <w:tblCellMar>
+                <w:top w:w="15" w:type="dxa"/>
+                <w:left w:w="15" w:type="dxa"/>
+                <w:bottom w:w="15" w:type="dxa"/>
+                <w:right w:w="15" w:type="dxa"/>
+              </w:tblCellMar>
+              <w:tblLook w:val="04A0" w:firstRow="1" w:lastRow="0" w:firstColumn="1" w:lastColumn="0" w:noHBand="0" w:noVBand="1"/>
+            </w:tblPr>
+            <w:tblGrid>
+              <w:gridCol w:w="1531"/>
+            </w:tblGrid>
+            <w:tr>
+              <w:trPr>
+                <w:tblCellSpacing w:w="15" w:type="dxa"/>
+              </w:trPr>
+              <w:tc>
+                <w:tcPr>
+                  <w:tcW w:w="0" w:type="auto"/>
+                  <w:vAlign w:val="center"/>
+                  <w:hideMark/>
+                </w:tcPr>
+                <w:p>
+                  <w:pPr>
+                    <w:spacing w:after="0" w:line="240" w:lineRule="auto"/>
+                    <w:rPr>
+                      <w:rFonts w:ascii="Times New Roman" w:eastAsia="Times New Roman" w:hAnsi="Times New Roman" w:cs="Times New Roman"/>
+                      <w:kern w:val="0"/>
+                      <w:sz w:val="24"/>
+                      <w:szCs w:val="24"/>
+                      <w:lang w:eastAsia="zh-TW" w:bidi="ar-SA"/>
+                      <w14:ligatures w14:val="none"/>
+                    </w:rPr>
+                  </w:pPr>
+                  <w:proofErr w:type="gramStart"/>
+                  <w:r>
+                    <w:rPr>
+                      <w:rFonts w:ascii="Courier New" w:eastAsia="Times New Roman" w:hAnsi="Courier New" w:cs="Courier New"/>
+                      <w:kern w:val="0"/>
+                      <w:sz w:val="20"/>
+                      <w:szCs w:val="20"/>
+                      <w:lang w:eastAsia="zh-TW" w:bidi="ar-SA"/>
+                      <w14:ligatures w14:val="none"/>
+                    </w:rPr>
+                    <w:t>DECIMAL(</w:t>
+                  </w:r>
+                  <w:proofErr w:type="gramEnd"/>
+                  <w:r>
+                    <w:rPr>
+                      <w:rFonts w:ascii="Courier New" w:eastAsia="Times New Roman" w:hAnsi="Courier New" w:cs="Courier New"/>
+                      <w:kern w:val="0"/>
+                      <w:sz w:val="20"/>
+                      <w:szCs w:val="20"/>
+                      <w:lang w:eastAsia="zh-TW" w:bidi="ar-SA"/>
+                      <w14:ligatures w14:val="none"/>
+                    </w:rPr>
+                    <w:t>4,2)</w:t>
+                  </w:r>
+                </w:p>
+              </w:tc>
+            </w:tr>
+          </w:tbl>
+          <w:p>
+            <w:pPr>
+              <w:spacing w:after="0" w:line="240" w:lineRule="auto"/>
+              <w:rPr>
+                <w:rFonts w:ascii="Times New Roman" w:eastAsia="Times New Roman" w:hAnsi="Times New Roman" w:cs="Times New Roman"/>
+                <w:kern w:val="0"/>
+                <w:sz w:val="24"/>
+                <w:szCs w:val="24"/>
+                <w:lang w:eastAsia="zh-TW" w:bidi="ar-SA"/>
+                <w14:ligatures w14:val="none"/>
+              </w:rPr>
+            </w:pPr>
           </w:p>
         </w:tc>
         <w:tc>
@@ -25046,6 +25252,22 @@
         <w:spacing w:before="100" w:beforeAutospacing="1" w:after="100" w:afterAutospacing="1" w:line="240" w:lineRule="auto"/>
         <w:outlineLvl w:val="2"/>
         <w:rPr>
+          <w:rFonts w:ascii="Segoe UI Emoji" w:eastAsia="Times New Roman" w:hAnsi="Segoe UI Emoji" w:cs="Segoe UI Emoji"/>
+          <w:b/>
+          <w:bCs/>
+          <w:kern w:val="0"/>
+          <w:sz w:val="27"/>
+          <w:szCs w:val="27"/>
+          <w:lang w:eastAsia="zh-TW" w:bidi="ar-SA"/>
+          <w14:ligatures w14:val="none"/>
+        </w:rPr>
+      </w:pPr>
+    </w:p>
+    <w:p>
+      <w:pPr>
+        <w:spacing w:before="100" w:beforeAutospacing="1" w:after="100" w:afterAutospacing="1" w:line="240" w:lineRule="auto"/>
+        <w:outlineLvl w:val="2"/>
+        <w:rPr>
           <w:rFonts w:ascii="Times New Roman" w:eastAsia="Times New Roman" w:hAnsi="Times New Roman" w:cs="Times New Roman"/>
           <w:b/>
           <w:bCs/>
@@ -25056,45 +25278,10 @@
           <w14:ligatures w14:val="none"/>
         </w:rPr>
       </w:pPr>
-      <w:r>
-        <w:rPr>
-          <w:rFonts w:ascii="Segoe UI Emoji" w:eastAsia="Times New Roman" w:hAnsi="Segoe UI Emoji" w:cs="Segoe UI Emoji"/>
-          <w:b/>
-          <w:bCs/>
-          <w:kern w:val="0"/>
-          <w:sz w:val="27"/>
-          <w:szCs w:val="27"/>
-          <w:lang w:eastAsia="zh-TW" w:bidi="ar-SA"/>
-          <w14:ligatures w14:val="none"/>
-        </w:rPr>
-        <w:t>✅</w:t>
-      </w:r>
-      <w:r>
-        <w:rPr>
-          <w:rFonts w:ascii="Times New Roman" w:eastAsia="Times New Roman" w:hAnsi="Times New Roman" w:cs="Times New Roman"/>
-          <w:b/>
-          <w:bCs/>
-          <w:kern w:val="0"/>
-          <w:sz w:val="27"/>
-          <w:szCs w:val="27"/>
-          <w:lang w:eastAsia="zh-TW" w:bidi="ar-SA"/>
-          <w14:ligatures w14:val="none"/>
-        </w:rPr>
-        <w:t xml:space="preserve"> </w:t>
-      </w:r>
       <w:proofErr w:type="spellStart"/>
       <w:r>
-        <w:rPr>
-          <w:rFonts w:ascii="Times New Roman" w:eastAsia="Times New Roman" w:hAnsi="Times New Roman" w:cs="Times New Roman"/>
-          <w:b/>
-          <w:bCs/>
-          <w:kern w:val="0"/>
-          <w:sz w:val="27"/>
-          <w:szCs w:val="27"/>
-          <w:lang w:eastAsia="zh-TW" w:bidi="ar-SA"/>
-          <w14:ligatures w14:val="none"/>
-        </w:rPr>
-        <w:t>cd_event_logs</w:t>
+        <w:lastRenderedPageBreak/>
+        <w:t>cd_event_summary</w:t>
       </w:r>
       <w:proofErr w:type="spellEnd"/>
     </w:p>
@@ -25111,151 +25298,1521 @@
         <w:tblLook w:val="04A0" w:firstRow="1" w:lastRow="0" w:firstColumn="1" w:lastColumn="0" w:noHBand="0" w:noVBand="1"/>
       </w:tblPr>
       <w:tblGrid>
-        <w:gridCol w:w="2133"/>
-        <w:gridCol w:w="30"/>
-        <w:gridCol w:w="750"/>
-        <w:gridCol w:w="750"/>
-        <w:gridCol w:w="30"/>
-        <w:gridCol w:w="544"/>
-        <w:gridCol w:w="531"/>
-        <w:gridCol w:w="30"/>
-        <w:gridCol w:w="501"/>
-        <w:gridCol w:w="516"/>
+        <w:gridCol w:w="7539"/>
+        <w:gridCol w:w="66"/>
+        <w:gridCol w:w="66"/>
+        <w:gridCol w:w="66"/>
+        <w:gridCol w:w="81"/>
       </w:tblGrid>
       <w:tr>
         <w:trPr>
-          <w:tblHeader/>
           <w:tblCellSpacing w:w="15" w:type="dxa"/>
         </w:trPr>
         <w:tc>
           <w:tcPr>
             <w:tcW w:w="0" w:type="auto"/>
-            <w:gridSpan w:val="2"/>
-            <w:vAlign w:val="center"/>
-            <w:hideMark/>
-          </w:tcPr>
-          <w:p>
-            <w:pPr>
-              <w:jc w:val="center"/>
-              <w:rPr>
-                <w:b/>
-                <w:bCs/>
-              </w:rPr>
-            </w:pPr>
-            <w:r>
-              <w:rPr>
-                <w:b/>
-                <w:bCs/>
-              </w:rPr>
-              <w:lastRenderedPageBreak/>
-              <w:t>欄位名</w:t>
-            </w:r>
-            <w:r>
-              <w:rPr>
-                <w:rFonts w:ascii="PMingLiU" w:eastAsia="PMingLiU" w:hAnsi="PMingLiU" w:cs="PMingLiU" w:hint="eastAsia"/>
-                <w:b/>
-                <w:bCs/>
-              </w:rPr>
-              <w:t>稱</w:t>
-            </w:r>
-          </w:p>
-        </w:tc>
-        <w:tc>
-          <w:tcPr>
-            <w:tcW w:w="0" w:type="auto"/>
-            <w:gridSpan w:val="2"/>
-            <w:vAlign w:val="center"/>
-            <w:hideMark/>
-          </w:tcPr>
-          <w:p>
-            <w:pPr>
-              <w:jc w:val="center"/>
-              <w:rPr>
-                <w:b/>
-                <w:bCs/>
-              </w:rPr>
-            </w:pPr>
-            <w:r>
-              <w:rPr>
-                <w:rFonts w:ascii="PMingLiU" w:eastAsia="PMingLiU" w:hAnsi="PMingLiU" w:cs="PMingLiU" w:hint="eastAsia"/>
-                <w:b/>
-                <w:bCs/>
-              </w:rPr>
-              <w:t>中文名稱</w:t>
-            </w:r>
-          </w:p>
-        </w:tc>
-        <w:tc>
-          <w:tcPr>
-            <w:tcW w:w="0" w:type="auto"/>
-            <w:gridSpan w:val="4"/>
-            <w:vAlign w:val="center"/>
-            <w:hideMark/>
-          </w:tcPr>
-          <w:p>
-            <w:pPr>
-              <w:jc w:val="center"/>
-              <w:rPr>
-                <w:b/>
-                <w:bCs/>
-              </w:rPr>
-            </w:pPr>
-            <w:r>
-              <w:rPr>
-                <w:rFonts w:ascii="PMingLiU" w:eastAsia="PMingLiU" w:hAnsi="PMingLiU" w:cs="PMingLiU" w:hint="eastAsia"/>
-                <w:b/>
-                <w:bCs/>
-              </w:rPr>
-              <w:t>資料型別</w:t>
-            </w:r>
-          </w:p>
-        </w:tc>
-        <w:tc>
-          <w:tcPr>
-            <w:tcW w:w="0" w:type="auto"/>
-            <w:vAlign w:val="center"/>
-            <w:hideMark/>
-          </w:tcPr>
-          <w:p>
-            <w:pPr>
-              <w:jc w:val="center"/>
-              <w:rPr>
-                <w:b/>
-                <w:bCs/>
-              </w:rPr>
-            </w:pPr>
-            <w:r>
-              <w:rPr>
-                <w:rFonts w:ascii="PMingLiU" w:eastAsia="PMingLiU" w:hAnsi="PMingLiU" w:cs="PMingLiU" w:hint="eastAsia"/>
-                <w:b/>
-                <w:bCs/>
-              </w:rPr>
-              <w:t>長度</w:t>
-            </w:r>
-          </w:p>
-        </w:tc>
-        <w:tc>
-          <w:tcPr>
-            <w:tcW w:w="0" w:type="auto"/>
-            <w:vAlign w:val="center"/>
-            <w:hideMark/>
-          </w:tcPr>
-          <w:p>
-            <w:pPr>
-              <w:jc w:val="center"/>
-              <w:rPr>
-                <w:b/>
-                <w:bCs/>
-              </w:rPr>
-            </w:pPr>
-            <w:r>
-              <w:rPr>
-                <w:rFonts w:ascii="PMingLiU" w:eastAsia="PMingLiU" w:hAnsi="PMingLiU" w:cs="PMingLiU" w:hint="eastAsia"/>
-                <w:b/>
-                <w:bCs/>
-              </w:rPr>
-              <w:t>鍵值</w:t>
-            </w:r>
+            <w:vAlign w:val="center"/>
+          </w:tcPr>
+          <w:tbl>
+            <w:tblPr>
+              <w:tblW w:w="0" w:type="auto"/>
+              <w:tblCellSpacing w:w="15" w:type="dxa"/>
+              <w:tblCellMar>
+                <w:top w:w="15" w:type="dxa"/>
+                <w:left w:w="15" w:type="dxa"/>
+                <w:bottom w:w="15" w:type="dxa"/>
+                <w:right w:w="15" w:type="dxa"/>
+              </w:tblCellMar>
+              <w:tblLook w:val="04A0" w:firstRow="1" w:lastRow="0" w:firstColumn="1" w:lastColumn="0" w:noHBand="0" w:noVBand="1"/>
+            </w:tblPr>
+            <w:tblGrid>
+              <w:gridCol w:w="1582"/>
+              <w:gridCol w:w="2707"/>
+              <w:gridCol w:w="3175"/>
+            </w:tblGrid>
+            <w:tr>
+              <w:trPr>
+                <w:tblHeader/>
+                <w:tblCellSpacing w:w="15" w:type="dxa"/>
+              </w:trPr>
+              <w:tc>
+                <w:tcPr>
+                  <w:tcW w:w="0" w:type="auto"/>
+                  <w:vAlign w:val="center"/>
+                  <w:hideMark/>
+                </w:tcPr>
+                <w:p>
+                  <w:pPr>
+                    <w:spacing w:after="0" w:line="240" w:lineRule="auto"/>
+                    <w:jc w:val="center"/>
+                    <w:rPr>
+                      <w:rFonts w:ascii="Times New Roman" w:eastAsia="Times New Roman" w:hAnsi="Times New Roman" w:cs="Times New Roman"/>
+                      <w:b/>
+                      <w:bCs/>
+                      <w:kern w:val="0"/>
+                      <w:sz w:val="24"/>
+                      <w:szCs w:val="24"/>
+                      <w:lang w:eastAsia="zh-TW" w:bidi="ar-SA"/>
+                      <w14:ligatures w14:val="none"/>
+                    </w:rPr>
+                  </w:pPr>
+                  <w:r>
+                    <w:rPr>
+                      <w:rFonts w:ascii="PMingLiU" w:eastAsia="PMingLiU" w:hAnsi="PMingLiU" w:cs="PMingLiU" w:hint="eastAsia"/>
+                      <w:b/>
+                      <w:bCs/>
+                      <w:kern w:val="0"/>
+                      <w:sz w:val="24"/>
+                      <w:szCs w:val="24"/>
+                      <w:lang w:eastAsia="zh-TW" w:bidi="ar-SA"/>
+                      <w14:ligatures w14:val="none"/>
+                    </w:rPr>
+                    <w:t>欄位名</w:t>
+                  </w:r>
+                  <w:r>
+                    <w:rPr>
+                      <w:rFonts w:ascii="PMingLiU" w:eastAsia="PMingLiU" w:hAnsi="PMingLiU" w:cs="PMingLiU"/>
+                      <w:b/>
+                      <w:bCs/>
+                      <w:kern w:val="0"/>
+                      <w:sz w:val="24"/>
+                      <w:szCs w:val="24"/>
+                      <w:lang w:eastAsia="zh-TW" w:bidi="ar-SA"/>
+                      <w14:ligatures w14:val="none"/>
+                    </w:rPr>
+                    <w:t>稱</w:t>
+                  </w:r>
+                </w:p>
+              </w:tc>
+              <w:tc>
+                <w:tcPr>
+                  <w:tcW w:w="0" w:type="auto"/>
+                  <w:vAlign w:val="center"/>
+                  <w:hideMark/>
+                </w:tcPr>
+                <w:p>
+                  <w:pPr>
+                    <w:spacing w:after="0" w:line="240" w:lineRule="auto"/>
+                    <w:jc w:val="center"/>
+                    <w:rPr>
+                      <w:rFonts w:ascii="Times New Roman" w:eastAsia="Times New Roman" w:hAnsi="Times New Roman" w:cs="Times New Roman"/>
+                      <w:b/>
+                      <w:bCs/>
+                      <w:kern w:val="0"/>
+                      <w:sz w:val="24"/>
+                      <w:szCs w:val="24"/>
+                      <w:lang w:eastAsia="zh-TW" w:bidi="ar-SA"/>
+                      <w14:ligatures w14:val="none"/>
+                    </w:rPr>
+                  </w:pPr>
+                  <w:r>
+                    <w:rPr>
+                      <w:rFonts w:ascii="PMingLiU" w:eastAsia="PMingLiU" w:hAnsi="PMingLiU" w:cs="PMingLiU"/>
+                      <w:b/>
+                      <w:bCs/>
+                      <w:kern w:val="0"/>
+                      <w:sz w:val="24"/>
+                      <w:szCs w:val="24"/>
+                      <w:lang w:eastAsia="zh-TW" w:bidi="ar-SA"/>
+                      <w14:ligatures w14:val="none"/>
+                    </w:rPr>
+                    <w:t>資料型別</w:t>
+                  </w:r>
+                </w:p>
+              </w:tc>
+              <w:tc>
+                <w:tcPr>
+                  <w:tcW w:w="0" w:type="auto"/>
+                  <w:vAlign w:val="center"/>
+                  <w:hideMark/>
+                </w:tcPr>
+                <w:p>
+                  <w:pPr>
+                    <w:spacing w:after="0" w:line="240" w:lineRule="auto"/>
+                    <w:jc w:val="center"/>
+                    <w:rPr>
+                      <w:rFonts w:ascii="Times New Roman" w:eastAsia="Times New Roman" w:hAnsi="Times New Roman" w:cs="Times New Roman"/>
+                      <w:b/>
+                      <w:bCs/>
+                      <w:kern w:val="0"/>
+                      <w:sz w:val="24"/>
+                      <w:szCs w:val="24"/>
+                      <w:lang w:eastAsia="zh-TW" w:bidi="ar-SA"/>
+                      <w14:ligatures w14:val="none"/>
+                    </w:rPr>
+                  </w:pPr>
+                  <w:r>
+                    <w:rPr>
+                      <w:rFonts w:ascii="PMingLiU" w:eastAsia="PMingLiU" w:hAnsi="PMingLiU" w:cs="PMingLiU"/>
+                      <w:b/>
+                      <w:bCs/>
+                      <w:kern w:val="0"/>
+                      <w:sz w:val="24"/>
+                      <w:szCs w:val="24"/>
+                      <w:lang w:eastAsia="zh-TW" w:bidi="ar-SA"/>
+                      <w14:ligatures w14:val="none"/>
+                    </w:rPr>
+                    <w:t>說明</w:t>
+                  </w:r>
+                </w:p>
+              </w:tc>
+            </w:tr>
+            <w:tr>
+              <w:trPr>
+                <w:tblCellSpacing w:w="15" w:type="dxa"/>
+              </w:trPr>
+              <w:tc>
+                <w:tcPr>
+                  <w:tcW w:w="0" w:type="auto"/>
+                  <w:vAlign w:val="center"/>
+                  <w:hideMark/>
+                </w:tcPr>
+                <w:p>
+                  <w:pPr>
+                    <w:spacing w:after="0" w:line="240" w:lineRule="auto"/>
+                    <w:rPr>
+                      <w:rFonts w:ascii="Times New Roman" w:eastAsia="Times New Roman" w:hAnsi="Times New Roman" w:cs="Times New Roman"/>
+                      <w:kern w:val="0"/>
+                      <w:sz w:val="24"/>
+                      <w:szCs w:val="24"/>
+                      <w:lang w:eastAsia="zh-TW" w:bidi="ar-SA"/>
+                      <w14:ligatures w14:val="none"/>
+                    </w:rPr>
+                  </w:pPr>
+                  <w:proofErr w:type="spellStart"/>
+                  <w:r>
+                    <w:rPr>
+                      <w:rFonts w:ascii="Times New Roman" w:eastAsia="Times New Roman" w:hAnsi="Times New Roman" w:cs="Times New Roman"/>
+                      <w:kern w:val="0"/>
+                      <w:sz w:val="24"/>
+                      <w:szCs w:val="24"/>
+                      <w:lang w:eastAsia="zh-TW" w:bidi="ar-SA"/>
+                      <w14:ligatures w14:val="none"/>
+                    </w:rPr>
+                    <w:t>summary_id</w:t>
+                  </w:r>
+                  <w:proofErr w:type="spellEnd"/>
+                </w:p>
+              </w:tc>
+              <w:tc>
+                <w:tcPr>
+                  <w:tcW w:w="0" w:type="auto"/>
+                  <w:vAlign w:val="center"/>
+                  <w:hideMark/>
+                </w:tcPr>
+                <w:p>
+                  <w:pPr>
+                    <w:spacing w:after="0" w:line="240" w:lineRule="auto"/>
+                    <w:rPr>
+                      <w:rFonts w:ascii="Times New Roman" w:eastAsia="Times New Roman" w:hAnsi="Times New Roman" w:cs="Times New Roman"/>
+                      <w:kern w:val="0"/>
+                      <w:sz w:val="24"/>
+                      <w:szCs w:val="24"/>
+                      <w:lang w:eastAsia="zh-TW" w:bidi="ar-SA"/>
+                      <w14:ligatures w14:val="none"/>
+                    </w:rPr>
+                  </w:pPr>
+                  <w:r>
+                    <w:rPr>
+                      <w:rFonts w:ascii="Times New Roman" w:eastAsia="Times New Roman" w:hAnsi="Times New Roman" w:cs="Times New Roman"/>
+                      <w:kern w:val="0"/>
+                      <w:sz w:val="24"/>
+                      <w:szCs w:val="24"/>
+                      <w:lang w:eastAsia="zh-TW" w:bidi="ar-SA"/>
+                      <w14:ligatures w14:val="none"/>
+                    </w:rPr>
+                    <w:t>INT AUTO_INCREMENT</w:t>
+                  </w:r>
+                </w:p>
+              </w:tc>
+              <w:tc>
+                <w:tcPr>
+                  <w:tcW w:w="0" w:type="auto"/>
+                  <w:vAlign w:val="center"/>
+                  <w:hideMark/>
+                </w:tcPr>
+                <w:p>
+                  <w:pPr>
+                    <w:spacing w:after="0" w:line="240" w:lineRule="auto"/>
+                    <w:rPr>
+                      <w:rFonts w:ascii="Times New Roman" w:eastAsia="Times New Roman" w:hAnsi="Times New Roman" w:cs="Times New Roman"/>
+                      <w:kern w:val="0"/>
+                      <w:sz w:val="24"/>
+                      <w:szCs w:val="24"/>
+                      <w:lang w:eastAsia="zh-TW" w:bidi="ar-SA"/>
+                      <w14:ligatures w14:val="none"/>
+                    </w:rPr>
+                  </w:pPr>
+                  <w:r>
+                    <w:rPr>
+                      <w:rFonts w:ascii="Times New Roman" w:eastAsia="Times New Roman" w:hAnsi="Times New Roman" w:cs="Times New Roman"/>
+                      <w:kern w:val="0"/>
+                      <w:sz w:val="24"/>
+                      <w:szCs w:val="24"/>
+                      <w:lang w:eastAsia="zh-TW" w:bidi="ar-SA"/>
+                      <w14:ligatures w14:val="none"/>
+                    </w:rPr>
+                    <w:t>PK</w:t>
+                  </w:r>
+                  <w:r>
+                    <w:rPr>
+                      <w:rFonts w:ascii="PMingLiU" w:eastAsia="PMingLiU" w:hAnsi="PMingLiU" w:cs="PMingLiU"/>
+                      <w:kern w:val="0"/>
+                      <w:sz w:val="24"/>
+                      <w:szCs w:val="24"/>
+                      <w:lang w:eastAsia="zh-TW" w:bidi="ar-SA"/>
+                      <w14:ligatures w14:val="none"/>
+                    </w:rPr>
+                    <w:t>，自動編號</w:t>
+                  </w:r>
+                </w:p>
+              </w:tc>
+            </w:tr>
+            <w:tr>
+              <w:trPr>
+                <w:tblCellSpacing w:w="15" w:type="dxa"/>
+              </w:trPr>
+              <w:tc>
+                <w:tcPr>
+                  <w:tcW w:w="0" w:type="auto"/>
+                  <w:vAlign w:val="center"/>
+                  <w:hideMark/>
+                </w:tcPr>
+                <w:p>
+                  <w:pPr>
+                    <w:spacing w:after="0" w:line="240" w:lineRule="auto"/>
+                    <w:rPr>
+                      <w:rFonts w:ascii="Times New Roman" w:eastAsia="Times New Roman" w:hAnsi="Times New Roman" w:cs="Times New Roman"/>
+                      <w:kern w:val="0"/>
+                      <w:sz w:val="24"/>
+                      <w:szCs w:val="24"/>
+                      <w:lang w:eastAsia="zh-TW" w:bidi="ar-SA"/>
+                      <w14:ligatures w14:val="none"/>
+                    </w:rPr>
+                  </w:pPr>
+                  <w:proofErr w:type="spellStart"/>
+                  <w:r>
+                    <w:rPr>
+                      <w:rFonts w:ascii="Times New Roman" w:eastAsia="Times New Roman" w:hAnsi="Times New Roman" w:cs="Times New Roman"/>
+                      <w:kern w:val="0"/>
+                      <w:sz w:val="24"/>
+                      <w:szCs w:val="24"/>
+                      <w:lang w:eastAsia="zh-TW" w:bidi="ar-SA"/>
+                      <w14:ligatures w14:val="none"/>
+                    </w:rPr>
+                    <w:t>device_serial</w:t>
+                  </w:r>
+                  <w:proofErr w:type="spellEnd"/>
+                </w:p>
+              </w:tc>
+              <w:tc>
+                <w:tcPr>
+                  <w:tcW w:w="0" w:type="auto"/>
+                  <w:vAlign w:val="center"/>
+                  <w:hideMark/>
+                </w:tcPr>
+                <w:p>
+                  <w:pPr>
+                    <w:spacing w:after="0" w:line="240" w:lineRule="auto"/>
+                    <w:rPr>
+                      <w:rFonts w:ascii="Times New Roman" w:eastAsia="Times New Roman" w:hAnsi="Times New Roman" w:cs="Times New Roman"/>
+                      <w:kern w:val="0"/>
+                      <w:sz w:val="24"/>
+                      <w:szCs w:val="24"/>
+                      <w:lang w:eastAsia="zh-TW" w:bidi="ar-SA"/>
+                      <w14:ligatures w14:val="none"/>
+                    </w:rPr>
+                  </w:pPr>
+                  <w:proofErr w:type="gramStart"/>
+                  <w:r>
+                    <w:rPr>
+                      <w:rFonts w:ascii="Times New Roman" w:eastAsia="Times New Roman" w:hAnsi="Times New Roman" w:cs="Times New Roman"/>
+                      <w:kern w:val="0"/>
+                      <w:sz w:val="24"/>
+                      <w:szCs w:val="24"/>
+                      <w:lang w:eastAsia="zh-TW" w:bidi="ar-SA"/>
+                      <w14:ligatures w14:val="none"/>
+                    </w:rPr>
+                    <w:t>VARCHAR(</w:t>
+                  </w:r>
+                  <w:proofErr w:type="gramEnd"/>
+                  <w:r>
+                    <w:rPr>
+                      <w:rFonts w:ascii="Times New Roman" w:eastAsia="Times New Roman" w:hAnsi="Times New Roman" w:cs="Times New Roman"/>
+                      <w:kern w:val="0"/>
+                      <w:sz w:val="24"/>
+                      <w:szCs w:val="24"/>
+                      <w:lang w:eastAsia="zh-TW" w:bidi="ar-SA"/>
+                      <w14:ligatures w14:val="none"/>
+                    </w:rPr>
+                    <w:t>100)</w:t>
+                  </w:r>
+                </w:p>
+              </w:tc>
+              <w:tc>
+                <w:tcPr>
+                  <w:tcW w:w="0" w:type="auto"/>
+                  <w:vAlign w:val="center"/>
+                  <w:hideMark/>
+                </w:tcPr>
+                <w:p>
+                  <w:pPr>
+                    <w:spacing w:after="0" w:line="240" w:lineRule="auto"/>
+                    <w:rPr>
+                      <w:rFonts w:ascii="Times New Roman" w:eastAsia="Times New Roman" w:hAnsi="Times New Roman" w:cs="Times New Roman"/>
+                      <w:kern w:val="0"/>
+                      <w:sz w:val="24"/>
+                      <w:szCs w:val="24"/>
+                      <w:lang w:eastAsia="zh-TW" w:bidi="ar-SA"/>
+                      <w14:ligatures w14:val="none"/>
+                    </w:rPr>
+                  </w:pPr>
+                  <w:r>
+                    <w:rPr>
+                      <w:rFonts w:ascii="PMingLiU" w:eastAsia="PMingLiU" w:hAnsi="PMingLiU" w:cs="PMingLiU"/>
+                      <w:kern w:val="0"/>
+                      <w:sz w:val="24"/>
+                      <w:szCs w:val="24"/>
+                      <w:lang w:eastAsia="zh-TW" w:bidi="ar-SA"/>
+                      <w14:ligatures w14:val="none"/>
+                    </w:rPr>
+                    <w:t>車機序號（</w:t>
+                  </w:r>
+                  <w:r>
+                    <w:rPr>
+                      <w:rFonts w:ascii="Times New Roman" w:eastAsia="Times New Roman" w:hAnsi="Times New Roman" w:cs="Times New Roman"/>
+                      <w:kern w:val="0"/>
+                      <w:sz w:val="24"/>
+                      <w:szCs w:val="24"/>
+                      <w:lang w:eastAsia="zh-TW" w:bidi="ar-SA"/>
+                      <w14:ligatures w14:val="none"/>
+                    </w:rPr>
+                    <w:t>FK</w:t>
+                  </w:r>
+                  <w:r>
+                    <w:rPr>
+                      <w:rFonts w:ascii="PMingLiU" w:eastAsia="PMingLiU" w:hAnsi="PMingLiU" w:cs="PMingLiU"/>
+                      <w:kern w:val="0"/>
+                      <w:sz w:val="24"/>
+                      <w:szCs w:val="24"/>
+                      <w:lang w:eastAsia="zh-TW" w:bidi="ar-SA"/>
+                      <w14:ligatures w14:val="none"/>
+                    </w:rPr>
+                    <w:t>）</w:t>
+                  </w:r>
+                </w:p>
+              </w:tc>
+            </w:tr>
+            <w:tr>
+              <w:trPr>
+                <w:tblCellSpacing w:w="15" w:type="dxa"/>
+              </w:trPr>
+              <w:tc>
+                <w:tcPr>
+                  <w:tcW w:w="0" w:type="auto"/>
+                  <w:vAlign w:val="center"/>
+                  <w:hideMark/>
+                </w:tcPr>
+                <w:p>
+                  <w:pPr>
+                    <w:spacing w:after="0" w:line="240" w:lineRule="auto"/>
+                    <w:rPr>
+                      <w:rFonts w:ascii="Times New Roman" w:eastAsia="Times New Roman" w:hAnsi="Times New Roman" w:cs="Times New Roman"/>
+                      <w:kern w:val="0"/>
+                      <w:sz w:val="24"/>
+                      <w:szCs w:val="24"/>
+                      <w:lang w:eastAsia="zh-TW" w:bidi="ar-SA"/>
+                      <w14:ligatures w14:val="none"/>
+                    </w:rPr>
+                  </w:pPr>
+                  <w:proofErr w:type="spellStart"/>
+                  <w:r>
+                    <w:rPr>
+                      <w:rFonts w:ascii="Times New Roman" w:eastAsia="Times New Roman" w:hAnsi="Times New Roman" w:cs="Times New Roman"/>
+                      <w:kern w:val="0"/>
+                      <w:sz w:val="24"/>
+                      <w:szCs w:val="24"/>
+                      <w:lang w:eastAsia="zh-TW" w:bidi="ar-SA"/>
+                      <w14:ligatures w14:val="none"/>
+                    </w:rPr>
+                    <w:t>staff_id</w:t>
+                  </w:r>
+                  <w:proofErr w:type="spellEnd"/>
+                </w:p>
+              </w:tc>
+              <w:tc>
+                <w:tcPr>
+                  <w:tcW w:w="0" w:type="auto"/>
+                  <w:vAlign w:val="center"/>
+                  <w:hideMark/>
+                </w:tcPr>
+                <w:p>
+                  <w:pPr>
+                    <w:spacing w:after="0" w:line="240" w:lineRule="auto"/>
+                    <w:rPr>
+                      <w:rFonts w:ascii="Times New Roman" w:eastAsia="Times New Roman" w:hAnsi="Times New Roman" w:cs="Times New Roman"/>
+                      <w:kern w:val="0"/>
+                      <w:sz w:val="24"/>
+                      <w:szCs w:val="24"/>
+                      <w:lang w:eastAsia="zh-TW" w:bidi="ar-SA"/>
+                      <w14:ligatures w14:val="none"/>
+                    </w:rPr>
+                  </w:pPr>
+                  <w:proofErr w:type="gramStart"/>
+                  <w:r>
+                    <w:rPr>
+                      <w:rFonts w:ascii="Times New Roman" w:eastAsia="Times New Roman" w:hAnsi="Times New Roman" w:cs="Times New Roman"/>
+                      <w:kern w:val="0"/>
+                      <w:sz w:val="24"/>
+                      <w:szCs w:val="24"/>
+                      <w:lang w:eastAsia="zh-TW" w:bidi="ar-SA"/>
+                      <w14:ligatures w14:val="none"/>
+                    </w:rPr>
+                    <w:t>VARCHAR(</w:t>
+                  </w:r>
+                  <w:proofErr w:type="gramEnd"/>
+                  <w:r>
+                    <w:rPr>
+                      <w:rFonts w:ascii="Times New Roman" w:eastAsia="Times New Roman" w:hAnsi="Times New Roman" w:cs="Times New Roman"/>
+                      <w:kern w:val="0"/>
+                      <w:sz w:val="24"/>
+                      <w:szCs w:val="24"/>
+                      <w:lang w:eastAsia="zh-TW" w:bidi="ar-SA"/>
+                      <w14:ligatures w14:val="none"/>
+                    </w:rPr>
+                    <w:t>50)</w:t>
+                  </w:r>
+                </w:p>
+              </w:tc>
+              <w:tc>
+                <w:tcPr>
+                  <w:tcW w:w="0" w:type="auto"/>
+                  <w:vAlign w:val="center"/>
+                  <w:hideMark/>
+                </w:tcPr>
+                <w:p>
+                  <w:pPr>
+                    <w:spacing w:after="0" w:line="240" w:lineRule="auto"/>
+                    <w:rPr>
+                      <w:rFonts w:ascii="Times New Roman" w:eastAsia="Times New Roman" w:hAnsi="Times New Roman" w:cs="Times New Roman"/>
+                      <w:kern w:val="0"/>
+                      <w:sz w:val="24"/>
+                      <w:szCs w:val="24"/>
+                      <w:lang w:eastAsia="zh-TW" w:bidi="ar-SA"/>
+                      <w14:ligatures w14:val="none"/>
+                    </w:rPr>
+                  </w:pPr>
+                  <w:r>
+                    <w:rPr>
+                      <w:rFonts w:ascii="PMingLiU" w:eastAsia="PMingLiU" w:hAnsi="PMingLiU" w:cs="PMingLiU"/>
+                      <w:kern w:val="0"/>
+                      <w:sz w:val="24"/>
+                      <w:szCs w:val="24"/>
+                      <w:lang w:eastAsia="zh-TW" w:bidi="ar-SA"/>
+                      <w14:ligatures w14:val="none"/>
+                    </w:rPr>
+                    <w:t>駕駛</w:t>
+                  </w:r>
+                  <w:r>
+                    <w:rPr>
+                      <w:rFonts w:ascii="Times New Roman" w:eastAsia="Times New Roman" w:hAnsi="Times New Roman" w:cs="Times New Roman"/>
+                      <w:kern w:val="0"/>
+                      <w:sz w:val="24"/>
+                      <w:szCs w:val="24"/>
+                      <w:lang w:eastAsia="zh-TW" w:bidi="ar-SA"/>
+                      <w14:ligatures w14:val="none"/>
+                    </w:rPr>
+                    <w:t xml:space="preserve"> ID</w:t>
+                  </w:r>
+                  <w:r>
+                    <w:rPr>
+                      <w:rFonts w:ascii="PMingLiU" w:eastAsia="PMingLiU" w:hAnsi="PMingLiU" w:cs="PMingLiU"/>
+                      <w:kern w:val="0"/>
+                      <w:sz w:val="24"/>
+                      <w:szCs w:val="24"/>
+                      <w:lang w:eastAsia="zh-TW" w:bidi="ar-SA"/>
+                      <w14:ligatures w14:val="none"/>
+                    </w:rPr>
+                    <w:t>（</w:t>
+                  </w:r>
+                  <w:r>
+                    <w:rPr>
+                      <w:rFonts w:ascii="Times New Roman" w:eastAsia="Times New Roman" w:hAnsi="Times New Roman" w:cs="Times New Roman"/>
+                      <w:kern w:val="0"/>
+                      <w:sz w:val="24"/>
+                      <w:szCs w:val="24"/>
+                      <w:lang w:eastAsia="zh-TW" w:bidi="ar-SA"/>
+                      <w14:ligatures w14:val="none"/>
+                    </w:rPr>
+                    <w:t>FK</w:t>
+                  </w:r>
+                  <w:r>
+                    <w:rPr>
+                      <w:rFonts w:ascii="PMingLiU" w:eastAsia="PMingLiU" w:hAnsi="PMingLiU" w:cs="PMingLiU"/>
+                      <w:kern w:val="0"/>
+                      <w:sz w:val="24"/>
+                      <w:szCs w:val="24"/>
+                      <w:lang w:eastAsia="zh-TW" w:bidi="ar-SA"/>
+                      <w14:ligatures w14:val="none"/>
+                    </w:rPr>
+                    <w:t>）</w:t>
+                  </w:r>
+                </w:p>
+              </w:tc>
+            </w:tr>
+            <w:tr>
+              <w:trPr>
+                <w:tblCellSpacing w:w="15" w:type="dxa"/>
+              </w:trPr>
+              <w:tc>
+                <w:tcPr>
+                  <w:tcW w:w="0" w:type="auto"/>
+                  <w:vAlign w:val="center"/>
+                  <w:hideMark/>
+                </w:tcPr>
+                <w:p>
+                  <w:pPr>
+                    <w:spacing w:after="0" w:line="240" w:lineRule="auto"/>
+                    <w:rPr>
+                      <w:rFonts w:ascii="Times New Roman" w:eastAsia="Times New Roman" w:hAnsi="Times New Roman" w:cs="Times New Roman"/>
+                      <w:kern w:val="0"/>
+                      <w:sz w:val="24"/>
+                      <w:szCs w:val="24"/>
+                      <w:lang w:eastAsia="zh-TW" w:bidi="ar-SA"/>
+                      <w14:ligatures w14:val="none"/>
+                    </w:rPr>
+                  </w:pPr>
+                  <w:proofErr w:type="spellStart"/>
+                  <w:r>
+                    <w:rPr>
+                      <w:rFonts w:ascii="Times New Roman" w:eastAsia="Times New Roman" w:hAnsi="Times New Roman" w:cs="Times New Roman"/>
+                      <w:kern w:val="0"/>
+                      <w:sz w:val="24"/>
+                      <w:szCs w:val="24"/>
+                      <w:lang w:eastAsia="zh-TW" w:bidi="ar-SA"/>
+                      <w14:ligatures w14:val="none"/>
+                    </w:rPr>
+                    <w:t>summary_date</w:t>
+                  </w:r>
+                  <w:proofErr w:type="spellEnd"/>
+                </w:p>
+              </w:tc>
+              <w:tc>
+                <w:tcPr>
+                  <w:tcW w:w="0" w:type="auto"/>
+                  <w:vAlign w:val="center"/>
+                  <w:hideMark/>
+                </w:tcPr>
+                <w:p>
+                  <w:pPr>
+                    <w:spacing w:after="0" w:line="240" w:lineRule="auto"/>
+                    <w:rPr>
+                      <w:rFonts w:ascii="Times New Roman" w:eastAsia="Times New Roman" w:hAnsi="Times New Roman" w:cs="Times New Roman"/>
+                      <w:kern w:val="0"/>
+                      <w:sz w:val="24"/>
+                      <w:szCs w:val="24"/>
+                      <w:lang w:eastAsia="zh-TW" w:bidi="ar-SA"/>
+                      <w14:ligatures w14:val="none"/>
+                    </w:rPr>
+                  </w:pPr>
+                  <w:r>
+                    <w:rPr>
+                      <w:rFonts w:ascii="Times New Roman" w:eastAsia="Times New Roman" w:hAnsi="Times New Roman" w:cs="Times New Roman"/>
+                      <w:kern w:val="0"/>
+                      <w:sz w:val="24"/>
+                      <w:szCs w:val="24"/>
+                      <w:lang w:eastAsia="zh-TW" w:bidi="ar-SA"/>
+                      <w14:ligatures w14:val="none"/>
+                    </w:rPr>
+                    <w:t>DATE</w:t>
+                  </w:r>
+                </w:p>
+              </w:tc>
+              <w:tc>
+                <w:tcPr>
+                  <w:tcW w:w="0" w:type="auto"/>
+                  <w:vAlign w:val="center"/>
+                  <w:hideMark/>
+                </w:tcPr>
+                <w:p>
+                  <w:pPr>
+                    <w:spacing w:after="0" w:line="240" w:lineRule="auto"/>
+                    <w:rPr>
+                      <w:rFonts w:ascii="Times New Roman" w:eastAsia="Times New Roman" w:hAnsi="Times New Roman" w:cs="Times New Roman"/>
+                      <w:kern w:val="0"/>
+                      <w:sz w:val="24"/>
+                      <w:szCs w:val="24"/>
+                      <w:lang w:eastAsia="zh-TW" w:bidi="ar-SA"/>
+                      <w14:ligatures w14:val="none"/>
+                    </w:rPr>
+                  </w:pPr>
+                  <w:r>
+                    <w:rPr>
+                      <w:rFonts w:ascii="PMingLiU" w:eastAsia="PMingLiU" w:hAnsi="PMingLiU" w:cs="PMingLiU"/>
+                      <w:kern w:val="0"/>
+                      <w:sz w:val="24"/>
+                      <w:szCs w:val="24"/>
+                      <w:lang w:eastAsia="zh-TW" w:bidi="ar-SA"/>
+                      <w14:ligatures w14:val="none"/>
+                    </w:rPr>
+                    <w:t>彙整日期（例如</w:t>
+                  </w:r>
+                  <w:r>
+                    <w:rPr>
+                      <w:rFonts w:ascii="Times New Roman" w:eastAsia="Times New Roman" w:hAnsi="Times New Roman" w:cs="Times New Roman"/>
+                      <w:kern w:val="0"/>
+                      <w:sz w:val="24"/>
+                      <w:szCs w:val="24"/>
+                      <w:lang w:eastAsia="zh-TW" w:bidi="ar-SA"/>
+                      <w14:ligatures w14:val="none"/>
+                    </w:rPr>
+                    <w:t xml:space="preserve"> 2025-05-27</w:t>
+                  </w:r>
+                  <w:r>
+                    <w:rPr>
+                      <w:rFonts w:ascii="PMingLiU" w:eastAsia="PMingLiU" w:hAnsi="PMingLiU" w:cs="PMingLiU"/>
+                      <w:kern w:val="0"/>
+                      <w:sz w:val="24"/>
+                      <w:szCs w:val="24"/>
+                      <w:lang w:eastAsia="zh-TW" w:bidi="ar-SA"/>
+                      <w14:ligatures w14:val="none"/>
+                    </w:rPr>
+                    <w:t>）</w:t>
+                  </w:r>
+                </w:p>
+              </w:tc>
+            </w:tr>
+            <w:tr>
+              <w:trPr>
+                <w:tblCellSpacing w:w="15" w:type="dxa"/>
+              </w:trPr>
+              <w:tc>
+                <w:tcPr>
+                  <w:tcW w:w="0" w:type="auto"/>
+                  <w:vAlign w:val="center"/>
+                  <w:hideMark/>
+                </w:tcPr>
+                <w:p>
+                  <w:pPr>
+                    <w:spacing w:after="0" w:line="240" w:lineRule="auto"/>
+                    <w:rPr>
+                      <w:rFonts w:ascii="Times New Roman" w:eastAsia="Times New Roman" w:hAnsi="Times New Roman" w:cs="Times New Roman"/>
+                      <w:kern w:val="0"/>
+                      <w:sz w:val="24"/>
+                      <w:szCs w:val="24"/>
+                      <w:lang w:eastAsia="zh-TW" w:bidi="ar-SA"/>
+                      <w14:ligatures w14:val="none"/>
+                    </w:rPr>
+                  </w:pPr>
+                  <w:proofErr w:type="spellStart"/>
+                  <w:r>
+                    <w:rPr>
+                      <w:rFonts w:ascii="Times New Roman" w:eastAsia="Times New Roman" w:hAnsi="Times New Roman" w:cs="Times New Roman"/>
+                      <w:kern w:val="0"/>
+                      <w:sz w:val="24"/>
+                      <w:szCs w:val="24"/>
+                      <w:lang w:eastAsia="zh-TW" w:bidi="ar-SA"/>
+                      <w14:ligatures w14:val="none"/>
+                    </w:rPr>
+                    <w:t>total_events</w:t>
+                  </w:r>
+                  <w:proofErr w:type="spellEnd"/>
+                </w:p>
+              </w:tc>
+              <w:tc>
+                <w:tcPr>
+                  <w:tcW w:w="0" w:type="auto"/>
+                  <w:vAlign w:val="center"/>
+                  <w:hideMark/>
+                </w:tcPr>
+                <w:p>
+                  <w:pPr>
+                    <w:spacing w:after="0" w:line="240" w:lineRule="auto"/>
+                    <w:rPr>
+                      <w:rFonts w:ascii="Times New Roman" w:eastAsia="Times New Roman" w:hAnsi="Times New Roman" w:cs="Times New Roman"/>
+                      <w:kern w:val="0"/>
+                      <w:sz w:val="24"/>
+                      <w:szCs w:val="24"/>
+                      <w:lang w:eastAsia="zh-TW" w:bidi="ar-SA"/>
+                      <w14:ligatures w14:val="none"/>
+                    </w:rPr>
+                  </w:pPr>
+                  <w:r>
+                    <w:rPr>
+                      <w:rFonts w:ascii="Times New Roman" w:eastAsia="Times New Roman" w:hAnsi="Times New Roman" w:cs="Times New Roman"/>
+                      <w:kern w:val="0"/>
+                      <w:sz w:val="24"/>
+                      <w:szCs w:val="24"/>
+                      <w:lang w:eastAsia="zh-TW" w:bidi="ar-SA"/>
+                      <w14:ligatures w14:val="none"/>
+                    </w:rPr>
+                    <w:t>INT</w:t>
+                  </w:r>
+                </w:p>
+              </w:tc>
+              <w:tc>
+                <w:tcPr>
+                  <w:tcW w:w="0" w:type="auto"/>
+                  <w:vAlign w:val="center"/>
+                  <w:hideMark/>
+                </w:tcPr>
+                <w:p>
+                  <w:pPr>
+                    <w:spacing w:after="0" w:line="240" w:lineRule="auto"/>
+                    <w:rPr>
+                      <w:rFonts w:ascii="Times New Roman" w:eastAsia="Times New Roman" w:hAnsi="Times New Roman" w:cs="Times New Roman"/>
+                      <w:kern w:val="0"/>
+                      <w:sz w:val="24"/>
+                      <w:szCs w:val="24"/>
+                      <w:lang w:eastAsia="zh-TW" w:bidi="ar-SA"/>
+                      <w14:ligatures w14:val="none"/>
+                    </w:rPr>
+                  </w:pPr>
+                  <w:r>
+                    <w:rPr>
+                      <w:rFonts w:ascii="PMingLiU" w:eastAsia="PMingLiU" w:hAnsi="PMingLiU" w:cs="PMingLiU"/>
+                      <w:kern w:val="0"/>
+                      <w:sz w:val="24"/>
+                      <w:szCs w:val="24"/>
+                      <w:lang w:eastAsia="zh-TW" w:bidi="ar-SA"/>
+                      <w14:ligatures w14:val="none"/>
+                    </w:rPr>
+                    <w:t>當日事件總數</w:t>
+                  </w:r>
+                </w:p>
+              </w:tc>
+            </w:tr>
+            <w:tr>
+              <w:trPr>
+                <w:tblCellSpacing w:w="15" w:type="dxa"/>
+              </w:trPr>
+              <w:tc>
+                <w:tcPr>
+                  <w:tcW w:w="0" w:type="auto"/>
+                  <w:vAlign w:val="center"/>
+                  <w:hideMark/>
+                </w:tcPr>
+                <w:p>
+                  <w:pPr>
+                    <w:spacing w:after="0" w:line="240" w:lineRule="auto"/>
+                    <w:rPr>
+                      <w:rFonts w:ascii="Times New Roman" w:eastAsia="Times New Roman" w:hAnsi="Times New Roman" w:cs="Times New Roman"/>
+                      <w:kern w:val="0"/>
+                      <w:sz w:val="24"/>
+                      <w:szCs w:val="24"/>
+                      <w:lang w:eastAsia="zh-TW" w:bidi="ar-SA"/>
+                      <w14:ligatures w14:val="none"/>
+                    </w:rPr>
+                  </w:pPr>
+                  <w:proofErr w:type="spellStart"/>
+                  <w:r>
+                    <w:rPr>
+                      <w:rFonts w:ascii="Times New Roman" w:eastAsia="Times New Roman" w:hAnsi="Times New Roman" w:cs="Times New Roman"/>
+                      <w:kern w:val="0"/>
+                      <w:sz w:val="24"/>
+                      <w:szCs w:val="24"/>
+                      <w:lang w:eastAsia="zh-TW" w:bidi="ar-SA"/>
+                      <w14:ligatures w14:val="none"/>
+                    </w:rPr>
+                    <w:t>violation_count</w:t>
+                  </w:r>
+                  <w:proofErr w:type="spellEnd"/>
+                </w:p>
+              </w:tc>
+              <w:tc>
+                <w:tcPr>
+                  <w:tcW w:w="0" w:type="auto"/>
+                  <w:vAlign w:val="center"/>
+                  <w:hideMark/>
+                </w:tcPr>
+                <w:p>
+                  <w:pPr>
+                    <w:spacing w:after="0" w:line="240" w:lineRule="auto"/>
+                    <w:rPr>
+                      <w:rFonts w:ascii="Times New Roman" w:eastAsia="Times New Roman" w:hAnsi="Times New Roman" w:cs="Times New Roman"/>
+                      <w:kern w:val="0"/>
+                      <w:sz w:val="24"/>
+                      <w:szCs w:val="24"/>
+                      <w:lang w:eastAsia="zh-TW" w:bidi="ar-SA"/>
+                      <w14:ligatures w14:val="none"/>
+                    </w:rPr>
+                  </w:pPr>
+                  <w:r>
+                    <w:rPr>
+                      <w:rFonts w:ascii="Times New Roman" w:eastAsia="Times New Roman" w:hAnsi="Times New Roman" w:cs="Times New Roman"/>
+                      <w:kern w:val="0"/>
+                      <w:sz w:val="24"/>
+                      <w:szCs w:val="24"/>
+                      <w:lang w:eastAsia="zh-TW" w:bidi="ar-SA"/>
+                      <w14:ligatures w14:val="none"/>
+                    </w:rPr>
+                    <w:t>INT</w:t>
+                  </w:r>
+                </w:p>
+              </w:tc>
+              <w:tc>
+                <w:tcPr>
+                  <w:tcW w:w="0" w:type="auto"/>
+                  <w:vAlign w:val="center"/>
+                  <w:hideMark/>
+                </w:tcPr>
+                <w:p>
+                  <w:pPr>
+                    <w:spacing w:after="0" w:line="240" w:lineRule="auto"/>
+                    <w:rPr>
+                      <w:rFonts w:ascii="Times New Roman" w:eastAsia="Times New Roman" w:hAnsi="Times New Roman" w:cs="Times New Roman"/>
+                      <w:kern w:val="0"/>
+                      <w:sz w:val="24"/>
+                      <w:szCs w:val="24"/>
+                      <w:lang w:eastAsia="zh-TW" w:bidi="ar-SA"/>
+                      <w14:ligatures w14:val="none"/>
+                    </w:rPr>
+                  </w:pPr>
+                  <w:r>
+                    <w:rPr>
+                      <w:rFonts w:ascii="PMingLiU" w:eastAsia="PMingLiU" w:hAnsi="PMingLiU" w:cs="PMingLiU"/>
+                      <w:kern w:val="0"/>
+                      <w:sz w:val="24"/>
+                      <w:szCs w:val="24"/>
+                      <w:lang w:eastAsia="zh-TW" w:bidi="ar-SA"/>
+                      <w14:ligatures w14:val="none"/>
+                    </w:rPr>
+                    <w:t>違規次數</w:t>
+                  </w:r>
+                </w:p>
+              </w:tc>
+            </w:tr>
+            <w:tr>
+              <w:trPr>
+                <w:tblCellSpacing w:w="15" w:type="dxa"/>
+              </w:trPr>
+              <w:tc>
+                <w:tcPr>
+                  <w:tcW w:w="0" w:type="auto"/>
+                  <w:vAlign w:val="center"/>
+                  <w:hideMark/>
+                </w:tcPr>
+                <w:p>
+                  <w:pPr>
+                    <w:spacing w:after="0" w:line="240" w:lineRule="auto"/>
+                    <w:rPr>
+                      <w:rFonts w:ascii="Times New Roman" w:eastAsia="Times New Roman" w:hAnsi="Times New Roman" w:cs="Times New Roman"/>
+                      <w:kern w:val="0"/>
+                      <w:sz w:val="24"/>
+                      <w:szCs w:val="24"/>
+                      <w:lang w:eastAsia="zh-TW" w:bidi="ar-SA"/>
+                      <w14:ligatures w14:val="none"/>
+                    </w:rPr>
+                  </w:pPr>
+                  <w:proofErr w:type="spellStart"/>
+                  <w:r>
+                    <w:rPr>
+                      <w:rFonts w:ascii="Times New Roman" w:eastAsia="Times New Roman" w:hAnsi="Times New Roman" w:cs="Times New Roman"/>
+                      <w:kern w:val="0"/>
+                      <w:sz w:val="24"/>
+                      <w:szCs w:val="24"/>
+                      <w:lang w:eastAsia="zh-TW" w:bidi="ar-SA"/>
+                      <w14:ligatures w14:val="none"/>
+                    </w:rPr>
+                    <w:t>fatigue_count</w:t>
+                  </w:r>
+                  <w:proofErr w:type="spellEnd"/>
+                </w:p>
+              </w:tc>
+              <w:tc>
+                <w:tcPr>
+                  <w:tcW w:w="0" w:type="auto"/>
+                  <w:vAlign w:val="center"/>
+                  <w:hideMark/>
+                </w:tcPr>
+                <w:p>
+                  <w:pPr>
+                    <w:spacing w:after="0" w:line="240" w:lineRule="auto"/>
+                    <w:rPr>
+                      <w:rFonts w:ascii="Times New Roman" w:eastAsia="Times New Roman" w:hAnsi="Times New Roman" w:cs="Times New Roman"/>
+                      <w:kern w:val="0"/>
+                      <w:sz w:val="24"/>
+                      <w:szCs w:val="24"/>
+                      <w:lang w:eastAsia="zh-TW" w:bidi="ar-SA"/>
+                      <w14:ligatures w14:val="none"/>
+                    </w:rPr>
+                  </w:pPr>
+                  <w:r>
+                    <w:rPr>
+                      <w:rFonts w:ascii="Times New Roman" w:eastAsia="Times New Roman" w:hAnsi="Times New Roman" w:cs="Times New Roman"/>
+                      <w:kern w:val="0"/>
+                      <w:sz w:val="24"/>
+                      <w:szCs w:val="24"/>
+                      <w:lang w:eastAsia="zh-TW" w:bidi="ar-SA"/>
+                      <w14:ligatures w14:val="none"/>
+                    </w:rPr>
+                    <w:t>INT</w:t>
+                  </w:r>
+                </w:p>
+              </w:tc>
+              <w:tc>
+                <w:tcPr>
+                  <w:tcW w:w="0" w:type="auto"/>
+                  <w:vAlign w:val="center"/>
+                  <w:hideMark/>
+                </w:tcPr>
+                <w:p>
+                  <w:pPr>
+                    <w:spacing w:after="0" w:line="240" w:lineRule="auto"/>
+                    <w:rPr>
+                      <w:rFonts w:ascii="Times New Roman" w:eastAsia="Times New Roman" w:hAnsi="Times New Roman" w:cs="Times New Roman"/>
+                      <w:kern w:val="0"/>
+                      <w:sz w:val="24"/>
+                      <w:szCs w:val="24"/>
+                      <w:lang w:eastAsia="zh-TW" w:bidi="ar-SA"/>
+                      <w14:ligatures w14:val="none"/>
+                    </w:rPr>
+                  </w:pPr>
+                  <w:r>
+                    <w:rPr>
+                      <w:rFonts w:ascii="PMingLiU" w:eastAsia="PMingLiU" w:hAnsi="PMingLiU" w:cs="PMingLiU"/>
+                      <w:kern w:val="0"/>
+                      <w:sz w:val="24"/>
+                      <w:szCs w:val="24"/>
+                      <w:lang w:eastAsia="zh-TW" w:bidi="ar-SA"/>
+                      <w14:ligatures w14:val="none"/>
+                    </w:rPr>
+                    <w:t>疲勞事件次數</w:t>
+                  </w:r>
+                </w:p>
+              </w:tc>
+            </w:tr>
+            <w:tr>
+              <w:trPr>
+                <w:tblCellSpacing w:w="15" w:type="dxa"/>
+              </w:trPr>
+              <w:tc>
+                <w:tcPr>
+                  <w:tcW w:w="0" w:type="auto"/>
+                  <w:vAlign w:val="center"/>
+                  <w:hideMark/>
+                </w:tcPr>
+                <w:p>
+                  <w:pPr>
+                    <w:spacing w:after="0" w:line="240" w:lineRule="auto"/>
+                    <w:rPr>
+                      <w:rFonts w:ascii="Times New Roman" w:eastAsia="Times New Roman" w:hAnsi="Times New Roman" w:cs="Times New Roman"/>
+                      <w:kern w:val="0"/>
+                      <w:sz w:val="24"/>
+                      <w:szCs w:val="24"/>
+                      <w:lang w:eastAsia="zh-TW" w:bidi="ar-SA"/>
+                      <w14:ligatures w14:val="none"/>
+                    </w:rPr>
+                  </w:pPr>
+                  <w:proofErr w:type="spellStart"/>
+                  <w:r>
+                    <w:rPr>
+                      <w:rFonts w:ascii="Times New Roman" w:eastAsia="Times New Roman" w:hAnsi="Times New Roman" w:cs="Times New Roman"/>
+                      <w:kern w:val="0"/>
+                      <w:sz w:val="24"/>
+                      <w:szCs w:val="24"/>
+                      <w:lang w:eastAsia="zh-TW" w:bidi="ar-SA"/>
+                      <w14:ligatures w14:val="none"/>
+                    </w:rPr>
+                    <w:t>ai_suggestions</w:t>
+                  </w:r>
+                  <w:proofErr w:type="spellEnd"/>
+                </w:p>
+              </w:tc>
+              <w:tc>
+                <w:tcPr>
+                  <w:tcW w:w="0" w:type="auto"/>
+                  <w:vAlign w:val="center"/>
+                  <w:hideMark/>
+                </w:tcPr>
+                <w:p>
+                  <w:pPr>
+                    <w:spacing w:after="0" w:line="240" w:lineRule="auto"/>
+                    <w:rPr>
+                      <w:rFonts w:ascii="Times New Roman" w:eastAsia="Times New Roman" w:hAnsi="Times New Roman" w:cs="Times New Roman"/>
+                      <w:kern w:val="0"/>
+                      <w:sz w:val="24"/>
+                      <w:szCs w:val="24"/>
+                      <w:lang w:eastAsia="zh-TW" w:bidi="ar-SA"/>
+                      <w14:ligatures w14:val="none"/>
+                    </w:rPr>
+                  </w:pPr>
+                  <w:r>
+                    <w:rPr>
+                      <w:rFonts w:ascii="Times New Roman" w:eastAsia="Times New Roman" w:hAnsi="Times New Roman" w:cs="Times New Roman"/>
+                      <w:kern w:val="0"/>
+                      <w:sz w:val="24"/>
+                      <w:szCs w:val="24"/>
+                      <w:lang w:eastAsia="zh-TW" w:bidi="ar-SA"/>
+                      <w14:ligatures w14:val="none"/>
+                    </w:rPr>
+                    <w:t>INT</w:t>
+                  </w:r>
+                </w:p>
+              </w:tc>
+              <w:tc>
+                <w:tcPr>
+                  <w:tcW w:w="0" w:type="auto"/>
+                  <w:vAlign w:val="center"/>
+                  <w:hideMark/>
+                </w:tcPr>
+                <w:p>
+                  <w:pPr>
+                    <w:spacing w:after="0" w:line="240" w:lineRule="auto"/>
+                    <w:rPr>
+                      <w:rFonts w:ascii="Times New Roman" w:eastAsia="Times New Roman" w:hAnsi="Times New Roman" w:cs="Times New Roman"/>
+                      <w:kern w:val="0"/>
+                      <w:sz w:val="24"/>
+                      <w:szCs w:val="24"/>
+                      <w:lang w:eastAsia="zh-TW" w:bidi="ar-SA"/>
+                      <w14:ligatures w14:val="none"/>
+                    </w:rPr>
+                  </w:pPr>
+                  <w:r>
+                    <w:rPr>
+                      <w:rFonts w:ascii="Times New Roman" w:eastAsia="Times New Roman" w:hAnsi="Times New Roman" w:cs="Times New Roman"/>
+                      <w:kern w:val="0"/>
+                      <w:sz w:val="24"/>
+                      <w:szCs w:val="24"/>
+                      <w:lang w:eastAsia="zh-TW" w:bidi="ar-SA"/>
+                      <w14:ligatures w14:val="none"/>
+                    </w:rPr>
+                    <w:t xml:space="preserve">AI </w:t>
+                  </w:r>
+                  <w:r>
+                    <w:rPr>
+                      <w:rFonts w:ascii="PMingLiU" w:eastAsia="PMingLiU" w:hAnsi="PMingLiU" w:cs="PMingLiU"/>
+                      <w:kern w:val="0"/>
+                      <w:sz w:val="24"/>
+                      <w:szCs w:val="24"/>
+                      <w:lang w:eastAsia="zh-TW" w:bidi="ar-SA"/>
+                      <w14:ligatures w14:val="none"/>
+                    </w:rPr>
+                    <w:t>建議次數</w:t>
+                  </w:r>
+                </w:p>
+              </w:tc>
+            </w:tr>
+            <w:tr>
+              <w:trPr>
+                <w:tblCellSpacing w:w="15" w:type="dxa"/>
+              </w:trPr>
+              <w:tc>
+                <w:tcPr>
+                  <w:tcW w:w="0" w:type="auto"/>
+                  <w:vAlign w:val="center"/>
+                  <w:hideMark/>
+                </w:tcPr>
+                <w:p>
+                  <w:pPr>
+                    <w:spacing w:after="0" w:line="240" w:lineRule="auto"/>
+                    <w:rPr>
+                      <w:rFonts w:ascii="Times New Roman" w:eastAsia="Times New Roman" w:hAnsi="Times New Roman" w:cs="Times New Roman"/>
+                      <w:kern w:val="0"/>
+                      <w:sz w:val="24"/>
+                      <w:szCs w:val="24"/>
+                      <w:lang w:eastAsia="zh-TW" w:bidi="ar-SA"/>
+                      <w14:ligatures w14:val="none"/>
+                    </w:rPr>
+                  </w:pPr>
+                  <w:r>
+                    <w:rPr>
+                      <w:rFonts w:ascii="Times New Roman" w:eastAsia="Times New Roman" w:hAnsi="Times New Roman" w:cs="Times New Roman"/>
+                      <w:kern w:val="0"/>
+                      <w:sz w:val="24"/>
+                      <w:szCs w:val="24"/>
+                      <w:lang w:eastAsia="zh-TW" w:bidi="ar-SA"/>
+                      <w14:ligatures w14:val="none"/>
+                    </w:rPr>
+                    <w:t>uploaded</w:t>
+                  </w:r>
+                </w:p>
+              </w:tc>
+              <w:tc>
+                <w:tcPr>
+                  <w:tcW w:w="0" w:type="auto"/>
+                  <w:vAlign w:val="center"/>
+                  <w:hideMark/>
+                </w:tcPr>
+                <w:p>
+                  <w:pPr>
+                    <w:spacing w:after="0" w:line="240" w:lineRule="auto"/>
+                    <w:rPr>
+                      <w:rFonts w:ascii="Times New Roman" w:eastAsia="Times New Roman" w:hAnsi="Times New Roman" w:cs="Times New Roman"/>
+                      <w:kern w:val="0"/>
+                      <w:sz w:val="24"/>
+                      <w:szCs w:val="24"/>
+                      <w:lang w:eastAsia="zh-TW" w:bidi="ar-SA"/>
+                      <w14:ligatures w14:val="none"/>
+                    </w:rPr>
+                  </w:pPr>
+                  <w:proofErr w:type="gramStart"/>
+                  <w:r>
+                    <w:rPr>
+                      <w:rFonts w:ascii="Times New Roman" w:eastAsia="Times New Roman" w:hAnsi="Times New Roman" w:cs="Times New Roman"/>
+                      <w:kern w:val="0"/>
+                      <w:sz w:val="24"/>
+                      <w:szCs w:val="24"/>
+                      <w:lang w:eastAsia="zh-TW" w:bidi="ar-SA"/>
+                      <w14:ligatures w14:val="none"/>
+                    </w:rPr>
+                    <w:t>TINYINT(</w:t>
+                  </w:r>
+                  <w:proofErr w:type="gramEnd"/>
+                  <w:r>
+                    <w:rPr>
+                      <w:rFonts w:ascii="Times New Roman" w:eastAsia="Times New Roman" w:hAnsi="Times New Roman" w:cs="Times New Roman"/>
+                      <w:kern w:val="0"/>
+                      <w:sz w:val="24"/>
+                      <w:szCs w:val="24"/>
+                      <w:lang w:eastAsia="zh-TW" w:bidi="ar-SA"/>
+                      <w14:ligatures w14:val="none"/>
+                    </w:rPr>
+                    <w:t>1)</w:t>
+                  </w:r>
+                </w:p>
+              </w:tc>
+              <w:tc>
+                <w:tcPr>
+                  <w:tcW w:w="0" w:type="auto"/>
+                  <w:vAlign w:val="center"/>
+                  <w:hideMark/>
+                </w:tcPr>
+                <w:p>
+                  <w:pPr>
+                    <w:spacing w:after="0" w:line="240" w:lineRule="auto"/>
+                    <w:rPr>
+                      <w:rFonts w:ascii="Times New Roman" w:eastAsia="Times New Roman" w:hAnsi="Times New Roman" w:cs="Times New Roman"/>
+                      <w:kern w:val="0"/>
+                      <w:sz w:val="24"/>
+                      <w:szCs w:val="24"/>
+                      <w:lang w:eastAsia="zh-TW" w:bidi="ar-SA"/>
+                      <w14:ligatures w14:val="none"/>
+                    </w:rPr>
+                  </w:pPr>
+                  <w:r>
+                    <w:rPr>
+                      <w:rFonts w:ascii="PMingLiU" w:eastAsia="PMingLiU" w:hAnsi="PMingLiU" w:cs="PMingLiU"/>
+                      <w:kern w:val="0"/>
+                      <w:sz w:val="24"/>
+                      <w:szCs w:val="24"/>
+                      <w:lang w:eastAsia="zh-TW" w:bidi="ar-SA"/>
+                      <w14:ligatures w14:val="none"/>
+                    </w:rPr>
+                    <w:t>是否已同步（</w:t>
+                  </w:r>
+                  <w:r>
+                    <w:rPr>
+                      <w:rFonts w:ascii="Times New Roman" w:eastAsia="Times New Roman" w:hAnsi="Times New Roman" w:cs="Times New Roman"/>
+                      <w:kern w:val="0"/>
+                      <w:sz w:val="24"/>
+                      <w:szCs w:val="24"/>
+                      <w:lang w:eastAsia="zh-TW" w:bidi="ar-SA"/>
+                      <w14:ligatures w14:val="none"/>
+                    </w:rPr>
+                    <w:t>0/1</w:t>
+                  </w:r>
+                  <w:r>
+                    <w:rPr>
+                      <w:rFonts w:ascii="PMingLiU" w:eastAsia="PMingLiU" w:hAnsi="PMingLiU" w:cs="PMingLiU"/>
+                      <w:kern w:val="0"/>
+                      <w:sz w:val="24"/>
+                      <w:szCs w:val="24"/>
+                      <w:lang w:eastAsia="zh-TW" w:bidi="ar-SA"/>
+                      <w14:ligatures w14:val="none"/>
+                    </w:rPr>
+                    <w:t>）</w:t>
+                  </w:r>
+                </w:p>
+              </w:tc>
+            </w:tr>
+            <w:tr>
+              <w:trPr>
+                <w:tblCellSpacing w:w="15" w:type="dxa"/>
+              </w:trPr>
+              <w:tc>
+                <w:tcPr>
+                  <w:tcW w:w="0" w:type="auto"/>
+                  <w:vAlign w:val="center"/>
+                  <w:hideMark/>
+                </w:tcPr>
+                <w:p>
+                  <w:pPr>
+                    <w:spacing w:after="0" w:line="240" w:lineRule="auto"/>
+                    <w:rPr>
+                      <w:rFonts w:ascii="Times New Roman" w:eastAsia="Times New Roman" w:hAnsi="Times New Roman" w:cs="Times New Roman"/>
+                      <w:kern w:val="0"/>
+                      <w:sz w:val="24"/>
+                      <w:szCs w:val="24"/>
+                      <w:lang w:eastAsia="zh-TW" w:bidi="ar-SA"/>
+                      <w14:ligatures w14:val="none"/>
+                    </w:rPr>
+                  </w:pPr>
+                  <w:proofErr w:type="spellStart"/>
+                  <w:r>
+                    <w:rPr>
+                      <w:rFonts w:ascii="Times New Roman" w:eastAsia="Times New Roman" w:hAnsi="Times New Roman" w:cs="Times New Roman"/>
+                      <w:kern w:val="0"/>
+                      <w:sz w:val="24"/>
+                      <w:szCs w:val="24"/>
+                      <w:lang w:eastAsia="zh-TW" w:bidi="ar-SA"/>
+                      <w14:ligatures w14:val="none"/>
+                    </w:rPr>
+                    <w:t>created_time</w:t>
+                  </w:r>
+                  <w:proofErr w:type="spellEnd"/>
+                </w:p>
+              </w:tc>
+              <w:tc>
+                <w:tcPr>
+                  <w:tcW w:w="0" w:type="auto"/>
+                  <w:vAlign w:val="center"/>
+                  <w:hideMark/>
+                </w:tcPr>
+                <w:p>
+                  <w:pPr>
+                    <w:spacing w:after="0" w:line="240" w:lineRule="auto"/>
+                    <w:rPr>
+                      <w:rFonts w:ascii="Times New Roman" w:eastAsia="Times New Roman" w:hAnsi="Times New Roman" w:cs="Times New Roman"/>
+                      <w:kern w:val="0"/>
+                      <w:sz w:val="24"/>
+                      <w:szCs w:val="24"/>
+                      <w:lang w:eastAsia="zh-TW" w:bidi="ar-SA"/>
+                      <w14:ligatures w14:val="none"/>
+                    </w:rPr>
+                  </w:pPr>
+                  <w:r>
+                    <w:rPr>
+                      <w:rFonts w:ascii="Times New Roman" w:eastAsia="Times New Roman" w:hAnsi="Times New Roman" w:cs="Times New Roman"/>
+                      <w:kern w:val="0"/>
+                      <w:sz w:val="24"/>
+                      <w:szCs w:val="24"/>
+                      <w:lang w:eastAsia="zh-TW" w:bidi="ar-SA"/>
+                      <w14:ligatures w14:val="none"/>
+                    </w:rPr>
+                    <w:t>TIMESTAMP</w:t>
+                  </w:r>
+                </w:p>
+              </w:tc>
+              <w:tc>
+                <w:tcPr>
+                  <w:tcW w:w="0" w:type="auto"/>
+                  <w:vAlign w:val="center"/>
+                  <w:hideMark/>
+                </w:tcPr>
+                <w:p>
+                  <w:pPr>
+                    <w:spacing w:after="0" w:line="240" w:lineRule="auto"/>
+                    <w:rPr>
+                      <w:rFonts w:ascii="Times New Roman" w:eastAsia="Times New Roman" w:hAnsi="Times New Roman" w:cs="Times New Roman"/>
+                      <w:kern w:val="0"/>
+                      <w:sz w:val="24"/>
+                      <w:szCs w:val="24"/>
+                      <w:lang w:eastAsia="zh-TW" w:bidi="ar-SA"/>
+                      <w14:ligatures w14:val="none"/>
+                    </w:rPr>
+                  </w:pPr>
+                  <w:r>
+                    <w:rPr>
+                      <w:rFonts w:ascii="PMingLiU" w:eastAsia="PMingLiU" w:hAnsi="PMingLiU" w:cs="PMingLiU"/>
+                      <w:kern w:val="0"/>
+                      <w:sz w:val="24"/>
+                      <w:szCs w:val="24"/>
+                      <w:lang w:eastAsia="zh-TW" w:bidi="ar-SA"/>
+                      <w14:ligatures w14:val="none"/>
+                    </w:rPr>
+                    <w:t>建立時間</w:t>
+                  </w:r>
+                </w:p>
+              </w:tc>
+            </w:tr>
+            <w:tr>
+              <w:trPr>
+                <w:tblCellSpacing w:w="15" w:type="dxa"/>
+              </w:trPr>
+              <w:tc>
+                <w:tcPr>
+                  <w:tcW w:w="0" w:type="auto"/>
+                  <w:vAlign w:val="center"/>
+                  <w:hideMark/>
+                </w:tcPr>
+                <w:p>
+                  <w:pPr>
+                    <w:spacing w:after="0" w:line="240" w:lineRule="auto"/>
+                    <w:rPr>
+                      <w:rFonts w:ascii="Times New Roman" w:eastAsia="Times New Roman" w:hAnsi="Times New Roman" w:cs="Times New Roman"/>
+                      <w:kern w:val="0"/>
+                      <w:sz w:val="24"/>
+                      <w:szCs w:val="24"/>
+                      <w:lang w:eastAsia="zh-TW" w:bidi="ar-SA"/>
+                      <w14:ligatures w14:val="none"/>
+                    </w:rPr>
+                  </w:pPr>
+                  <w:r>
+                    <w:rPr>
+                      <w:rFonts w:ascii="Times New Roman" w:eastAsia="Times New Roman" w:hAnsi="Times New Roman" w:cs="Times New Roman"/>
+                      <w:kern w:val="0"/>
+                      <w:sz w:val="24"/>
+                      <w:szCs w:val="24"/>
+                      <w:lang w:eastAsia="zh-TW" w:bidi="ar-SA"/>
+                      <w14:ligatures w14:val="none"/>
+                    </w:rPr>
+                    <w:t>notes</w:t>
+                  </w:r>
+                </w:p>
+              </w:tc>
+              <w:tc>
+                <w:tcPr>
+                  <w:tcW w:w="0" w:type="auto"/>
+                  <w:vAlign w:val="center"/>
+                  <w:hideMark/>
+                </w:tcPr>
+                <w:p>
+                  <w:pPr>
+                    <w:spacing w:after="0" w:line="240" w:lineRule="auto"/>
+                    <w:rPr>
+                      <w:rFonts w:ascii="Times New Roman" w:eastAsia="Times New Roman" w:hAnsi="Times New Roman" w:cs="Times New Roman"/>
+                      <w:kern w:val="0"/>
+                      <w:sz w:val="24"/>
+                      <w:szCs w:val="24"/>
+                      <w:lang w:eastAsia="zh-TW" w:bidi="ar-SA"/>
+                      <w14:ligatures w14:val="none"/>
+                    </w:rPr>
+                  </w:pPr>
+                  <w:r>
+                    <w:rPr>
+                      <w:rFonts w:ascii="Times New Roman" w:eastAsia="Times New Roman" w:hAnsi="Times New Roman" w:cs="Times New Roman"/>
+                      <w:kern w:val="0"/>
+                      <w:sz w:val="24"/>
+                      <w:szCs w:val="24"/>
+                      <w:lang w:eastAsia="zh-TW" w:bidi="ar-SA"/>
+                      <w14:ligatures w14:val="none"/>
+                    </w:rPr>
+                    <w:t>TEXT</w:t>
+                  </w:r>
+                </w:p>
+              </w:tc>
+              <w:tc>
+                <w:tcPr>
+                  <w:tcW w:w="0" w:type="auto"/>
+                  <w:vAlign w:val="center"/>
+                  <w:hideMark/>
+                </w:tcPr>
+                <w:p>
+                  <w:pPr>
+                    <w:spacing w:after="0" w:line="240" w:lineRule="auto"/>
+                    <w:rPr>
+                      <w:rFonts w:ascii="Times New Roman" w:eastAsia="Times New Roman" w:hAnsi="Times New Roman" w:cs="Times New Roman"/>
+                      <w:kern w:val="0"/>
+                      <w:sz w:val="24"/>
+                      <w:szCs w:val="24"/>
+                      <w:lang w:eastAsia="zh-TW" w:bidi="ar-SA"/>
+                      <w14:ligatures w14:val="none"/>
+                    </w:rPr>
+                  </w:pPr>
+                  <w:r>
+                    <w:rPr>
+                      <w:rFonts w:ascii="PMingLiU" w:eastAsia="PMingLiU" w:hAnsi="PMingLiU" w:cs="PMingLiU"/>
+                      <w:kern w:val="0"/>
+                      <w:sz w:val="24"/>
+                      <w:szCs w:val="24"/>
+                      <w:lang w:eastAsia="zh-TW" w:bidi="ar-SA"/>
+                      <w14:ligatures w14:val="none"/>
+                    </w:rPr>
+                    <w:t>備註、錯誤描述等</w:t>
+                  </w:r>
+                </w:p>
+              </w:tc>
+            </w:tr>
+          </w:tbl>
+          <w:p>
+            <w:pPr>
+              <w:spacing w:after="0" w:line="240" w:lineRule="auto"/>
+              <w:rPr>
+                <w:rFonts w:ascii="Times New Roman" w:eastAsia="Times New Roman" w:hAnsi="Times New Roman" w:cs="Times New Roman"/>
+                <w:kern w:val="0"/>
+                <w:sz w:val="24"/>
+                <w:szCs w:val="24"/>
+                <w:lang w:eastAsia="zh-TW" w:bidi="ar-SA"/>
+                <w14:ligatures w14:val="none"/>
+              </w:rPr>
+            </w:pPr>
+          </w:p>
+        </w:tc>
+        <w:tc>
+          <w:tcPr>
+            <w:tcW w:w="0" w:type="auto"/>
+            <w:vAlign w:val="center"/>
+          </w:tcPr>
+          <w:p>
+            <w:pPr>
+              <w:spacing w:after="0" w:line="240" w:lineRule="auto"/>
+              <w:rPr>
+                <w:rFonts w:ascii="Times New Roman" w:eastAsia="Times New Roman" w:hAnsi="Times New Roman" w:cs="Times New Roman"/>
+                <w:kern w:val="0"/>
+                <w:sz w:val="24"/>
+                <w:szCs w:val="24"/>
+                <w:lang w:eastAsia="zh-TW" w:bidi="ar-SA"/>
+                <w14:ligatures w14:val="none"/>
+              </w:rPr>
+            </w:pPr>
+          </w:p>
+        </w:tc>
+        <w:tc>
+          <w:tcPr>
+            <w:tcW w:w="0" w:type="auto"/>
+            <w:vAlign w:val="center"/>
+          </w:tcPr>
+          <w:p>
+            <w:pPr>
+              <w:spacing w:after="0" w:line="240" w:lineRule="auto"/>
+              <w:rPr>
+                <w:rFonts w:ascii="Times New Roman" w:eastAsia="Times New Roman" w:hAnsi="Times New Roman" w:cs="Times New Roman"/>
+                <w:kern w:val="0"/>
+                <w:sz w:val="24"/>
+                <w:szCs w:val="24"/>
+                <w:lang w:eastAsia="zh-TW" w:bidi="ar-SA"/>
+                <w14:ligatures w14:val="none"/>
+              </w:rPr>
+            </w:pPr>
+          </w:p>
+        </w:tc>
+        <w:tc>
+          <w:tcPr>
+            <w:tcW w:w="0" w:type="auto"/>
+            <w:vAlign w:val="center"/>
+          </w:tcPr>
+          <w:p>
+            <w:pPr>
+              <w:spacing w:after="0" w:line="240" w:lineRule="auto"/>
+              <w:rPr>
+                <w:rFonts w:ascii="Times New Roman" w:eastAsia="Times New Roman" w:hAnsi="Times New Roman" w:cs="Times New Roman"/>
+                <w:kern w:val="0"/>
+                <w:sz w:val="24"/>
+                <w:szCs w:val="24"/>
+                <w:lang w:eastAsia="zh-TW" w:bidi="ar-SA"/>
+                <w14:ligatures w14:val="none"/>
+              </w:rPr>
+            </w:pPr>
+          </w:p>
+        </w:tc>
+        <w:tc>
+          <w:tcPr>
+            <w:tcW w:w="0" w:type="auto"/>
+            <w:vAlign w:val="center"/>
+          </w:tcPr>
+          <w:p>
+            <w:pPr>
+              <w:spacing w:after="0" w:line="240" w:lineRule="auto"/>
+              <w:rPr>
+                <w:rFonts w:ascii="Times New Roman" w:eastAsia="Times New Roman" w:hAnsi="Times New Roman" w:cs="Times New Roman"/>
+                <w:kern w:val="0"/>
+                <w:sz w:val="24"/>
+                <w:szCs w:val="24"/>
+                <w:lang w:eastAsia="zh-TW" w:bidi="ar-SA"/>
+                <w14:ligatures w14:val="none"/>
+              </w:rPr>
+            </w:pPr>
           </w:p>
         </w:tc>
       </w:tr>
@@ -25266,71 +26823,96 @@
         <w:tc>
           <w:tcPr>
             <w:tcW w:w="0" w:type="auto"/>
-            <w:gridSpan w:val="2"/>
-            <w:vAlign w:val="center"/>
-            <w:hideMark/>
-          </w:tcPr>
-          <w:p>
-            <w:proofErr w:type="spellStart"/>
-            <w:r>
-              <w:t>report_id</w:t>
-            </w:r>
-            <w:proofErr w:type="spellEnd"/>
-          </w:p>
-        </w:tc>
-        <w:tc>
-          <w:tcPr>
-            <w:tcW w:w="0" w:type="auto"/>
-            <w:gridSpan w:val="2"/>
-            <w:vAlign w:val="center"/>
-            <w:hideMark/>
-          </w:tcPr>
-          <w:p>
-            <w:r>
-              <w:rPr>
-                <w:rFonts w:ascii="PMingLiU" w:eastAsia="PMingLiU" w:hAnsi="PMingLiU" w:cs="PMingLiU" w:hint="eastAsia"/>
-              </w:rPr>
-              <w:t>報表編號</w:t>
-            </w:r>
-          </w:p>
-        </w:tc>
-        <w:tc>
-          <w:tcPr>
-            <w:tcW w:w="0" w:type="auto"/>
-            <w:gridSpan w:val="4"/>
-            <w:vAlign w:val="center"/>
-            <w:hideMark/>
-          </w:tcPr>
-          <w:p>
-            <w:r>
-              <w:t>INT</w:t>
-            </w:r>
-          </w:p>
-        </w:tc>
-        <w:tc>
-          <w:tcPr>
-            <w:tcW w:w="0" w:type="auto"/>
-            <w:vAlign w:val="center"/>
-            <w:hideMark/>
-          </w:tcPr>
-          <w:p/>
-        </w:tc>
-        <w:tc>
-          <w:tcPr>
-            <w:tcW w:w="0" w:type="auto"/>
-            <w:vAlign w:val="center"/>
-            <w:hideMark/>
-          </w:tcPr>
-          <w:p>
-            <w:pPr>
-              <w:rPr>
-                <w:sz w:val="24"/>
-                <w:szCs w:val="24"/>
-              </w:rPr>
-            </w:pPr>
-            <w:r>
-              <w:t>PK</w:t>
-            </w:r>
+            <w:vAlign w:val="center"/>
+          </w:tcPr>
+          <w:p>
+            <w:pPr>
+              <w:spacing w:after="0" w:line="240" w:lineRule="auto"/>
+              <w:rPr>
+                <w:rFonts w:ascii="Times New Roman" w:eastAsia="Times New Roman" w:hAnsi="Times New Roman" w:cs="Times New Roman"/>
+                <w:kern w:val="0"/>
+                <w:sz w:val="24"/>
+                <w:szCs w:val="24"/>
+                <w:lang w:eastAsia="zh-TW" w:bidi="ar-SA"/>
+                <w14:ligatures w14:val="none"/>
+              </w:rPr>
+            </w:pPr>
+          </w:p>
+        </w:tc>
+        <w:tc>
+          <w:tcPr>
+            <w:tcW w:w="0" w:type="auto"/>
+            <w:vAlign w:val="center"/>
+          </w:tcPr>
+          <w:p>
+            <w:pPr>
+              <w:spacing w:after="0" w:line="240" w:lineRule="auto"/>
+              <w:rPr>
+                <w:rFonts w:ascii="Times New Roman" w:eastAsia="Times New Roman" w:hAnsi="Times New Roman" w:cs="Times New Roman"/>
+                <w:kern w:val="0"/>
+                <w:sz w:val="24"/>
+                <w:szCs w:val="24"/>
+                <w:lang w:eastAsia="zh-TW" w:bidi="ar-SA"/>
+                <w14:ligatures w14:val="none"/>
+              </w:rPr>
+            </w:pPr>
+          </w:p>
+        </w:tc>
+        <w:tc>
+          <w:tcPr>
+            <w:tcW w:w="0" w:type="auto"/>
+            <w:vAlign w:val="center"/>
+          </w:tcPr>
+          <w:p>
+            <w:pPr>
+              <w:spacing w:after="0" w:line="240" w:lineRule="auto"/>
+              <w:rPr>
+                <w:rFonts w:ascii="Times New Roman" w:eastAsia="Times New Roman" w:hAnsi="Times New Roman" w:cs="Times New Roman"/>
+                <w:kern w:val="0"/>
+                <w:sz w:val="24"/>
+                <w:szCs w:val="24"/>
+                <w:lang w:eastAsia="zh-TW" w:bidi="ar-SA"/>
+                <w14:ligatures w14:val="none"/>
+              </w:rPr>
+            </w:pPr>
+          </w:p>
+        </w:tc>
+        <w:tc>
+          <w:tcPr>
+            <w:tcW w:w="0" w:type="auto"/>
+            <w:vAlign w:val="center"/>
+          </w:tcPr>
+          <w:p>
+            <w:pPr>
+              <w:spacing w:after="0" w:line="240" w:lineRule="auto"/>
+              <w:rPr>
+                <w:rFonts w:ascii="Times New Roman" w:eastAsia="Times New Roman" w:hAnsi="Times New Roman" w:cs="Times New Roman"/>
+                <w:kern w:val="0"/>
+                <w:sz w:val="24"/>
+                <w:szCs w:val="24"/>
+                <w:lang w:eastAsia="zh-TW" w:bidi="ar-SA"/>
+                <w14:ligatures w14:val="none"/>
+              </w:rPr>
+            </w:pPr>
+          </w:p>
+        </w:tc>
+        <w:tc>
+          <w:tcPr>
+            <w:tcW w:w="0" w:type="auto"/>
+            <w:vAlign w:val="center"/>
+          </w:tcPr>
+          <w:p>
+            <w:pPr>
+              <w:spacing w:after="0" w:line="240" w:lineRule="auto"/>
+              <w:rPr>
+                <w:rFonts w:ascii="Times New Roman" w:eastAsia="Times New Roman" w:hAnsi="Times New Roman" w:cs="Times New Roman"/>
+                <w:kern w:val="0"/>
+                <w:sz w:val="20"/>
+                <w:szCs w:val="20"/>
+                <w:lang w:eastAsia="zh-TW" w:bidi="ar-SA"/>
+                <w14:ligatures w14:val="none"/>
+              </w:rPr>
+            </w:pPr>
           </w:p>
         </w:tc>
       </w:tr>
@@ -25341,72 +26923,96 @@
         <w:tc>
           <w:tcPr>
             <w:tcW w:w="0" w:type="auto"/>
-            <w:gridSpan w:val="2"/>
-            <w:vAlign w:val="center"/>
-            <w:hideMark/>
-          </w:tcPr>
-          <w:p>
-            <w:proofErr w:type="spellStart"/>
-            <w:r>
-              <w:t>staff_id</w:t>
-            </w:r>
-            <w:proofErr w:type="spellEnd"/>
-          </w:p>
-        </w:tc>
-        <w:tc>
-          <w:tcPr>
-            <w:tcW w:w="0" w:type="auto"/>
-            <w:gridSpan w:val="2"/>
-            <w:vAlign w:val="center"/>
-            <w:hideMark/>
-          </w:tcPr>
-          <w:p>
-            <w:r>
-              <w:rPr>
-                <w:rFonts w:ascii="PMingLiU" w:eastAsia="PMingLiU" w:hAnsi="PMingLiU" w:cs="PMingLiU" w:hint="eastAsia"/>
-              </w:rPr>
-              <w:t>駕駛</w:t>
-            </w:r>
-            <w:r>
-              <w:t>ID</w:t>
-            </w:r>
-          </w:p>
-        </w:tc>
-        <w:tc>
-          <w:tcPr>
-            <w:tcW w:w="0" w:type="auto"/>
-            <w:gridSpan w:val="4"/>
-            <w:vAlign w:val="center"/>
-            <w:hideMark/>
-          </w:tcPr>
-          <w:p>
-            <w:r>
-              <w:t>VARCHAR</w:t>
-            </w:r>
-          </w:p>
-        </w:tc>
-        <w:tc>
-          <w:tcPr>
-            <w:tcW w:w="0" w:type="auto"/>
-            <w:vAlign w:val="center"/>
-            <w:hideMark/>
-          </w:tcPr>
-          <w:p>
-            <w:r>
-              <w:t>50</w:t>
-            </w:r>
-          </w:p>
-        </w:tc>
-        <w:tc>
-          <w:tcPr>
-            <w:tcW w:w="0" w:type="auto"/>
-            <w:vAlign w:val="center"/>
-            <w:hideMark/>
-          </w:tcPr>
-          <w:p>
-            <w:r>
-              <w:t>FK</w:t>
-            </w:r>
+            <w:vAlign w:val="center"/>
+          </w:tcPr>
+          <w:p>
+            <w:pPr>
+              <w:spacing w:after="0" w:line="240" w:lineRule="auto"/>
+              <w:rPr>
+                <w:rFonts w:ascii="Times New Roman" w:eastAsia="Times New Roman" w:hAnsi="Times New Roman" w:cs="Times New Roman"/>
+                <w:kern w:val="0"/>
+                <w:sz w:val="24"/>
+                <w:szCs w:val="24"/>
+                <w:lang w:eastAsia="zh-TW" w:bidi="ar-SA"/>
+                <w14:ligatures w14:val="none"/>
+              </w:rPr>
+            </w:pPr>
+          </w:p>
+        </w:tc>
+        <w:tc>
+          <w:tcPr>
+            <w:tcW w:w="0" w:type="auto"/>
+            <w:vAlign w:val="center"/>
+          </w:tcPr>
+          <w:p>
+            <w:pPr>
+              <w:spacing w:after="0" w:line="240" w:lineRule="auto"/>
+              <w:rPr>
+                <w:rFonts w:ascii="Times New Roman" w:eastAsia="Times New Roman" w:hAnsi="Times New Roman" w:cs="Times New Roman"/>
+                <w:kern w:val="0"/>
+                <w:sz w:val="24"/>
+                <w:szCs w:val="24"/>
+                <w:lang w:eastAsia="zh-TW" w:bidi="ar-SA"/>
+                <w14:ligatures w14:val="none"/>
+              </w:rPr>
+            </w:pPr>
+          </w:p>
+        </w:tc>
+        <w:tc>
+          <w:tcPr>
+            <w:tcW w:w="0" w:type="auto"/>
+            <w:vAlign w:val="center"/>
+          </w:tcPr>
+          <w:p>
+            <w:pPr>
+              <w:spacing w:after="0" w:line="240" w:lineRule="auto"/>
+              <w:rPr>
+                <w:rFonts w:ascii="Times New Roman" w:eastAsia="Times New Roman" w:hAnsi="Times New Roman" w:cs="Times New Roman"/>
+                <w:kern w:val="0"/>
+                <w:sz w:val="24"/>
+                <w:szCs w:val="24"/>
+                <w:lang w:eastAsia="zh-TW" w:bidi="ar-SA"/>
+                <w14:ligatures w14:val="none"/>
+              </w:rPr>
+            </w:pPr>
+          </w:p>
+        </w:tc>
+        <w:tc>
+          <w:tcPr>
+            <w:tcW w:w="0" w:type="auto"/>
+            <w:vAlign w:val="center"/>
+          </w:tcPr>
+          <w:p>
+            <w:pPr>
+              <w:spacing w:after="0" w:line="240" w:lineRule="auto"/>
+              <w:rPr>
+                <w:rFonts w:ascii="Times New Roman" w:eastAsia="Times New Roman" w:hAnsi="Times New Roman" w:cs="Times New Roman"/>
+                <w:kern w:val="0"/>
+                <w:sz w:val="24"/>
+                <w:szCs w:val="24"/>
+                <w:lang w:eastAsia="zh-TW" w:bidi="ar-SA"/>
+                <w14:ligatures w14:val="none"/>
+              </w:rPr>
+            </w:pPr>
+          </w:p>
+        </w:tc>
+        <w:tc>
+          <w:tcPr>
+            <w:tcW w:w="0" w:type="auto"/>
+            <w:vAlign w:val="center"/>
+          </w:tcPr>
+          <w:p>
+            <w:pPr>
+              <w:spacing w:after="0" w:line="240" w:lineRule="auto"/>
+              <w:rPr>
+                <w:rFonts w:ascii="Times New Roman" w:eastAsia="Times New Roman" w:hAnsi="Times New Roman" w:cs="Times New Roman"/>
+                <w:kern w:val="0"/>
+                <w:sz w:val="20"/>
+                <w:szCs w:val="20"/>
+                <w:lang w:eastAsia="zh-TW" w:bidi="ar-SA"/>
+                <w14:ligatures w14:val="none"/>
+              </w:rPr>
+            </w:pPr>
           </w:p>
         </w:tc>
       </w:tr>
@@ -25417,66 +27023,195 @@
         <w:tc>
           <w:tcPr>
             <w:tcW w:w="0" w:type="auto"/>
-            <w:gridSpan w:val="2"/>
-            <w:vAlign w:val="center"/>
-            <w:hideMark/>
-          </w:tcPr>
-          <w:p>
-            <w:proofErr w:type="spellStart"/>
-            <w:r>
-              <w:t>report_start</w:t>
-            </w:r>
-            <w:proofErr w:type="spellEnd"/>
-          </w:p>
-        </w:tc>
-        <w:tc>
-          <w:tcPr>
-            <w:tcW w:w="0" w:type="auto"/>
-            <w:gridSpan w:val="2"/>
-            <w:vAlign w:val="center"/>
-            <w:hideMark/>
-          </w:tcPr>
-          <w:p>
-            <w:r>
-              <w:rPr>
-                <w:rFonts w:ascii="PMingLiU" w:eastAsia="PMingLiU" w:hAnsi="PMingLiU" w:cs="PMingLiU" w:hint="eastAsia"/>
-              </w:rPr>
-              <w:t>起始日期</w:t>
-            </w:r>
-          </w:p>
-        </w:tc>
-        <w:tc>
-          <w:tcPr>
-            <w:tcW w:w="0" w:type="auto"/>
-            <w:gridSpan w:val="4"/>
-            <w:vAlign w:val="center"/>
-            <w:hideMark/>
-          </w:tcPr>
-          <w:p>
-            <w:r>
-              <w:t>DATE</w:t>
-            </w:r>
-          </w:p>
-        </w:tc>
-        <w:tc>
-          <w:tcPr>
-            <w:tcW w:w="0" w:type="auto"/>
-            <w:vAlign w:val="center"/>
-            <w:hideMark/>
-          </w:tcPr>
-          <w:p/>
-        </w:tc>
-        <w:tc>
-          <w:tcPr>
-            <w:tcW w:w="0" w:type="auto"/>
-            <w:vAlign w:val="center"/>
-            <w:hideMark/>
-          </w:tcPr>
-          <w:p>
-            <w:pPr>
-              <w:rPr>
-                <w:sz w:val="20"/>
-                <w:szCs w:val="20"/>
+            <w:vAlign w:val="center"/>
+          </w:tcPr>
+          <w:p>
+            <w:pPr>
+              <w:spacing w:after="0" w:line="240" w:lineRule="auto"/>
+              <w:rPr>
+                <w:rFonts w:ascii="Times New Roman" w:eastAsia="Times New Roman" w:hAnsi="Times New Roman" w:cs="Times New Roman"/>
+                <w:kern w:val="0"/>
+                <w:sz w:val="24"/>
+                <w:szCs w:val="24"/>
+                <w:lang w:eastAsia="zh-TW" w:bidi="ar-SA"/>
+                <w14:ligatures w14:val="none"/>
+              </w:rPr>
+            </w:pPr>
+          </w:p>
+        </w:tc>
+        <w:tc>
+          <w:tcPr>
+            <w:tcW w:w="0" w:type="auto"/>
+            <w:vAlign w:val="center"/>
+          </w:tcPr>
+          <w:p>
+            <w:pPr>
+              <w:spacing w:after="0" w:line="240" w:lineRule="auto"/>
+              <w:rPr>
+                <w:rFonts w:ascii="Times New Roman" w:eastAsia="Times New Roman" w:hAnsi="Times New Roman" w:cs="Times New Roman"/>
+                <w:kern w:val="0"/>
+                <w:sz w:val="24"/>
+                <w:szCs w:val="24"/>
+                <w:lang w:eastAsia="zh-TW" w:bidi="ar-SA"/>
+                <w14:ligatures w14:val="none"/>
+              </w:rPr>
+            </w:pPr>
+          </w:p>
+        </w:tc>
+        <w:tc>
+          <w:tcPr>
+            <w:tcW w:w="0" w:type="auto"/>
+            <w:vAlign w:val="center"/>
+          </w:tcPr>
+          <w:p>
+            <w:pPr>
+              <w:spacing w:after="0" w:line="240" w:lineRule="auto"/>
+              <w:rPr>
+                <w:rFonts w:ascii="Times New Roman" w:eastAsia="Times New Roman" w:hAnsi="Times New Roman" w:cs="Times New Roman"/>
+                <w:kern w:val="0"/>
+                <w:sz w:val="24"/>
+                <w:szCs w:val="24"/>
+                <w:lang w:eastAsia="zh-TW" w:bidi="ar-SA"/>
+                <w14:ligatures w14:val="none"/>
+              </w:rPr>
+            </w:pPr>
+          </w:p>
+        </w:tc>
+        <w:tc>
+          <w:tcPr>
+            <w:tcW w:w="0" w:type="auto"/>
+            <w:vAlign w:val="center"/>
+          </w:tcPr>
+          <w:p>
+            <w:pPr>
+              <w:spacing w:after="0" w:line="240" w:lineRule="auto"/>
+              <w:rPr>
+                <w:rFonts w:ascii="Times New Roman" w:eastAsia="Times New Roman" w:hAnsi="Times New Roman" w:cs="Times New Roman"/>
+                <w:kern w:val="0"/>
+                <w:sz w:val="24"/>
+                <w:szCs w:val="24"/>
+                <w:lang w:eastAsia="zh-TW" w:bidi="ar-SA"/>
+                <w14:ligatures w14:val="none"/>
+              </w:rPr>
+            </w:pPr>
+          </w:p>
+        </w:tc>
+        <w:tc>
+          <w:tcPr>
+            <w:tcW w:w="0" w:type="auto"/>
+            <w:vAlign w:val="center"/>
+          </w:tcPr>
+          <w:p>
+            <w:pPr>
+              <w:spacing w:after="0" w:line="240" w:lineRule="auto"/>
+              <w:rPr>
+                <w:rFonts w:ascii="Times New Roman" w:eastAsia="Times New Roman" w:hAnsi="Times New Roman" w:cs="Times New Roman"/>
+                <w:kern w:val="0"/>
+                <w:sz w:val="24"/>
+                <w:szCs w:val="24"/>
+                <w:lang w:eastAsia="zh-TW" w:bidi="ar-SA"/>
+                <w14:ligatures w14:val="none"/>
+              </w:rPr>
+            </w:pPr>
+          </w:p>
+        </w:tc>
+      </w:tr>
+      <w:tr>
+        <w:trPr>
+          <w:trHeight w:val="38"/>
+          <w:tblCellSpacing w:w="15" w:type="dxa"/>
+        </w:trPr>
+        <w:tc>
+          <w:tcPr>
+            <w:tcW w:w="0" w:type="auto"/>
+            <w:vAlign w:val="center"/>
+          </w:tcPr>
+          <w:p>
+            <w:pPr>
+              <w:spacing w:after="0" w:line="240" w:lineRule="auto"/>
+              <w:rPr>
+                <w:rFonts w:ascii="Times New Roman" w:eastAsia="Times New Roman" w:hAnsi="Times New Roman" w:cs="Times New Roman"/>
+                <w:kern w:val="0"/>
+                <w:sz w:val="24"/>
+                <w:szCs w:val="24"/>
+                <w:lang w:eastAsia="zh-TW" w:bidi="ar-SA"/>
+                <w14:ligatures w14:val="none"/>
+              </w:rPr>
+            </w:pPr>
+          </w:p>
+        </w:tc>
+        <w:tc>
+          <w:tcPr>
+            <w:tcW w:w="0" w:type="auto"/>
+            <w:vAlign w:val="center"/>
+          </w:tcPr>
+          <w:p>
+            <w:pPr>
+              <w:spacing w:after="0" w:line="240" w:lineRule="auto"/>
+              <w:rPr>
+                <w:rFonts w:ascii="Times New Roman" w:eastAsia="Times New Roman" w:hAnsi="Times New Roman" w:cs="Times New Roman"/>
+                <w:kern w:val="0"/>
+                <w:sz w:val="24"/>
+                <w:szCs w:val="24"/>
+                <w:lang w:eastAsia="zh-TW" w:bidi="ar-SA"/>
+                <w14:ligatures w14:val="none"/>
+              </w:rPr>
+            </w:pPr>
+          </w:p>
+        </w:tc>
+        <w:tc>
+          <w:tcPr>
+            <w:tcW w:w="0" w:type="auto"/>
+            <w:vAlign w:val="center"/>
+          </w:tcPr>
+          <w:p>
+            <w:pPr>
+              <w:spacing w:after="0" w:line="240" w:lineRule="auto"/>
+              <w:rPr>
+                <w:rFonts w:ascii="Times New Roman" w:eastAsia="Times New Roman" w:hAnsi="Times New Roman" w:cs="Times New Roman"/>
+                <w:kern w:val="0"/>
+                <w:sz w:val="24"/>
+                <w:szCs w:val="24"/>
+                <w:lang w:eastAsia="zh-TW" w:bidi="ar-SA"/>
+                <w14:ligatures w14:val="none"/>
+              </w:rPr>
+            </w:pPr>
+          </w:p>
+        </w:tc>
+        <w:tc>
+          <w:tcPr>
+            <w:tcW w:w="0" w:type="auto"/>
+            <w:vAlign w:val="center"/>
+          </w:tcPr>
+          <w:p>
+            <w:pPr>
+              <w:spacing w:after="0" w:line="240" w:lineRule="auto"/>
+              <w:rPr>
+                <w:rFonts w:ascii="Times New Roman" w:eastAsia="Times New Roman" w:hAnsi="Times New Roman" w:cs="Times New Roman"/>
+                <w:kern w:val="0"/>
+                <w:sz w:val="24"/>
+                <w:szCs w:val="24"/>
+                <w:lang w:eastAsia="zh-TW" w:bidi="ar-SA"/>
+                <w14:ligatures w14:val="none"/>
+              </w:rPr>
+            </w:pPr>
+          </w:p>
+        </w:tc>
+        <w:tc>
+          <w:tcPr>
+            <w:tcW w:w="0" w:type="auto"/>
+            <w:vAlign w:val="center"/>
+          </w:tcPr>
+          <w:p>
+            <w:pPr>
+              <w:spacing w:after="0" w:line="240" w:lineRule="auto"/>
+              <w:rPr>
+                <w:rFonts w:ascii="Times New Roman" w:eastAsia="Times New Roman" w:hAnsi="Times New Roman" w:cs="Times New Roman"/>
+                <w:kern w:val="0"/>
+                <w:sz w:val="24"/>
+                <w:szCs w:val="24"/>
+                <w:lang w:eastAsia="zh-TW" w:bidi="ar-SA"/>
+                <w14:ligatures w14:val="none"/>
               </w:rPr>
             </w:pPr>
           </w:p>
@@ -25489,1948 +27224,44 @@
         <w:tc>
           <w:tcPr>
             <w:tcW w:w="0" w:type="auto"/>
-            <w:gridSpan w:val="2"/>
-            <w:vAlign w:val="center"/>
-            <w:hideMark/>
-          </w:tcPr>
-          <w:p>
-            <w:pPr>
-              <w:rPr>
-                <w:sz w:val="24"/>
-                <w:szCs w:val="24"/>
-              </w:rPr>
-            </w:pPr>
-            <w:proofErr w:type="spellStart"/>
-            <w:r>
-              <w:t>report_end</w:t>
-            </w:r>
-            <w:proofErr w:type="spellEnd"/>
-          </w:p>
-        </w:tc>
-        <w:tc>
-          <w:tcPr>
-            <w:tcW w:w="0" w:type="auto"/>
-            <w:gridSpan w:val="2"/>
-            <w:vAlign w:val="center"/>
-            <w:hideMark/>
-          </w:tcPr>
-          <w:p>
-            <w:r>
-              <w:rPr>
-                <w:rFonts w:ascii="PMingLiU" w:eastAsia="PMingLiU" w:hAnsi="PMingLiU" w:cs="PMingLiU" w:hint="eastAsia"/>
-              </w:rPr>
-              <w:t>結束日期</w:t>
-            </w:r>
-          </w:p>
-        </w:tc>
-        <w:tc>
-          <w:tcPr>
-            <w:tcW w:w="0" w:type="auto"/>
-            <w:gridSpan w:val="4"/>
-            <w:vAlign w:val="center"/>
-            <w:hideMark/>
-          </w:tcPr>
-          <w:p>
-            <w:r>
-              <w:t>DATE</w:t>
-            </w:r>
-          </w:p>
-        </w:tc>
-        <w:tc>
-          <w:tcPr>
-            <w:tcW w:w="0" w:type="auto"/>
-            <w:vAlign w:val="center"/>
-            <w:hideMark/>
-          </w:tcPr>
-          <w:p/>
-        </w:tc>
-        <w:tc>
-          <w:tcPr>
-            <w:tcW w:w="0" w:type="auto"/>
-            <w:vAlign w:val="center"/>
-            <w:hideMark/>
-          </w:tcPr>
-          <w:p>
-            <w:pPr>
-              <w:rPr>
-                <w:sz w:val="20"/>
-                <w:szCs w:val="20"/>
-              </w:rPr>
-            </w:pPr>
-          </w:p>
-        </w:tc>
-      </w:tr>
-      <w:tr>
-        <w:trPr>
-          <w:tblCellSpacing w:w="15" w:type="dxa"/>
-        </w:trPr>
-        <w:tc>
-          <w:tcPr>
-            <w:tcW w:w="0" w:type="auto"/>
-            <w:gridSpan w:val="2"/>
-            <w:vAlign w:val="center"/>
-            <w:hideMark/>
-          </w:tcPr>
-          <w:p>
-            <w:pPr>
-              <w:rPr>
-                <w:sz w:val="24"/>
-                <w:szCs w:val="24"/>
-              </w:rPr>
-            </w:pPr>
-            <w:proofErr w:type="spellStart"/>
-            <w:r>
-              <w:t>total_score</w:t>
-            </w:r>
-            <w:proofErr w:type="spellEnd"/>
-          </w:p>
-        </w:tc>
-        <w:tc>
-          <w:tcPr>
-            <w:tcW w:w="0" w:type="auto"/>
-            <w:gridSpan w:val="2"/>
-            <w:vAlign w:val="center"/>
-            <w:hideMark/>
-          </w:tcPr>
-          <w:p>
-            <w:r>
-              <w:rPr>
-                <w:rFonts w:ascii="PMingLiU" w:eastAsia="PMingLiU" w:hAnsi="PMingLiU" w:cs="PMingLiU" w:hint="eastAsia"/>
-              </w:rPr>
-              <w:t>總評分</w:t>
-            </w:r>
-          </w:p>
-        </w:tc>
-        <w:tc>
-          <w:tcPr>
-            <w:tcW w:w="0" w:type="auto"/>
-            <w:gridSpan w:val="4"/>
-            <w:vAlign w:val="center"/>
-            <w:hideMark/>
-          </w:tcPr>
-          <w:p>
-            <w:r>
-              <w:t>INT</w:t>
-            </w:r>
-          </w:p>
-        </w:tc>
-        <w:tc>
-          <w:tcPr>
-            <w:tcW w:w="0" w:type="auto"/>
-            <w:vAlign w:val="center"/>
-            <w:hideMark/>
-          </w:tcPr>
-          <w:p/>
-        </w:tc>
-        <w:tc>
-          <w:tcPr>
-            <w:tcW w:w="0" w:type="auto"/>
-            <w:vAlign w:val="center"/>
-            <w:hideMark/>
-          </w:tcPr>
-          <w:p>
-            <w:pPr>
-              <w:rPr>
-                <w:sz w:val="20"/>
-                <w:szCs w:val="20"/>
-              </w:rPr>
-            </w:pPr>
-          </w:p>
-        </w:tc>
-      </w:tr>
-      <w:tr>
-        <w:trPr>
-          <w:tblCellSpacing w:w="15" w:type="dxa"/>
-        </w:trPr>
-        <w:tc>
-          <w:tcPr>
-            <w:tcW w:w="0" w:type="auto"/>
-            <w:gridSpan w:val="2"/>
-            <w:vAlign w:val="center"/>
-            <w:hideMark/>
-          </w:tcPr>
-          <w:p>
-            <w:pPr>
-              <w:rPr>
-                <w:sz w:val="24"/>
-                <w:szCs w:val="24"/>
-              </w:rPr>
-            </w:pPr>
-            <w:proofErr w:type="spellStart"/>
-            <w:r>
-              <w:t>penalty_count</w:t>
-            </w:r>
-            <w:proofErr w:type="spellEnd"/>
-          </w:p>
-        </w:tc>
-        <w:tc>
-          <w:tcPr>
-            <w:tcW w:w="0" w:type="auto"/>
-            <w:gridSpan w:val="2"/>
-            <w:vAlign w:val="center"/>
-            <w:hideMark/>
-          </w:tcPr>
-          <w:p>
-            <w:r>
-              <w:rPr>
-                <w:rFonts w:ascii="PMingLiU" w:eastAsia="PMingLiU" w:hAnsi="PMingLiU" w:cs="PMingLiU" w:hint="eastAsia"/>
-              </w:rPr>
-              <w:t>違規次數</w:t>
-            </w:r>
-          </w:p>
-        </w:tc>
-        <w:tc>
-          <w:tcPr>
-            <w:tcW w:w="0" w:type="auto"/>
-            <w:gridSpan w:val="4"/>
-            <w:vAlign w:val="center"/>
-            <w:hideMark/>
-          </w:tcPr>
-          <w:p>
-            <w:r>
-              <w:t>INT</w:t>
-            </w:r>
-          </w:p>
-        </w:tc>
-        <w:tc>
-          <w:tcPr>
-            <w:tcW w:w="0" w:type="auto"/>
-            <w:vAlign w:val="center"/>
-            <w:hideMark/>
-          </w:tcPr>
-          <w:p/>
-        </w:tc>
-        <w:tc>
-          <w:tcPr>
-            <w:tcW w:w="0" w:type="auto"/>
-            <w:vAlign w:val="center"/>
-            <w:hideMark/>
-          </w:tcPr>
-          <w:p>
-            <w:pPr>
-              <w:rPr>
-                <w:sz w:val="20"/>
-                <w:szCs w:val="20"/>
-              </w:rPr>
-            </w:pPr>
-          </w:p>
-        </w:tc>
-      </w:tr>
-      <w:tr>
-        <w:trPr>
-          <w:tblCellSpacing w:w="15" w:type="dxa"/>
-        </w:trPr>
-        <w:tc>
-          <w:tcPr>
-            <w:tcW w:w="0" w:type="auto"/>
-            <w:gridSpan w:val="2"/>
-            <w:vAlign w:val="center"/>
-            <w:hideMark/>
-          </w:tcPr>
-          <w:p>
-            <w:pPr>
-              <w:rPr>
-                <w:sz w:val="24"/>
-                <w:szCs w:val="24"/>
-              </w:rPr>
-            </w:pPr>
-            <w:proofErr w:type="spellStart"/>
-            <w:r>
-              <w:t>fatigue_event_count</w:t>
-            </w:r>
-            <w:proofErr w:type="spellEnd"/>
-          </w:p>
-        </w:tc>
-        <w:tc>
-          <w:tcPr>
-            <w:tcW w:w="0" w:type="auto"/>
-            <w:gridSpan w:val="2"/>
-            <w:vAlign w:val="center"/>
-            <w:hideMark/>
-          </w:tcPr>
-          <w:p>
-            <w:r>
-              <w:rPr>
-                <w:rFonts w:ascii="PMingLiU" w:eastAsia="PMingLiU" w:hAnsi="PMingLiU" w:cs="PMingLiU" w:hint="eastAsia"/>
-              </w:rPr>
-              <w:t>疲勞次數</w:t>
-            </w:r>
-          </w:p>
-        </w:tc>
-        <w:tc>
-          <w:tcPr>
-            <w:tcW w:w="0" w:type="auto"/>
-            <w:gridSpan w:val="4"/>
-            <w:vAlign w:val="center"/>
-            <w:hideMark/>
-          </w:tcPr>
-          <w:p>
-            <w:r>
-              <w:t>INT</w:t>
-            </w:r>
-          </w:p>
-        </w:tc>
-        <w:tc>
-          <w:tcPr>
-            <w:tcW w:w="0" w:type="auto"/>
-            <w:vAlign w:val="center"/>
-            <w:hideMark/>
-          </w:tcPr>
-          <w:p/>
-        </w:tc>
-        <w:tc>
-          <w:tcPr>
-            <w:tcW w:w="0" w:type="auto"/>
-            <w:vAlign w:val="center"/>
-            <w:hideMark/>
-          </w:tcPr>
-          <w:p>
-            <w:pPr>
-              <w:rPr>
-                <w:sz w:val="20"/>
-                <w:szCs w:val="20"/>
-              </w:rPr>
-            </w:pPr>
-          </w:p>
-        </w:tc>
-      </w:tr>
-      <w:tr>
-        <w:trPr>
-          <w:tblCellSpacing w:w="15" w:type="dxa"/>
-        </w:trPr>
-        <w:tc>
-          <w:tcPr>
-            <w:tcW w:w="0" w:type="auto"/>
-            <w:gridSpan w:val="2"/>
-            <w:vAlign w:val="center"/>
-            <w:hideMark/>
-          </w:tcPr>
-          <w:p>
-            <w:pPr>
-              <w:rPr>
-                <w:sz w:val="24"/>
-                <w:szCs w:val="24"/>
-              </w:rPr>
-            </w:pPr>
-            <w:proofErr w:type="spellStart"/>
-            <w:r>
-              <w:t>suggestions_made</w:t>
-            </w:r>
-            <w:proofErr w:type="spellEnd"/>
-          </w:p>
-        </w:tc>
-        <w:tc>
-          <w:tcPr>
-            <w:tcW w:w="0" w:type="auto"/>
-            <w:gridSpan w:val="2"/>
-            <w:vAlign w:val="center"/>
-            <w:hideMark/>
-          </w:tcPr>
-          <w:p>
-            <w:r>
-              <w:rPr>
-                <w:rFonts w:ascii="PMingLiU" w:eastAsia="PMingLiU" w:hAnsi="PMingLiU" w:cs="PMingLiU" w:hint="eastAsia"/>
-              </w:rPr>
-              <w:t>建議數量</w:t>
-            </w:r>
-          </w:p>
-        </w:tc>
-        <w:tc>
-          <w:tcPr>
-            <w:tcW w:w="0" w:type="auto"/>
-            <w:gridSpan w:val="4"/>
-            <w:vAlign w:val="center"/>
-            <w:hideMark/>
-          </w:tcPr>
-          <w:p>
-            <w:r>
-              <w:t>INT</w:t>
-            </w:r>
-          </w:p>
-        </w:tc>
-        <w:tc>
-          <w:tcPr>
-            <w:tcW w:w="0" w:type="auto"/>
-            <w:vAlign w:val="center"/>
-            <w:hideMark/>
-          </w:tcPr>
-          <w:p/>
-        </w:tc>
-        <w:tc>
-          <w:tcPr>
-            <w:tcW w:w="0" w:type="auto"/>
-            <w:vAlign w:val="center"/>
-            <w:hideMark/>
-          </w:tcPr>
-          <w:p>
-            <w:pPr>
-              <w:rPr>
-                <w:sz w:val="20"/>
-                <w:szCs w:val="20"/>
-              </w:rPr>
-            </w:pPr>
-          </w:p>
-        </w:tc>
-      </w:tr>
-      <w:tr>
-        <w:trPr>
-          <w:tblCellSpacing w:w="15" w:type="dxa"/>
-        </w:trPr>
-        <w:tc>
-          <w:tcPr>
-            <w:tcW w:w="0" w:type="auto"/>
-            <w:gridSpan w:val="2"/>
-            <w:vAlign w:val="center"/>
-            <w:hideMark/>
-          </w:tcPr>
-          <w:p>
-            <w:pPr>
-              <w:rPr>
-                <w:sz w:val="24"/>
-                <w:szCs w:val="24"/>
-              </w:rPr>
-            </w:pPr>
-            <w:proofErr w:type="spellStart"/>
-            <w:r>
-              <w:t>feedback_received</w:t>
-            </w:r>
-            <w:proofErr w:type="spellEnd"/>
-          </w:p>
-        </w:tc>
-        <w:tc>
-          <w:tcPr>
-            <w:tcW w:w="0" w:type="auto"/>
-            <w:gridSpan w:val="2"/>
-            <w:vAlign w:val="center"/>
-            <w:hideMark/>
-          </w:tcPr>
-          <w:p>
-            <w:r>
-              <w:rPr>
-                <w:rFonts w:ascii="PMingLiU" w:eastAsia="PMingLiU" w:hAnsi="PMingLiU" w:cs="PMingLiU" w:hint="eastAsia"/>
-              </w:rPr>
-              <w:t>回饋數量</w:t>
-            </w:r>
-          </w:p>
-        </w:tc>
-        <w:tc>
-          <w:tcPr>
-            <w:tcW w:w="0" w:type="auto"/>
-            <w:gridSpan w:val="4"/>
-            <w:vAlign w:val="center"/>
-            <w:hideMark/>
-          </w:tcPr>
-          <w:p>
-            <w:r>
-              <w:t>INT</w:t>
-            </w:r>
-          </w:p>
-        </w:tc>
-        <w:tc>
-          <w:tcPr>
-            <w:tcW w:w="0" w:type="auto"/>
-            <w:vAlign w:val="center"/>
-            <w:hideMark/>
-          </w:tcPr>
-          <w:p/>
-        </w:tc>
-        <w:tc>
-          <w:tcPr>
-            <w:tcW w:w="0" w:type="auto"/>
-            <w:vAlign w:val="center"/>
-            <w:hideMark/>
-          </w:tcPr>
-          <w:p>
-            <w:pPr>
-              <w:rPr>
-                <w:sz w:val="20"/>
-                <w:szCs w:val="20"/>
-              </w:rPr>
-            </w:pPr>
-          </w:p>
-        </w:tc>
-      </w:tr>
-      <w:tr>
-        <w:trPr>
-          <w:tblCellSpacing w:w="15" w:type="dxa"/>
-        </w:trPr>
-        <w:tc>
-          <w:tcPr>
-            <w:tcW w:w="0" w:type="auto"/>
-            <w:gridSpan w:val="2"/>
-            <w:vAlign w:val="center"/>
-            <w:hideMark/>
-          </w:tcPr>
-          <w:p>
-            <w:pPr>
-              <w:rPr>
-                <w:sz w:val="24"/>
-                <w:szCs w:val="24"/>
-              </w:rPr>
-            </w:pPr>
-            <w:r>
-              <w:rPr>
-                <w:rFonts w:ascii="Segoe UI Emoji" w:hAnsi="Segoe UI Emoji" w:cs="Segoe UI Emoji"/>
-              </w:rPr>
-              <w:t>✅</w:t>
-            </w:r>
-            <w:r>
-              <w:t xml:space="preserve"> </w:t>
-            </w:r>
-            <w:proofErr w:type="spellStart"/>
-            <w:r>
-              <w:t>included_scores</w:t>
-            </w:r>
-            <w:proofErr w:type="spellEnd"/>
-          </w:p>
-        </w:tc>
-        <w:tc>
-          <w:tcPr>
-            <w:tcW w:w="0" w:type="auto"/>
-            <w:gridSpan w:val="2"/>
-            <w:vAlign w:val="center"/>
-            <w:hideMark/>
-          </w:tcPr>
-          <w:p>
-            <w:r>
-              <w:rPr>
-                <w:rFonts w:ascii="PMingLiU" w:eastAsia="PMingLiU" w:hAnsi="PMingLiU" w:cs="PMingLiU" w:hint="eastAsia"/>
-              </w:rPr>
-              <w:t>評分</w:t>
-            </w:r>
-            <w:r>
-              <w:t>ID</w:t>
-            </w:r>
-            <w:r>
-              <w:rPr>
-                <w:rFonts w:ascii="PMingLiU" w:eastAsia="PMingLiU" w:hAnsi="PMingLiU" w:cs="PMingLiU" w:hint="eastAsia"/>
-              </w:rPr>
-              <w:t>清單</w:t>
-            </w:r>
-          </w:p>
-        </w:tc>
-        <w:tc>
-          <w:tcPr>
-            <w:tcW w:w="0" w:type="auto"/>
-            <w:gridSpan w:val="4"/>
-            <w:vAlign w:val="center"/>
-            <w:hideMark/>
-          </w:tcPr>
-          <w:p>
-            <w:r>
-              <w:t>TEXT</w:t>
-            </w:r>
-          </w:p>
-        </w:tc>
-        <w:tc>
-          <w:tcPr>
-            <w:tcW w:w="0" w:type="auto"/>
-            <w:vAlign w:val="center"/>
-            <w:hideMark/>
-          </w:tcPr>
-          <w:p/>
-        </w:tc>
-        <w:tc>
-          <w:tcPr>
-            <w:tcW w:w="0" w:type="auto"/>
-            <w:vAlign w:val="center"/>
-            <w:hideMark/>
-          </w:tcPr>
-          <w:p>
-            <w:pPr>
-              <w:rPr>
-                <w:sz w:val="20"/>
-                <w:szCs w:val="20"/>
-              </w:rPr>
-            </w:pPr>
-          </w:p>
-        </w:tc>
-      </w:tr>
-      <w:tr>
-        <w:trPr>
-          <w:tblCellSpacing w:w="15" w:type="dxa"/>
-        </w:trPr>
-        <w:tc>
-          <w:tcPr>
-            <w:tcW w:w="0" w:type="auto"/>
-            <w:gridSpan w:val="2"/>
-            <w:vAlign w:val="center"/>
-            <w:hideMark/>
-          </w:tcPr>
-          <w:p>
-            <w:pPr>
-              <w:rPr>
-                <w:sz w:val="24"/>
-                <w:szCs w:val="24"/>
-              </w:rPr>
-            </w:pPr>
-            <w:r>
-              <w:rPr>
-                <w:rFonts w:ascii="Segoe UI Emoji" w:hAnsi="Segoe UI Emoji" w:cs="Segoe UI Emoji"/>
-              </w:rPr>
-              <w:t>✅</w:t>
-            </w:r>
-            <w:r>
-              <w:t xml:space="preserve"> </w:t>
-            </w:r>
-            <w:proofErr w:type="spellStart"/>
-            <w:r>
-              <w:t>included_violations</w:t>
-            </w:r>
-            <w:proofErr w:type="spellEnd"/>
-          </w:p>
-        </w:tc>
-        <w:tc>
-          <w:tcPr>
-            <w:tcW w:w="0" w:type="auto"/>
-            <w:gridSpan w:val="2"/>
-            <w:vAlign w:val="center"/>
-            <w:hideMark/>
-          </w:tcPr>
-          <w:p>
-            <w:r>
-              <w:rPr>
-                <w:rFonts w:ascii="PMingLiU" w:eastAsia="PMingLiU" w:hAnsi="PMingLiU" w:cs="PMingLiU" w:hint="eastAsia"/>
-              </w:rPr>
-              <w:t>違規</w:t>
-            </w:r>
-            <w:r>
-              <w:t>ID</w:t>
-            </w:r>
-            <w:r>
-              <w:rPr>
-                <w:rFonts w:ascii="PMingLiU" w:eastAsia="PMingLiU" w:hAnsi="PMingLiU" w:cs="PMingLiU" w:hint="eastAsia"/>
-              </w:rPr>
-              <w:t>清單</w:t>
-            </w:r>
-          </w:p>
-        </w:tc>
-        <w:tc>
-          <w:tcPr>
-            <w:tcW w:w="0" w:type="auto"/>
-            <w:gridSpan w:val="4"/>
-            <w:vAlign w:val="center"/>
-            <w:hideMark/>
-          </w:tcPr>
-          <w:p>
-            <w:r>
-              <w:t>TEXT</w:t>
-            </w:r>
-          </w:p>
-        </w:tc>
-        <w:tc>
-          <w:tcPr>
-            <w:tcW w:w="0" w:type="auto"/>
-            <w:vAlign w:val="center"/>
-            <w:hideMark/>
-          </w:tcPr>
-          <w:p/>
-        </w:tc>
-        <w:tc>
-          <w:tcPr>
-            <w:tcW w:w="0" w:type="auto"/>
-            <w:vAlign w:val="center"/>
-            <w:hideMark/>
-          </w:tcPr>
-          <w:p>
-            <w:pPr>
-              <w:rPr>
-                <w:sz w:val="20"/>
-                <w:szCs w:val="20"/>
-              </w:rPr>
-            </w:pPr>
-          </w:p>
-        </w:tc>
-      </w:tr>
-      <w:tr>
-        <w:trPr>
-          <w:tblCellSpacing w:w="15" w:type="dxa"/>
-        </w:trPr>
-        <w:tc>
-          <w:tcPr>
-            <w:tcW w:w="0" w:type="auto"/>
-            <w:gridSpan w:val="2"/>
-            <w:vAlign w:val="center"/>
-            <w:hideMark/>
-          </w:tcPr>
-          <w:p>
-            <w:pPr>
-              <w:rPr>
-                <w:sz w:val="24"/>
-                <w:szCs w:val="24"/>
-              </w:rPr>
-            </w:pPr>
-            <w:r>
-              <w:rPr>
-                <w:rFonts w:ascii="Segoe UI Emoji" w:hAnsi="Segoe UI Emoji" w:cs="Segoe UI Emoji"/>
-              </w:rPr>
-              <w:t>✅</w:t>
-            </w:r>
-            <w:r>
-              <w:t xml:space="preserve"> </w:t>
-            </w:r>
-            <w:proofErr w:type="spellStart"/>
-            <w:r>
-              <w:t>report_json</w:t>
-            </w:r>
-            <w:proofErr w:type="spellEnd"/>
-          </w:p>
-        </w:tc>
-        <w:tc>
-          <w:tcPr>
-            <w:tcW w:w="0" w:type="auto"/>
-            <w:gridSpan w:val="2"/>
-            <w:vAlign w:val="center"/>
-            <w:hideMark/>
-          </w:tcPr>
-          <w:p>
-            <w:r>
-              <w:rPr>
-                <w:rFonts w:ascii="PMingLiU" w:eastAsia="PMingLiU" w:hAnsi="PMingLiU" w:cs="PMingLiU" w:hint="eastAsia"/>
-              </w:rPr>
-              <w:t>報表</w:t>
-            </w:r>
-            <w:r>
-              <w:t xml:space="preserve"> JSON </w:t>
-            </w:r>
-            <w:r>
-              <w:rPr>
-                <w:rFonts w:ascii="PMingLiU" w:eastAsia="PMingLiU" w:hAnsi="PMingLiU" w:cs="PMingLiU" w:hint="eastAsia"/>
-              </w:rPr>
-              <w:t>內容</w:t>
-            </w:r>
-          </w:p>
-        </w:tc>
-        <w:tc>
-          <w:tcPr>
-            <w:tcW w:w="0" w:type="auto"/>
-            <w:gridSpan w:val="4"/>
-            <w:vAlign w:val="center"/>
-            <w:hideMark/>
-          </w:tcPr>
-          <w:p>
-            <w:r>
-              <w:t>TEXT</w:t>
-            </w:r>
-          </w:p>
-        </w:tc>
-        <w:tc>
-          <w:tcPr>
-            <w:tcW w:w="0" w:type="auto"/>
-            <w:vAlign w:val="center"/>
-            <w:hideMark/>
-          </w:tcPr>
-          <w:p/>
-        </w:tc>
-        <w:tc>
-          <w:tcPr>
-            <w:tcW w:w="0" w:type="auto"/>
-            <w:vAlign w:val="center"/>
-            <w:hideMark/>
-          </w:tcPr>
-          <w:p>
-            <w:pPr>
-              <w:rPr>
-                <w:sz w:val="20"/>
-                <w:szCs w:val="20"/>
-              </w:rPr>
-            </w:pPr>
-          </w:p>
-        </w:tc>
-      </w:tr>
-      <w:tr>
-        <w:trPr>
-          <w:tblCellSpacing w:w="15" w:type="dxa"/>
-        </w:trPr>
-        <w:tc>
-          <w:tcPr>
-            <w:tcW w:w="0" w:type="auto"/>
-            <w:gridSpan w:val="2"/>
-            <w:vAlign w:val="center"/>
-            <w:hideMark/>
-          </w:tcPr>
-          <w:p>
-            <w:pPr>
-              <w:rPr>
-                <w:sz w:val="24"/>
-                <w:szCs w:val="24"/>
-              </w:rPr>
-            </w:pPr>
-            <w:r>
-              <w:rPr>
-                <w:rFonts w:ascii="Segoe UI Emoji" w:hAnsi="Segoe UI Emoji" w:cs="Segoe UI Emoji"/>
-              </w:rPr>
-              <w:t>✅</w:t>
-            </w:r>
-            <w:r>
-              <w:t xml:space="preserve"> status</w:t>
-            </w:r>
-          </w:p>
-        </w:tc>
-        <w:tc>
-          <w:tcPr>
-            <w:tcW w:w="0" w:type="auto"/>
-            <w:gridSpan w:val="2"/>
-            <w:vAlign w:val="center"/>
-            <w:hideMark/>
-          </w:tcPr>
-          <w:p>
-            <w:r>
-              <w:rPr>
-                <w:rFonts w:ascii="PMingLiU" w:eastAsia="PMingLiU" w:hAnsi="PMingLiU" w:cs="PMingLiU" w:hint="eastAsia"/>
-              </w:rPr>
-              <w:t>狀態</w:t>
-            </w:r>
-          </w:p>
-        </w:tc>
-        <w:tc>
-          <w:tcPr>
-            <w:tcW w:w="0" w:type="auto"/>
-            <w:gridSpan w:val="4"/>
-            <w:vAlign w:val="center"/>
-            <w:hideMark/>
-          </w:tcPr>
-          <w:p>
-            <w:r>
-              <w:t>VARCHAR</w:t>
-            </w:r>
-          </w:p>
-        </w:tc>
-        <w:tc>
-          <w:tcPr>
-            <w:tcW w:w="0" w:type="auto"/>
-            <w:vAlign w:val="center"/>
-            <w:hideMark/>
-          </w:tcPr>
-          <w:p>
-            <w:r>
-              <w:t>20</w:t>
-            </w:r>
-          </w:p>
-        </w:tc>
-        <w:tc>
-          <w:tcPr>
-            <w:tcW w:w="0" w:type="auto"/>
-            <w:vAlign w:val="center"/>
-            <w:hideMark/>
-          </w:tcPr>
-          <w:p/>
-        </w:tc>
-      </w:tr>
-      <w:tr>
-        <w:trPr>
-          <w:tblCellSpacing w:w="15" w:type="dxa"/>
-        </w:trPr>
-        <w:tc>
-          <w:tcPr>
-            <w:tcW w:w="0" w:type="auto"/>
-            <w:gridSpan w:val="2"/>
-            <w:vAlign w:val="center"/>
-            <w:hideMark/>
-          </w:tcPr>
-          <w:p>
-            <w:pPr>
-              <w:rPr>
-                <w:sz w:val="24"/>
-                <w:szCs w:val="24"/>
-              </w:rPr>
-            </w:pPr>
-            <w:r>
-              <w:rPr>
-                <w:rFonts w:ascii="Segoe UI Emoji" w:hAnsi="Segoe UI Emoji" w:cs="Segoe UI Emoji"/>
-              </w:rPr>
-              <w:t>✅</w:t>
-            </w:r>
-            <w:r>
-              <w:t xml:space="preserve"> version</w:t>
-            </w:r>
-          </w:p>
-        </w:tc>
-        <w:tc>
-          <w:tcPr>
-            <w:tcW w:w="0" w:type="auto"/>
-            <w:gridSpan w:val="2"/>
-            <w:vAlign w:val="center"/>
-            <w:hideMark/>
-          </w:tcPr>
-          <w:p>
-            <w:r>
-              <w:rPr>
-                <w:rFonts w:ascii="PMingLiU" w:eastAsia="PMingLiU" w:hAnsi="PMingLiU" w:cs="PMingLiU" w:hint="eastAsia"/>
-              </w:rPr>
-              <w:t>報表版本</w:t>
-            </w:r>
-          </w:p>
-        </w:tc>
-        <w:tc>
-          <w:tcPr>
-            <w:tcW w:w="0" w:type="auto"/>
-            <w:gridSpan w:val="4"/>
-            <w:vAlign w:val="center"/>
-            <w:hideMark/>
-          </w:tcPr>
-          <w:p>
-            <w:r>
-              <w:t>INT</w:t>
-            </w:r>
-          </w:p>
-        </w:tc>
-        <w:tc>
-          <w:tcPr>
-            <w:tcW w:w="0" w:type="auto"/>
-            <w:vAlign w:val="center"/>
-            <w:hideMark/>
-          </w:tcPr>
-          <w:p/>
-        </w:tc>
-        <w:tc>
-          <w:tcPr>
-            <w:tcW w:w="0" w:type="auto"/>
-            <w:vAlign w:val="center"/>
-            <w:hideMark/>
-          </w:tcPr>
-          <w:p>
-            <w:pPr>
-              <w:rPr>
-                <w:sz w:val="20"/>
-                <w:szCs w:val="20"/>
-              </w:rPr>
-            </w:pPr>
-          </w:p>
-        </w:tc>
-      </w:tr>
-      <w:tr>
-        <w:trPr>
-          <w:tblCellSpacing w:w="15" w:type="dxa"/>
-        </w:trPr>
-        <w:tc>
-          <w:tcPr>
-            <w:tcW w:w="0" w:type="auto"/>
-            <w:gridSpan w:val="2"/>
-            <w:vAlign w:val="center"/>
-            <w:hideMark/>
-          </w:tcPr>
-          <w:p>
-            <w:pPr>
-              <w:rPr>
-                <w:sz w:val="24"/>
-                <w:szCs w:val="24"/>
-              </w:rPr>
-            </w:pPr>
-            <w:r>
-              <w:rPr>
-                <w:rFonts w:ascii="Segoe UI Emoji" w:hAnsi="Segoe UI Emoji" w:cs="Segoe UI Emoji"/>
-              </w:rPr>
-              <w:t>✅</w:t>
-            </w:r>
-            <w:r>
-              <w:t xml:space="preserve"> </w:t>
-            </w:r>
-            <w:proofErr w:type="spellStart"/>
-            <w:r>
-              <w:t>viewed_at</w:t>
-            </w:r>
-            <w:proofErr w:type="spellEnd"/>
-          </w:p>
-        </w:tc>
-        <w:tc>
-          <w:tcPr>
-            <w:tcW w:w="0" w:type="auto"/>
-            <w:gridSpan w:val="2"/>
-            <w:vAlign w:val="center"/>
-            <w:hideMark/>
-          </w:tcPr>
-          <w:p>
-            <w:r>
-              <w:rPr>
-                <w:rFonts w:ascii="PMingLiU" w:eastAsia="PMingLiU" w:hAnsi="PMingLiU" w:cs="PMingLiU" w:hint="eastAsia"/>
-              </w:rPr>
-              <w:t>檢視時間</w:t>
-            </w:r>
-          </w:p>
-        </w:tc>
-        <w:tc>
-          <w:tcPr>
-            <w:tcW w:w="0" w:type="auto"/>
-            <w:gridSpan w:val="4"/>
-            <w:vAlign w:val="center"/>
-            <w:hideMark/>
-          </w:tcPr>
-          <w:p>
-            <w:r>
-              <w:t>TIMESTAMP</w:t>
-            </w:r>
-          </w:p>
-        </w:tc>
-        <w:tc>
-          <w:tcPr>
-            <w:tcW w:w="0" w:type="auto"/>
-            <w:vAlign w:val="center"/>
-            <w:hideMark/>
-          </w:tcPr>
-          <w:p/>
-        </w:tc>
-        <w:tc>
-          <w:tcPr>
-            <w:tcW w:w="0" w:type="auto"/>
-            <w:vAlign w:val="center"/>
-            <w:hideMark/>
-          </w:tcPr>
-          <w:p>
-            <w:pPr>
-              <w:rPr>
-                <w:sz w:val="20"/>
-                <w:szCs w:val="20"/>
-              </w:rPr>
-            </w:pPr>
-          </w:p>
-        </w:tc>
-      </w:tr>
-      <w:tr>
-        <w:trPr>
-          <w:tblCellSpacing w:w="15" w:type="dxa"/>
-        </w:trPr>
-        <w:tc>
-          <w:tcPr>
-            <w:tcW w:w="0" w:type="auto"/>
-            <w:gridSpan w:val="2"/>
-            <w:vAlign w:val="center"/>
-            <w:hideMark/>
-          </w:tcPr>
-          <w:p>
-            <w:pPr>
-              <w:rPr>
-                <w:sz w:val="24"/>
-                <w:szCs w:val="24"/>
-              </w:rPr>
-            </w:pPr>
-            <w:r>
-              <w:rPr>
-                <w:rFonts w:ascii="Segoe UI Emoji" w:hAnsi="Segoe UI Emoji" w:cs="Segoe UI Emoji"/>
-              </w:rPr>
-              <w:t>✅</w:t>
-            </w:r>
-            <w:r>
-              <w:t xml:space="preserve"> notes</w:t>
-            </w:r>
-          </w:p>
-        </w:tc>
-        <w:tc>
-          <w:tcPr>
-            <w:tcW w:w="0" w:type="auto"/>
-            <w:gridSpan w:val="2"/>
-            <w:vAlign w:val="center"/>
-            <w:hideMark/>
-          </w:tcPr>
-          <w:p>
-            <w:r>
-              <w:rPr>
-                <w:rFonts w:ascii="PMingLiU" w:eastAsia="PMingLiU" w:hAnsi="PMingLiU" w:cs="PMingLiU" w:hint="eastAsia"/>
-              </w:rPr>
-              <w:t>備註</w:t>
-            </w:r>
-          </w:p>
-        </w:tc>
-        <w:tc>
-          <w:tcPr>
-            <w:tcW w:w="0" w:type="auto"/>
-            <w:gridSpan w:val="4"/>
-            <w:vAlign w:val="center"/>
-            <w:hideMark/>
-          </w:tcPr>
-          <w:p>
-            <w:r>
-              <w:t>TEXT</w:t>
-            </w:r>
-          </w:p>
-        </w:tc>
-        <w:tc>
-          <w:tcPr>
-            <w:tcW w:w="0" w:type="auto"/>
-            <w:vAlign w:val="center"/>
-            <w:hideMark/>
-          </w:tcPr>
-          <w:p/>
-        </w:tc>
-        <w:tc>
-          <w:tcPr>
-            <w:tcW w:w="0" w:type="auto"/>
-            <w:vAlign w:val="center"/>
-            <w:hideMark/>
-          </w:tcPr>
-          <w:p>
-            <w:pPr>
-              <w:rPr>
-                <w:sz w:val="20"/>
-                <w:szCs w:val="20"/>
-              </w:rPr>
-            </w:pPr>
-          </w:p>
-        </w:tc>
-      </w:tr>
-      <w:tr>
-        <w:trPr>
-          <w:tblCellSpacing w:w="15" w:type="dxa"/>
-        </w:trPr>
-        <w:tc>
-          <w:tcPr>
-            <w:tcW w:w="0" w:type="auto"/>
-            <w:gridSpan w:val="2"/>
-            <w:vAlign w:val="center"/>
-            <w:hideMark/>
-          </w:tcPr>
-          <w:p>
-            <w:pPr>
-              <w:rPr>
-                <w:sz w:val="24"/>
-                <w:szCs w:val="24"/>
-              </w:rPr>
-            </w:pPr>
-            <w:proofErr w:type="spellStart"/>
-            <w:r>
-              <w:t>created_at</w:t>
-            </w:r>
-            <w:proofErr w:type="spellEnd"/>
-          </w:p>
-        </w:tc>
-        <w:tc>
-          <w:tcPr>
-            <w:tcW w:w="0" w:type="auto"/>
-            <w:gridSpan w:val="2"/>
-            <w:vAlign w:val="center"/>
-            <w:hideMark/>
-          </w:tcPr>
-          <w:p>
-            <w:r>
-              <w:rPr>
-                <w:rFonts w:ascii="PMingLiU" w:eastAsia="PMingLiU" w:hAnsi="PMingLiU" w:cs="PMingLiU" w:hint="eastAsia"/>
-              </w:rPr>
-              <w:t>建立時間</w:t>
-            </w:r>
-          </w:p>
-        </w:tc>
-        <w:tc>
-          <w:tcPr>
-            <w:tcW w:w="0" w:type="auto"/>
-            <w:gridSpan w:val="4"/>
-            <w:vAlign w:val="center"/>
-            <w:hideMark/>
-          </w:tcPr>
-          <w:p>
-            <w:r>
-              <w:t>TIMESTAMP</w:t>
-            </w:r>
-          </w:p>
-        </w:tc>
-        <w:tc>
-          <w:tcPr>
-            <w:tcW w:w="0" w:type="auto"/>
-            <w:vAlign w:val="center"/>
-            <w:hideMark/>
-          </w:tcPr>
-          <w:p/>
-        </w:tc>
-        <w:tc>
-          <w:tcPr>
-            <w:tcW w:w="0" w:type="auto"/>
-            <w:vAlign w:val="center"/>
-            <w:hideMark/>
-          </w:tcPr>
-          <w:p>
-            <w:pPr>
-              <w:rPr>
-                <w:sz w:val="20"/>
-                <w:szCs w:val="20"/>
-              </w:rPr>
-            </w:pPr>
-          </w:p>
-        </w:tc>
-      </w:tr>
-      <w:tr>
-        <w:trPr>
-          <w:gridAfter w:val="3"/>
-          <w:tblHeader/>
-          <w:tblCellSpacing w:w="15" w:type="dxa"/>
-        </w:trPr>
-        <w:tc>
-          <w:tcPr>
-            <w:tcW w:w="0" w:type="auto"/>
-            <w:vAlign w:val="center"/>
-          </w:tcPr>
-          <w:p>
-            <w:pPr>
-              <w:spacing w:after="0" w:line="240" w:lineRule="auto"/>
-              <w:jc w:val="center"/>
-              <w:rPr>
-                <w:rFonts w:ascii="Times New Roman" w:eastAsia="Times New Roman" w:hAnsi="Times New Roman" w:cs="Times New Roman"/>
-                <w:b/>
-                <w:bCs/>
-                <w:kern w:val="0"/>
-                <w:sz w:val="24"/>
-                <w:szCs w:val="24"/>
-                <w:lang w:eastAsia="zh-TW" w:bidi="ar-SA"/>
-                <w14:ligatures w14:val="none"/>
-              </w:rPr>
-            </w:pPr>
-          </w:p>
-        </w:tc>
-        <w:tc>
-          <w:tcPr>
-            <w:tcW w:w="0" w:type="auto"/>
-            <w:gridSpan w:val="2"/>
-            <w:vAlign w:val="center"/>
-          </w:tcPr>
-          <w:p>
-            <w:pPr>
-              <w:spacing w:after="0" w:line="240" w:lineRule="auto"/>
-              <w:jc w:val="center"/>
-              <w:rPr>
-                <w:rFonts w:ascii="Times New Roman" w:eastAsia="Times New Roman" w:hAnsi="Times New Roman" w:cs="Times New Roman"/>
-                <w:b/>
-                <w:bCs/>
-                <w:kern w:val="0"/>
-                <w:sz w:val="24"/>
-                <w:szCs w:val="24"/>
-                <w:lang w:eastAsia="zh-TW" w:bidi="ar-SA"/>
-                <w14:ligatures w14:val="none"/>
-              </w:rPr>
-            </w:pPr>
-          </w:p>
-        </w:tc>
-        <w:tc>
-          <w:tcPr>
-            <w:tcW w:w="0" w:type="auto"/>
-            <w:gridSpan w:val="2"/>
-            <w:vAlign w:val="center"/>
-          </w:tcPr>
-          <w:p>
-            <w:pPr>
-              <w:spacing w:after="0" w:line="240" w:lineRule="auto"/>
-              <w:jc w:val="center"/>
-              <w:rPr>
-                <w:rFonts w:ascii="Times New Roman" w:eastAsia="Times New Roman" w:hAnsi="Times New Roman" w:cs="Times New Roman"/>
-                <w:b/>
-                <w:bCs/>
-                <w:kern w:val="0"/>
-                <w:sz w:val="24"/>
-                <w:szCs w:val="24"/>
-                <w:lang w:eastAsia="zh-TW" w:bidi="ar-SA"/>
-                <w14:ligatures w14:val="none"/>
-              </w:rPr>
-            </w:pPr>
-          </w:p>
-        </w:tc>
-        <w:tc>
-          <w:tcPr>
-            <w:tcW w:w="0" w:type="auto"/>
-            <w:vAlign w:val="center"/>
-          </w:tcPr>
-          <w:p>
-            <w:pPr>
-              <w:spacing w:after="0" w:line="240" w:lineRule="auto"/>
-              <w:jc w:val="center"/>
-              <w:rPr>
-                <w:rFonts w:ascii="Times New Roman" w:eastAsia="Times New Roman" w:hAnsi="Times New Roman" w:cs="Times New Roman"/>
-                <w:b/>
-                <w:bCs/>
-                <w:kern w:val="0"/>
-                <w:sz w:val="24"/>
-                <w:szCs w:val="24"/>
-                <w:lang w:eastAsia="zh-TW" w:bidi="ar-SA"/>
-                <w14:ligatures w14:val="none"/>
-              </w:rPr>
-            </w:pPr>
-          </w:p>
-        </w:tc>
-        <w:tc>
-          <w:tcPr>
-            <w:tcW w:w="0" w:type="auto"/>
-            <w:vAlign w:val="center"/>
-          </w:tcPr>
-          <w:p>
-            <w:pPr>
-              <w:spacing w:after="0" w:line="240" w:lineRule="auto"/>
-              <w:jc w:val="center"/>
-              <w:rPr>
-                <w:rFonts w:ascii="Times New Roman" w:eastAsia="Times New Roman" w:hAnsi="Times New Roman" w:cs="Times New Roman"/>
-                <w:b/>
-                <w:bCs/>
-                <w:kern w:val="0"/>
-                <w:sz w:val="24"/>
-                <w:szCs w:val="24"/>
-                <w:lang w:eastAsia="zh-TW" w:bidi="ar-SA"/>
-                <w14:ligatures w14:val="none"/>
-              </w:rPr>
-            </w:pPr>
-          </w:p>
-        </w:tc>
-      </w:tr>
-      <w:tr>
-        <w:trPr>
-          <w:gridAfter w:val="3"/>
-          <w:tblCellSpacing w:w="15" w:type="dxa"/>
-        </w:trPr>
-        <w:tc>
-          <w:tcPr>
-            <w:tcW w:w="0" w:type="auto"/>
-            <w:vAlign w:val="center"/>
-          </w:tcPr>
-          <w:p>
-            <w:pPr>
-              <w:spacing w:after="0" w:line="240" w:lineRule="auto"/>
-              <w:rPr>
-                <w:rFonts w:ascii="Times New Roman" w:eastAsia="Times New Roman" w:hAnsi="Times New Roman" w:cs="Times New Roman"/>
-                <w:kern w:val="0"/>
-                <w:sz w:val="24"/>
-                <w:szCs w:val="24"/>
-                <w:lang w:eastAsia="zh-TW" w:bidi="ar-SA"/>
-                <w14:ligatures w14:val="none"/>
-              </w:rPr>
-            </w:pPr>
-          </w:p>
-        </w:tc>
-        <w:tc>
-          <w:tcPr>
-            <w:tcW w:w="0" w:type="auto"/>
-            <w:gridSpan w:val="2"/>
-            <w:vAlign w:val="center"/>
-          </w:tcPr>
-          <w:p>
-            <w:pPr>
-              <w:spacing w:after="0" w:line="240" w:lineRule="auto"/>
-              <w:rPr>
-                <w:rFonts w:ascii="Times New Roman" w:eastAsia="Times New Roman" w:hAnsi="Times New Roman" w:cs="Times New Roman"/>
-                <w:kern w:val="0"/>
-                <w:sz w:val="24"/>
-                <w:szCs w:val="24"/>
-                <w:lang w:eastAsia="zh-TW" w:bidi="ar-SA"/>
-                <w14:ligatures w14:val="none"/>
-              </w:rPr>
-            </w:pPr>
-          </w:p>
-        </w:tc>
-        <w:tc>
-          <w:tcPr>
-            <w:tcW w:w="0" w:type="auto"/>
-            <w:gridSpan w:val="2"/>
-            <w:vAlign w:val="center"/>
-          </w:tcPr>
-          <w:p>
-            <w:pPr>
-              <w:spacing w:after="0" w:line="240" w:lineRule="auto"/>
-              <w:rPr>
-                <w:rFonts w:ascii="Times New Roman" w:eastAsia="Times New Roman" w:hAnsi="Times New Roman" w:cs="Times New Roman"/>
-                <w:kern w:val="0"/>
-                <w:sz w:val="24"/>
-                <w:szCs w:val="24"/>
-                <w:lang w:eastAsia="zh-TW" w:bidi="ar-SA"/>
-                <w14:ligatures w14:val="none"/>
-              </w:rPr>
-            </w:pPr>
-          </w:p>
-        </w:tc>
-        <w:tc>
-          <w:tcPr>
-            <w:tcW w:w="0" w:type="auto"/>
-            <w:vAlign w:val="center"/>
-          </w:tcPr>
-          <w:p>
-            <w:pPr>
-              <w:spacing w:after="0" w:line="240" w:lineRule="auto"/>
-              <w:rPr>
-                <w:rFonts w:ascii="Times New Roman" w:eastAsia="Times New Roman" w:hAnsi="Times New Roman" w:cs="Times New Roman"/>
-                <w:kern w:val="0"/>
-                <w:sz w:val="24"/>
-                <w:szCs w:val="24"/>
-                <w:lang w:eastAsia="zh-TW" w:bidi="ar-SA"/>
-                <w14:ligatures w14:val="none"/>
-              </w:rPr>
-            </w:pPr>
-          </w:p>
-        </w:tc>
-        <w:tc>
-          <w:tcPr>
-            <w:tcW w:w="0" w:type="auto"/>
-            <w:vAlign w:val="center"/>
-          </w:tcPr>
-          <w:p>
-            <w:pPr>
-              <w:spacing w:after="0" w:line="240" w:lineRule="auto"/>
-              <w:rPr>
-                <w:rFonts w:ascii="Times New Roman" w:eastAsia="Times New Roman" w:hAnsi="Times New Roman" w:cs="Times New Roman"/>
-                <w:kern w:val="0"/>
-                <w:sz w:val="24"/>
-                <w:szCs w:val="24"/>
-                <w:lang w:eastAsia="zh-TW" w:bidi="ar-SA"/>
-                <w14:ligatures w14:val="none"/>
-              </w:rPr>
-            </w:pPr>
-          </w:p>
-        </w:tc>
-      </w:tr>
-      <w:tr>
-        <w:trPr>
-          <w:gridAfter w:val="3"/>
-          <w:tblCellSpacing w:w="15" w:type="dxa"/>
-        </w:trPr>
-        <w:tc>
-          <w:tcPr>
-            <w:tcW w:w="0" w:type="auto"/>
-            <w:vAlign w:val="center"/>
-          </w:tcPr>
-          <w:p>
-            <w:pPr>
-              <w:spacing w:after="0" w:line="240" w:lineRule="auto"/>
-              <w:rPr>
-                <w:rFonts w:ascii="Times New Roman" w:eastAsia="Times New Roman" w:hAnsi="Times New Roman" w:cs="Times New Roman"/>
-                <w:kern w:val="0"/>
-                <w:sz w:val="24"/>
-                <w:szCs w:val="24"/>
-                <w:lang w:eastAsia="zh-TW" w:bidi="ar-SA"/>
-                <w14:ligatures w14:val="none"/>
-              </w:rPr>
-            </w:pPr>
-          </w:p>
-        </w:tc>
-        <w:tc>
-          <w:tcPr>
-            <w:tcW w:w="0" w:type="auto"/>
-            <w:gridSpan w:val="2"/>
-            <w:vAlign w:val="center"/>
-          </w:tcPr>
-          <w:p>
-            <w:pPr>
-              <w:spacing w:after="0" w:line="240" w:lineRule="auto"/>
-              <w:rPr>
-                <w:rFonts w:ascii="Times New Roman" w:eastAsia="Times New Roman" w:hAnsi="Times New Roman" w:cs="Times New Roman"/>
-                <w:kern w:val="0"/>
-                <w:sz w:val="24"/>
-                <w:szCs w:val="24"/>
-                <w:lang w:eastAsia="zh-TW" w:bidi="ar-SA"/>
-                <w14:ligatures w14:val="none"/>
-              </w:rPr>
-            </w:pPr>
-          </w:p>
-        </w:tc>
-        <w:tc>
-          <w:tcPr>
-            <w:tcW w:w="0" w:type="auto"/>
-            <w:gridSpan w:val="2"/>
-            <w:vAlign w:val="center"/>
-          </w:tcPr>
-          <w:p>
-            <w:pPr>
-              <w:spacing w:after="0" w:line="240" w:lineRule="auto"/>
-              <w:rPr>
-                <w:rFonts w:ascii="Times New Roman" w:eastAsia="Times New Roman" w:hAnsi="Times New Roman" w:cs="Times New Roman"/>
-                <w:kern w:val="0"/>
-                <w:sz w:val="24"/>
-                <w:szCs w:val="24"/>
-                <w:lang w:eastAsia="zh-TW" w:bidi="ar-SA"/>
-                <w14:ligatures w14:val="none"/>
-              </w:rPr>
-            </w:pPr>
-          </w:p>
-        </w:tc>
-        <w:tc>
-          <w:tcPr>
-            <w:tcW w:w="0" w:type="auto"/>
-            <w:vAlign w:val="center"/>
-          </w:tcPr>
-          <w:p>
-            <w:pPr>
-              <w:spacing w:after="0" w:line="240" w:lineRule="auto"/>
-              <w:rPr>
-                <w:rFonts w:ascii="Times New Roman" w:eastAsia="Times New Roman" w:hAnsi="Times New Roman" w:cs="Times New Roman"/>
-                <w:kern w:val="0"/>
-                <w:sz w:val="24"/>
-                <w:szCs w:val="24"/>
-                <w:lang w:eastAsia="zh-TW" w:bidi="ar-SA"/>
-                <w14:ligatures w14:val="none"/>
-              </w:rPr>
-            </w:pPr>
-          </w:p>
-        </w:tc>
-        <w:tc>
-          <w:tcPr>
-            <w:tcW w:w="0" w:type="auto"/>
-            <w:vAlign w:val="center"/>
-          </w:tcPr>
-          <w:p>
-            <w:pPr>
-              <w:spacing w:after="0" w:line="240" w:lineRule="auto"/>
-              <w:rPr>
-                <w:rFonts w:ascii="Times New Roman" w:eastAsia="Times New Roman" w:hAnsi="Times New Roman" w:cs="Times New Roman"/>
-                <w:kern w:val="0"/>
-                <w:sz w:val="24"/>
-                <w:szCs w:val="24"/>
-                <w:lang w:eastAsia="zh-TW" w:bidi="ar-SA"/>
-                <w14:ligatures w14:val="none"/>
-              </w:rPr>
-            </w:pPr>
-          </w:p>
-        </w:tc>
-      </w:tr>
-      <w:tr>
-        <w:trPr>
-          <w:gridAfter w:val="3"/>
-          <w:tblCellSpacing w:w="15" w:type="dxa"/>
-        </w:trPr>
-        <w:tc>
-          <w:tcPr>
-            <w:tcW w:w="0" w:type="auto"/>
-            <w:vAlign w:val="center"/>
-          </w:tcPr>
-          <w:p>
-            <w:pPr>
-              <w:spacing w:after="0" w:line="240" w:lineRule="auto"/>
-              <w:rPr>
-                <w:rFonts w:ascii="Times New Roman" w:eastAsia="Times New Roman" w:hAnsi="Times New Roman" w:cs="Times New Roman"/>
-                <w:kern w:val="0"/>
-                <w:sz w:val="24"/>
-                <w:szCs w:val="24"/>
-                <w:lang w:eastAsia="zh-TW" w:bidi="ar-SA"/>
-                <w14:ligatures w14:val="none"/>
-              </w:rPr>
-            </w:pPr>
-          </w:p>
-        </w:tc>
-        <w:tc>
-          <w:tcPr>
-            <w:tcW w:w="0" w:type="auto"/>
-            <w:gridSpan w:val="2"/>
-            <w:vAlign w:val="center"/>
-          </w:tcPr>
-          <w:p>
-            <w:pPr>
-              <w:spacing w:after="0" w:line="240" w:lineRule="auto"/>
-              <w:rPr>
-                <w:rFonts w:ascii="Times New Roman" w:eastAsia="Times New Roman" w:hAnsi="Times New Roman" w:cs="Times New Roman"/>
-                <w:kern w:val="0"/>
-                <w:sz w:val="24"/>
-                <w:szCs w:val="24"/>
-                <w:lang w:eastAsia="zh-TW" w:bidi="ar-SA"/>
-                <w14:ligatures w14:val="none"/>
-              </w:rPr>
-            </w:pPr>
-          </w:p>
-        </w:tc>
-        <w:tc>
-          <w:tcPr>
-            <w:tcW w:w="0" w:type="auto"/>
-            <w:gridSpan w:val="2"/>
-            <w:vAlign w:val="center"/>
-          </w:tcPr>
-          <w:p>
-            <w:pPr>
-              <w:spacing w:after="0" w:line="240" w:lineRule="auto"/>
-              <w:rPr>
-                <w:rFonts w:ascii="Times New Roman" w:eastAsia="Times New Roman" w:hAnsi="Times New Roman" w:cs="Times New Roman"/>
-                <w:kern w:val="0"/>
-                <w:sz w:val="24"/>
-                <w:szCs w:val="24"/>
-                <w:lang w:eastAsia="zh-TW" w:bidi="ar-SA"/>
-                <w14:ligatures w14:val="none"/>
-              </w:rPr>
-            </w:pPr>
-          </w:p>
-        </w:tc>
-        <w:tc>
-          <w:tcPr>
-            <w:tcW w:w="0" w:type="auto"/>
-            <w:vAlign w:val="center"/>
-          </w:tcPr>
-          <w:p>
-            <w:pPr>
-              <w:spacing w:after="0" w:line="240" w:lineRule="auto"/>
-              <w:rPr>
-                <w:rFonts w:ascii="Times New Roman" w:eastAsia="Times New Roman" w:hAnsi="Times New Roman" w:cs="Times New Roman"/>
-                <w:kern w:val="0"/>
-                <w:sz w:val="24"/>
-                <w:szCs w:val="24"/>
-                <w:lang w:eastAsia="zh-TW" w:bidi="ar-SA"/>
-                <w14:ligatures w14:val="none"/>
-              </w:rPr>
-            </w:pPr>
-          </w:p>
-        </w:tc>
-        <w:tc>
-          <w:tcPr>
-            <w:tcW w:w="0" w:type="auto"/>
-            <w:vAlign w:val="center"/>
-          </w:tcPr>
-          <w:p>
-            <w:pPr>
-              <w:spacing w:after="0" w:line="240" w:lineRule="auto"/>
-              <w:rPr>
-                <w:rFonts w:ascii="Times New Roman" w:eastAsia="Times New Roman" w:hAnsi="Times New Roman" w:cs="Times New Roman"/>
-                <w:kern w:val="0"/>
-                <w:sz w:val="20"/>
-                <w:szCs w:val="20"/>
-                <w:lang w:eastAsia="zh-TW" w:bidi="ar-SA"/>
-                <w14:ligatures w14:val="none"/>
-              </w:rPr>
-            </w:pPr>
-          </w:p>
-        </w:tc>
-      </w:tr>
-      <w:tr>
-        <w:trPr>
-          <w:gridAfter w:val="3"/>
-          <w:tblCellSpacing w:w="15" w:type="dxa"/>
-        </w:trPr>
-        <w:tc>
-          <w:tcPr>
-            <w:tcW w:w="0" w:type="auto"/>
-            <w:vAlign w:val="center"/>
-          </w:tcPr>
-          <w:p>
-            <w:pPr>
-              <w:spacing w:after="0" w:line="240" w:lineRule="auto"/>
-              <w:rPr>
-                <w:rFonts w:ascii="Times New Roman" w:eastAsia="Times New Roman" w:hAnsi="Times New Roman" w:cs="Times New Roman"/>
-                <w:kern w:val="0"/>
-                <w:sz w:val="24"/>
-                <w:szCs w:val="24"/>
-                <w:lang w:eastAsia="zh-TW" w:bidi="ar-SA"/>
-                <w14:ligatures w14:val="none"/>
-              </w:rPr>
-            </w:pPr>
-          </w:p>
-        </w:tc>
-        <w:tc>
-          <w:tcPr>
-            <w:tcW w:w="0" w:type="auto"/>
-            <w:gridSpan w:val="2"/>
-            <w:vAlign w:val="center"/>
-          </w:tcPr>
-          <w:p>
-            <w:pPr>
-              <w:spacing w:after="0" w:line="240" w:lineRule="auto"/>
-              <w:rPr>
-                <w:rFonts w:ascii="Times New Roman" w:eastAsia="Times New Roman" w:hAnsi="Times New Roman" w:cs="Times New Roman"/>
-                <w:kern w:val="0"/>
-                <w:sz w:val="24"/>
-                <w:szCs w:val="24"/>
-                <w:lang w:eastAsia="zh-TW" w:bidi="ar-SA"/>
-                <w14:ligatures w14:val="none"/>
-              </w:rPr>
-            </w:pPr>
-          </w:p>
-        </w:tc>
-        <w:tc>
-          <w:tcPr>
-            <w:tcW w:w="0" w:type="auto"/>
-            <w:gridSpan w:val="2"/>
-            <w:vAlign w:val="center"/>
-          </w:tcPr>
-          <w:p>
-            <w:pPr>
-              <w:spacing w:after="0" w:line="240" w:lineRule="auto"/>
-              <w:rPr>
-                <w:rFonts w:ascii="Times New Roman" w:eastAsia="Times New Roman" w:hAnsi="Times New Roman" w:cs="Times New Roman"/>
-                <w:kern w:val="0"/>
-                <w:sz w:val="24"/>
-                <w:szCs w:val="24"/>
-                <w:lang w:eastAsia="zh-TW" w:bidi="ar-SA"/>
-                <w14:ligatures w14:val="none"/>
-              </w:rPr>
-            </w:pPr>
-          </w:p>
-        </w:tc>
-        <w:tc>
-          <w:tcPr>
-            <w:tcW w:w="0" w:type="auto"/>
-            <w:vAlign w:val="center"/>
-          </w:tcPr>
-          <w:p>
-            <w:pPr>
-              <w:spacing w:after="0" w:line="240" w:lineRule="auto"/>
-              <w:rPr>
-                <w:rFonts w:ascii="Times New Roman" w:eastAsia="Times New Roman" w:hAnsi="Times New Roman" w:cs="Times New Roman"/>
-                <w:kern w:val="0"/>
-                <w:sz w:val="24"/>
-                <w:szCs w:val="24"/>
-                <w:lang w:eastAsia="zh-TW" w:bidi="ar-SA"/>
-                <w14:ligatures w14:val="none"/>
-              </w:rPr>
-            </w:pPr>
-          </w:p>
-        </w:tc>
-        <w:tc>
-          <w:tcPr>
-            <w:tcW w:w="0" w:type="auto"/>
-            <w:vAlign w:val="center"/>
-          </w:tcPr>
-          <w:p>
-            <w:pPr>
-              <w:spacing w:after="0" w:line="240" w:lineRule="auto"/>
-              <w:rPr>
-                <w:rFonts w:ascii="Times New Roman" w:eastAsia="Times New Roman" w:hAnsi="Times New Roman" w:cs="Times New Roman"/>
-                <w:kern w:val="0"/>
-                <w:sz w:val="20"/>
-                <w:szCs w:val="20"/>
-                <w:lang w:eastAsia="zh-TW" w:bidi="ar-SA"/>
-                <w14:ligatures w14:val="none"/>
-              </w:rPr>
-            </w:pPr>
-          </w:p>
-        </w:tc>
-      </w:tr>
-      <w:tr>
-        <w:trPr>
-          <w:gridAfter w:val="3"/>
-          <w:tblCellSpacing w:w="15" w:type="dxa"/>
-        </w:trPr>
-        <w:tc>
-          <w:tcPr>
-            <w:tcW w:w="0" w:type="auto"/>
-            <w:vAlign w:val="center"/>
-          </w:tcPr>
-          <w:p>
-            <w:pPr>
-              <w:spacing w:after="0" w:line="240" w:lineRule="auto"/>
-              <w:rPr>
-                <w:rFonts w:ascii="Times New Roman" w:eastAsia="Times New Roman" w:hAnsi="Times New Roman" w:cs="Times New Roman"/>
-                <w:kern w:val="0"/>
-                <w:sz w:val="24"/>
-                <w:szCs w:val="24"/>
-                <w:lang w:eastAsia="zh-TW" w:bidi="ar-SA"/>
-                <w14:ligatures w14:val="none"/>
-              </w:rPr>
-            </w:pPr>
-          </w:p>
-        </w:tc>
-        <w:tc>
-          <w:tcPr>
-            <w:tcW w:w="0" w:type="auto"/>
-            <w:gridSpan w:val="2"/>
-            <w:vAlign w:val="center"/>
-          </w:tcPr>
-          <w:p>
-            <w:pPr>
-              <w:spacing w:after="0" w:line="240" w:lineRule="auto"/>
-              <w:rPr>
-                <w:rFonts w:ascii="Times New Roman" w:eastAsia="Times New Roman" w:hAnsi="Times New Roman" w:cs="Times New Roman"/>
-                <w:kern w:val="0"/>
-                <w:sz w:val="24"/>
-                <w:szCs w:val="24"/>
-                <w:lang w:eastAsia="zh-TW" w:bidi="ar-SA"/>
-                <w14:ligatures w14:val="none"/>
-              </w:rPr>
-            </w:pPr>
-          </w:p>
-        </w:tc>
-        <w:tc>
-          <w:tcPr>
-            <w:tcW w:w="0" w:type="auto"/>
-            <w:gridSpan w:val="2"/>
-            <w:vAlign w:val="center"/>
-          </w:tcPr>
-          <w:p>
-            <w:pPr>
-              <w:spacing w:after="0" w:line="240" w:lineRule="auto"/>
-              <w:rPr>
-                <w:rFonts w:ascii="Times New Roman" w:eastAsia="Times New Roman" w:hAnsi="Times New Roman" w:cs="Times New Roman"/>
-                <w:kern w:val="0"/>
-                <w:sz w:val="24"/>
-                <w:szCs w:val="24"/>
-                <w:lang w:eastAsia="zh-TW" w:bidi="ar-SA"/>
-                <w14:ligatures w14:val="none"/>
-              </w:rPr>
-            </w:pPr>
-          </w:p>
-        </w:tc>
-        <w:tc>
-          <w:tcPr>
-            <w:tcW w:w="0" w:type="auto"/>
-            <w:vAlign w:val="center"/>
-          </w:tcPr>
-          <w:p>
-            <w:pPr>
-              <w:spacing w:after="0" w:line="240" w:lineRule="auto"/>
-              <w:rPr>
-                <w:rFonts w:ascii="Times New Roman" w:eastAsia="Times New Roman" w:hAnsi="Times New Roman" w:cs="Times New Roman"/>
-                <w:kern w:val="0"/>
-                <w:sz w:val="24"/>
-                <w:szCs w:val="24"/>
-                <w:lang w:eastAsia="zh-TW" w:bidi="ar-SA"/>
-                <w14:ligatures w14:val="none"/>
-              </w:rPr>
-            </w:pPr>
-          </w:p>
-        </w:tc>
-        <w:tc>
-          <w:tcPr>
-            <w:tcW w:w="0" w:type="auto"/>
-            <w:vAlign w:val="center"/>
-          </w:tcPr>
-          <w:p>
-            <w:pPr>
-              <w:spacing w:after="0" w:line="240" w:lineRule="auto"/>
-              <w:rPr>
-                <w:rFonts w:ascii="Times New Roman" w:eastAsia="Times New Roman" w:hAnsi="Times New Roman" w:cs="Times New Roman"/>
-                <w:kern w:val="0"/>
-                <w:sz w:val="24"/>
-                <w:szCs w:val="24"/>
-                <w:lang w:eastAsia="zh-TW" w:bidi="ar-SA"/>
-                <w14:ligatures w14:val="none"/>
-              </w:rPr>
-            </w:pPr>
-          </w:p>
-        </w:tc>
-      </w:tr>
-      <w:tr>
-        <w:trPr>
-          <w:gridAfter w:val="3"/>
-          <w:tblCellSpacing w:w="15" w:type="dxa"/>
-        </w:trPr>
-        <w:tc>
-          <w:tcPr>
-            <w:tcW w:w="0" w:type="auto"/>
-            <w:vAlign w:val="center"/>
-          </w:tcPr>
-          <w:p>
-            <w:pPr>
-              <w:spacing w:after="0" w:line="240" w:lineRule="auto"/>
-              <w:rPr>
-                <w:rFonts w:ascii="Times New Roman" w:eastAsia="Times New Roman" w:hAnsi="Times New Roman" w:cs="Times New Roman"/>
-                <w:kern w:val="0"/>
-                <w:sz w:val="24"/>
-                <w:szCs w:val="24"/>
-                <w:lang w:eastAsia="zh-TW" w:bidi="ar-SA"/>
-                <w14:ligatures w14:val="none"/>
-              </w:rPr>
-            </w:pPr>
-          </w:p>
-        </w:tc>
-        <w:tc>
-          <w:tcPr>
-            <w:tcW w:w="0" w:type="auto"/>
-            <w:gridSpan w:val="2"/>
-            <w:vAlign w:val="center"/>
-          </w:tcPr>
-          <w:p>
-            <w:pPr>
-              <w:spacing w:after="0" w:line="240" w:lineRule="auto"/>
-              <w:rPr>
-                <w:rFonts w:ascii="Times New Roman" w:eastAsia="Times New Roman" w:hAnsi="Times New Roman" w:cs="Times New Roman"/>
-                <w:kern w:val="0"/>
-                <w:sz w:val="24"/>
-                <w:szCs w:val="24"/>
-                <w:lang w:eastAsia="zh-TW" w:bidi="ar-SA"/>
-                <w14:ligatures w14:val="none"/>
-              </w:rPr>
-            </w:pPr>
-          </w:p>
-        </w:tc>
-        <w:tc>
-          <w:tcPr>
-            <w:tcW w:w="0" w:type="auto"/>
-            <w:gridSpan w:val="2"/>
-            <w:vAlign w:val="center"/>
-          </w:tcPr>
-          <w:p>
-            <w:pPr>
-              <w:spacing w:after="0" w:line="240" w:lineRule="auto"/>
-              <w:rPr>
-                <w:rFonts w:ascii="Times New Roman" w:eastAsia="Times New Roman" w:hAnsi="Times New Roman" w:cs="Times New Roman"/>
-                <w:kern w:val="0"/>
-                <w:sz w:val="24"/>
-                <w:szCs w:val="24"/>
-                <w:lang w:eastAsia="zh-TW" w:bidi="ar-SA"/>
-                <w14:ligatures w14:val="none"/>
-              </w:rPr>
-            </w:pPr>
-          </w:p>
-        </w:tc>
-        <w:tc>
-          <w:tcPr>
-            <w:tcW w:w="0" w:type="auto"/>
-            <w:vAlign w:val="center"/>
-          </w:tcPr>
-          <w:p>
-            <w:pPr>
-              <w:spacing w:after="0" w:line="240" w:lineRule="auto"/>
-              <w:rPr>
-                <w:rFonts w:ascii="Times New Roman" w:eastAsia="Times New Roman" w:hAnsi="Times New Roman" w:cs="Times New Roman"/>
-                <w:kern w:val="0"/>
-                <w:sz w:val="24"/>
-                <w:szCs w:val="24"/>
-                <w:lang w:eastAsia="zh-TW" w:bidi="ar-SA"/>
-                <w14:ligatures w14:val="none"/>
-              </w:rPr>
-            </w:pPr>
-          </w:p>
-        </w:tc>
-        <w:tc>
-          <w:tcPr>
-            <w:tcW w:w="0" w:type="auto"/>
-            <w:vAlign w:val="center"/>
-          </w:tcPr>
-          <w:p>
-            <w:pPr>
-              <w:spacing w:after="0" w:line="240" w:lineRule="auto"/>
-              <w:rPr>
-                <w:rFonts w:ascii="Times New Roman" w:eastAsia="Times New Roman" w:hAnsi="Times New Roman" w:cs="Times New Roman"/>
-                <w:kern w:val="0"/>
-                <w:sz w:val="24"/>
-                <w:szCs w:val="24"/>
-                <w:lang w:eastAsia="zh-TW" w:bidi="ar-SA"/>
-                <w14:ligatures w14:val="none"/>
-              </w:rPr>
-            </w:pPr>
-          </w:p>
-        </w:tc>
-      </w:tr>
-      <w:tr>
-        <w:trPr>
-          <w:gridAfter w:val="3"/>
-          <w:tblCellSpacing w:w="15" w:type="dxa"/>
-        </w:trPr>
-        <w:tc>
-          <w:tcPr>
-            <w:tcW w:w="0" w:type="auto"/>
-            <w:vAlign w:val="center"/>
-          </w:tcPr>
-          <w:p>
-            <w:pPr>
-              <w:spacing w:after="0" w:line="240" w:lineRule="auto"/>
-              <w:rPr>
-                <w:rFonts w:ascii="Times New Roman" w:eastAsia="Times New Roman" w:hAnsi="Times New Roman" w:cs="Times New Roman"/>
-                <w:kern w:val="0"/>
-                <w:sz w:val="24"/>
-                <w:szCs w:val="24"/>
-                <w:lang w:eastAsia="zh-TW" w:bidi="ar-SA"/>
-                <w14:ligatures w14:val="none"/>
-              </w:rPr>
-            </w:pPr>
-          </w:p>
-        </w:tc>
-        <w:tc>
-          <w:tcPr>
-            <w:tcW w:w="0" w:type="auto"/>
-            <w:gridSpan w:val="2"/>
-            <w:vAlign w:val="center"/>
-          </w:tcPr>
-          <w:p>
-            <w:pPr>
-              <w:spacing w:after="0" w:line="240" w:lineRule="auto"/>
-              <w:rPr>
-                <w:rFonts w:ascii="Times New Roman" w:eastAsia="Times New Roman" w:hAnsi="Times New Roman" w:cs="Times New Roman"/>
-                <w:kern w:val="0"/>
-                <w:sz w:val="24"/>
-                <w:szCs w:val="24"/>
-                <w:lang w:eastAsia="zh-TW" w:bidi="ar-SA"/>
-                <w14:ligatures w14:val="none"/>
-              </w:rPr>
-            </w:pPr>
-          </w:p>
-        </w:tc>
-        <w:tc>
-          <w:tcPr>
-            <w:tcW w:w="0" w:type="auto"/>
-            <w:gridSpan w:val="2"/>
+            <w:vAlign w:val="center"/>
+          </w:tcPr>
+          <w:p>
+            <w:pPr>
+              <w:spacing w:after="0" w:line="240" w:lineRule="auto"/>
+              <w:rPr>
+                <w:rFonts w:ascii="Times New Roman" w:eastAsia="Times New Roman" w:hAnsi="Times New Roman" w:cs="Times New Roman"/>
+                <w:kern w:val="0"/>
+                <w:sz w:val="24"/>
+                <w:szCs w:val="24"/>
+                <w:lang w:eastAsia="zh-TW" w:bidi="ar-SA"/>
+                <w14:ligatures w14:val="none"/>
+              </w:rPr>
+            </w:pPr>
+          </w:p>
+        </w:tc>
+        <w:tc>
+          <w:tcPr>
+            <w:tcW w:w="0" w:type="auto"/>
+            <w:vAlign w:val="center"/>
+          </w:tcPr>
+          <w:p>
+            <w:pPr>
+              <w:spacing w:after="0" w:line="240" w:lineRule="auto"/>
+              <w:rPr>
+                <w:rFonts w:ascii="Times New Roman" w:eastAsia="Times New Roman" w:hAnsi="Times New Roman" w:cs="Times New Roman"/>
+                <w:kern w:val="0"/>
+                <w:sz w:val="24"/>
+                <w:szCs w:val="24"/>
+                <w:lang w:eastAsia="zh-TW" w:bidi="ar-SA"/>
+                <w14:ligatures w14:val="none"/>
+              </w:rPr>
+            </w:pPr>
+          </w:p>
+        </w:tc>
+        <w:tc>
+          <w:tcPr>
+            <w:tcW w:w="0" w:type="auto"/>
             <w:vAlign w:val="center"/>
           </w:tcPr>
           <w:p>
@@ -27499,19 +27330,6 @@
           <w14:ligatures w14:val="none"/>
         </w:rPr>
       </w:pPr>
-      <w:r>
-        <w:rPr>
-          <w:rFonts w:ascii="Times New Roman" w:eastAsia="Times New Roman" w:hAnsi="Times New Roman" w:cs="Times New Roman"/>
-          <w:kern w:val="0"/>
-          <w:sz w:val="24"/>
-          <w:szCs w:val="24"/>
-          <w:lang w:eastAsia="zh-TW" w:bidi="ar-SA"/>
-          <w14:ligatures w14:val="none"/>
-        </w:rPr>
-        <w:pict w14:anchorId="16F2375F">
-          <v:rect id="_x0000_i1041" style="width:0;height:1.5pt" o:hralign="center" o:hrstd="t" o:hr="t" fillcolor="#a0a0a0" stroked="f"/>
-        </w:pict>
-      </w:r>
     </w:p>
     <w:p>
       <w:pPr>
@@ -27539,7 +27357,6 @@
           <w:lang w:eastAsia="zh-TW" w:bidi="ar-SA"/>
           <w14:ligatures w14:val="none"/>
         </w:rPr>
-        <w:lastRenderedPageBreak/>
         <w:t>✅</w:t>
       </w:r>
       <w:r>
@@ -28705,16 +28522,13 @@
                 <w14:ligatures w14:val="none"/>
               </w:rPr>
             </w:pPr>
-            <w:r>
-              <w:rPr>
-                <w:rFonts w:ascii="Times New Roman" w:eastAsia="Times New Roman" w:hAnsi="Times New Roman" w:cs="Times New Roman"/>
-                <w:kern w:val="0"/>
-                <w:sz w:val="24"/>
-                <w:szCs w:val="24"/>
-                <w:lang w:eastAsia="zh-TW" w:bidi="ar-SA"/>
-                <w14:ligatures w14:val="none"/>
-              </w:rPr>
-              <w:t>FLOAT</w:t>
+            <w:proofErr w:type="gramStart"/>
+            <w:r>
+              <w:t>DECIMAL(</w:t>
+            </w:r>
+            <w:proofErr w:type="gramEnd"/>
+            <w:r>
+              <w:t>6,4)</w:t>
             </w:r>
           </w:p>
         </w:tc>
@@ -28854,16 +28668,13 @@
                 <w14:ligatures w14:val="none"/>
               </w:rPr>
             </w:pPr>
-            <w:r>
-              <w:rPr>
-                <w:rFonts w:ascii="Times New Roman" w:eastAsia="Times New Roman" w:hAnsi="Times New Roman" w:cs="Times New Roman"/>
-                <w:kern w:val="0"/>
-                <w:sz w:val="24"/>
-                <w:szCs w:val="24"/>
-                <w:lang w:eastAsia="zh-TW" w:bidi="ar-SA"/>
-                <w14:ligatures w14:val="none"/>
-              </w:rPr>
-              <w:t>FLOAT</w:t>
+            <w:proofErr w:type="gramStart"/>
+            <w:r>
+              <w:t>DECIMAL(</w:t>
+            </w:r>
+            <w:proofErr w:type="gramEnd"/>
+            <w:r>
+              <w:t>6,4)</w:t>
             </w:r>
           </w:p>
         </w:tc>
@@ -29381,6 +29192,7 @@
           <w:lang w:eastAsia="zh-TW" w:bidi="ar-SA"/>
           <w14:ligatures w14:val="none"/>
         </w:rPr>
+        <w:lastRenderedPageBreak/>
         <w:pict w14:anchorId="654305CF">
           <v:rect id="_x0000_i1042" style="width:0;height:1.5pt" o:hralign="center" o:hrstd="t" o:hr="t" fillcolor="#a0a0a0" stroked="f"/>
         </w:pict>
@@ -30500,7 +30312,6 @@
           <w:lang w:eastAsia="zh-TW" w:bidi="ar-SA"/>
           <w14:ligatures w14:val="none"/>
         </w:rPr>
-        <w:lastRenderedPageBreak/>
         <w:t xml:space="preserve"> </w:t>
       </w:r>
       <w:r>
@@ -31986,45 +31797,56 @@
             <w:pPr>
               <w:spacing w:after="0" w:line="240" w:lineRule="auto"/>
               <w:rPr>
-                <w:rFonts w:ascii="Times New Roman" w:eastAsia="Times New Roman" w:hAnsi="Times New Roman" w:cs="Times New Roman"/>
-                <w:kern w:val="0"/>
-                <w:sz w:val="24"/>
-                <w:szCs w:val="24"/>
-                <w:lang w:eastAsia="zh-TW" w:bidi="ar-SA"/>
-                <w14:ligatures w14:val="none"/>
-              </w:rPr>
-            </w:pPr>
-            <w:r>
-              <w:rPr>
-                <w:rFonts w:ascii="Times New Roman" w:eastAsia="Times New Roman" w:hAnsi="Times New Roman" w:cs="Times New Roman"/>
-                <w:kern w:val="0"/>
-                <w:sz w:val="24"/>
-                <w:szCs w:val="24"/>
-                <w:lang w:eastAsia="zh-TW" w:bidi="ar-SA"/>
-                <w14:ligatures w14:val="none"/>
-              </w:rPr>
-              <w:t>TEXT</w:t>
-            </w:r>
-          </w:p>
-        </w:tc>
-        <w:tc>
-          <w:tcPr>
-            <w:tcW w:w="0" w:type="auto"/>
-            <w:vAlign w:val="center"/>
-            <w:hideMark/>
-          </w:tcPr>
-          <w:p>
-            <w:pPr>
-              <w:spacing w:after="0" w:line="240" w:lineRule="auto"/>
-              <w:rPr>
-                <w:rFonts w:ascii="Times New Roman" w:eastAsia="Times New Roman" w:hAnsi="Times New Roman" w:cs="Times New Roman"/>
-                <w:kern w:val="0"/>
-                <w:sz w:val="24"/>
-                <w:szCs w:val="24"/>
-                <w:lang w:eastAsia="zh-TW" w:bidi="ar-SA"/>
-                <w14:ligatures w14:val="none"/>
-              </w:rPr>
-            </w:pPr>
+                <w:rFonts w:ascii="PMingLiU" w:eastAsia="PMingLiU" w:hAnsi="PMingLiU" w:cs="Times New Roman"/>
+                <w:kern w:val="0"/>
+                <w:sz w:val="24"/>
+                <w:szCs w:val="24"/>
+                <w:lang w:eastAsia="zh-TW" w:bidi="ar-SA"/>
+                <w14:ligatures w14:val="none"/>
+              </w:rPr>
+            </w:pPr>
+            <w:r>
+              <w:rPr>
+                <w:rFonts w:ascii="PMingLiU" w:eastAsia="PMingLiU" w:hAnsi="PMingLiU" w:cs="Times New Roman" w:hint="eastAsia"/>
+                <w:kern w:val="0"/>
+                <w:sz w:val="24"/>
+                <w:szCs w:val="24"/>
+                <w:lang w:eastAsia="zh-TW" w:bidi="ar-SA"/>
+                <w14:ligatures w14:val="none"/>
+              </w:rPr>
+              <w:t>VARCHAR</w:t>
+            </w:r>
+          </w:p>
+        </w:tc>
+        <w:tc>
+          <w:tcPr>
+            <w:tcW w:w="0" w:type="auto"/>
+            <w:vAlign w:val="center"/>
+            <w:hideMark/>
+          </w:tcPr>
+          <w:p>
+            <w:pPr>
+              <w:spacing w:after="0" w:line="240" w:lineRule="auto"/>
+              <w:rPr>
+                <w:rFonts w:ascii="Times New Roman" w:eastAsia="Times New Roman" w:hAnsi="Times New Roman" w:cs="Times New Roman"/>
+                <w:kern w:val="0"/>
+                <w:sz w:val="24"/>
+                <w:szCs w:val="24"/>
+                <w:lang w:eastAsia="zh-TW" w:bidi="ar-SA"/>
+                <w14:ligatures w14:val="none"/>
+              </w:rPr>
+            </w:pPr>
+            <w:r>
+              <w:rPr>
+                <w:rFonts w:ascii="PMingLiU" w:eastAsia="PMingLiU" w:hAnsi="PMingLiU" w:cs="Times New Roman" w:hint="eastAsia"/>
+                <w:kern w:val="0"/>
+                <w:sz w:val="24"/>
+                <w:szCs w:val="24"/>
+                <w:lang w:eastAsia="zh-TW" w:bidi="ar-SA"/>
+                <w14:ligatures w14:val="none"/>
+              </w:rPr>
+              <w:t>100</w:t>
+            </w:r>
           </w:p>
         </w:tc>
         <w:tc>
@@ -32509,6 +32331,7 @@
           <w:lang w:eastAsia="zh-TW" w:bidi="ar-SA"/>
           <w14:ligatures w14:val="none"/>
         </w:rPr>
+        <w:lastRenderedPageBreak/>
         <w:pict w14:anchorId="3916EB60">
           <v:rect id="_x0000_i1044" style="width:0;height:1.5pt" o:hralign="center" o:hrstd="t" o:hr="t" fillcolor="#a0a0a0" stroked="f"/>
         </w:pict>
@@ -33468,16 +33291,13 @@
                 <w14:ligatures w14:val="none"/>
               </w:rPr>
             </w:pPr>
-            <w:r>
-              <w:rPr>
-                <w:rFonts w:ascii="Times New Roman" w:eastAsia="Times New Roman" w:hAnsi="Times New Roman" w:cs="Times New Roman"/>
-                <w:kern w:val="0"/>
-                <w:sz w:val="24"/>
-                <w:szCs w:val="24"/>
-                <w:lang w:eastAsia="zh-TW" w:bidi="ar-SA"/>
-                <w14:ligatures w14:val="none"/>
-              </w:rPr>
-              <w:t>FLOAT</w:t>
+            <w:proofErr w:type="gramStart"/>
+            <w:r>
+              <w:t>DECIMAL(</w:t>
+            </w:r>
+            <w:proofErr w:type="gramEnd"/>
+            <w:r>
+              <w:t>5,2)</w:t>
             </w:r>
           </w:p>
         </w:tc>
@@ -33608,16 +33428,13 @@
                 <w14:ligatures w14:val="none"/>
               </w:rPr>
             </w:pPr>
-            <w:r>
-              <w:rPr>
-                <w:rFonts w:ascii="Times New Roman" w:eastAsia="Times New Roman" w:hAnsi="Times New Roman" w:cs="Times New Roman"/>
-                <w:kern w:val="0"/>
-                <w:sz w:val="24"/>
-                <w:szCs w:val="24"/>
-                <w:lang w:eastAsia="zh-TW" w:bidi="ar-SA"/>
-                <w14:ligatures w14:val="none"/>
-              </w:rPr>
-              <w:t>FLOAT</w:t>
+            <w:proofErr w:type="gramStart"/>
+            <w:r>
+              <w:t>DECIMAL(</w:t>
+            </w:r>
+            <w:proofErr w:type="gramEnd"/>
+            <w:r>
+              <w:t>5,2)</w:t>
             </w:r>
           </w:p>
         </w:tc>
@@ -33770,16 +33587,13 @@
                 <w14:ligatures w14:val="none"/>
               </w:rPr>
             </w:pPr>
-            <w:r>
-              <w:rPr>
-                <w:rFonts w:ascii="Times New Roman" w:eastAsia="Times New Roman" w:hAnsi="Times New Roman" w:cs="Times New Roman"/>
-                <w:kern w:val="0"/>
-                <w:sz w:val="24"/>
-                <w:szCs w:val="24"/>
-                <w:lang w:eastAsia="zh-TW" w:bidi="ar-SA"/>
-                <w14:ligatures w14:val="none"/>
-              </w:rPr>
-              <w:t>FLOAT</w:t>
+            <w:proofErr w:type="gramStart"/>
+            <w:r>
+              <w:t>DECIMAL(</w:t>
+            </w:r>
+            <w:proofErr w:type="gramEnd"/>
+            <w:r>
+              <w:t>5,2)</w:t>
             </w:r>
           </w:p>
         </w:tc>
@@ -34578,6 +34392,4414 @@
                 <w14:ligatures w14:val="none"/>
               </w:rPr>
               <w:t xml:space="preserve"> Ubuntu 22.04</w:t>
+            </w:r>
+          </w:p>
+        </w:tc>
+      </w:tr>
+    </w:tbl>
+    <w:p/>
+    <w:p>
+      <w:r>
+        <w:br w:type="page"/>
+      </w:r>
+    </w:p>
+    <w:tbl>
+      <w:tblPr>
+        <w:tblW w:w="0" w:type="auto"/>
+        <w:tblCellSpacing w:w="15" w:type="dxa"/>
+        <w:tblCellMar>
+          <w:top w:w="15" w:type="dxa"/>
+          <w:left w:w="15" w:type="dxa"/>
+          <w:bottom w:w="15" w:type="dxa"/>
+          <w:right w:w="15" w:type="dxa"/>
+        </w:tblCellMar>
+        <w:tblLook w:val="04A0" w:firstRow="1" w:lastRow="0" w:firstColumn="1" w:lastColumn="0" w:noHBand="0" w:noVBand="1"/>
+      </w:tblPr>
+      <w:tblGrid>
+        <w:gridCol w:w="2231"/>
+        <w:gridCol w:w="30"/>
+        <w:gridCol w:w="1803"/>
+        <w:gridCol w:w="847"/>
+        <w:gridCol w:w="817"/>
+        <w:gridCol w:w="1810"/>
+        <w:gridCol w:w="30"/>
+        <w:gridCol w:w="1792"/>
+      </w:tblGrid>
+      <w:tr>
+        <w:trPr>
+          <w:tblHeader/>
+          <w:tblCellSpacing w:w="15" w:type="dxa"/>
+        </w:trPr>
+        <w:tc>
+          <w:tcPr>
+            <w:tcW w:w="0" w:type="auto"/>
+            <w:gridSpan w:val="2"/>
+            <w:vAlign w:val="center"/>
+            <w:hideMark/>
+          </w:tcPr>
+          <w:p>
+            <w:pPr>
+              <w:spacing w:after="0" w:line="240" w:lineRule="auto"/>
+              <w:jc w:val="center"/>
+              <w:rPr>
+                <w:rFonts w:ascii="Times New Roman" w:eastAsia="Times New Roman" w:hAnsi="Times New Roman" w:cs="Times New Roman"/>
+                <w:b/>
+                <w:bCs/>
+                <w:kern w:val="0"/>
+                <w:sz w:val="24"/>
+                <w:szCs w:val="24"/>
+                <w:lang w:eastAsia="zh-TW" w:bidi="ar-SA"/>
+                <w14:ligatures w14:val="none"/>
+              </w:rPr>
+            </w:pPr>
+            <w:r>
+              <w:rPr>
+                <w:rFonts w:ascii="PMingLiU" w:eastAsia="PMingLiU" w:hAnsi="PMingLiU" w:cs="PMingLiU" w:hint="eastAsia"/>
+                <w:b/>
+                <w:bCs/>
+                <w:kern w:val="0"/>
+                <w:sz w:val="24"/>
+                <w:szCs w:val="24"/>
+                <w:lang w:eastAsia="zh-TW" w:bidi="ar-SA"/>
+                <w14:ligatures w14:val="none"/>
+              </w:rPr>
+              <w:lastRenderedPageBreak/>
+              <w:t>表格名</w:t>
+            </w:r>
+            <w:r>
+              <w:rPr>
+                <w:rFonts w:ascii="PMingLiU" w:eastAsia="PMingLiU" w:hAnsi="PMingLiU" w:cs="PMingLiU"/>
+                <w:b/>
+                <w:bCs/>
+                <w:kern w:val="0"/>
+                <w:sz w:val="24"/>
+                <w:szCs w:val="24"/>
+                <w:lang w:eastAsia="zh-TW" w:bidi="ar-SA"/>
+                <w14:ligatures w14:val="none"/>
+              </w:rPr>
+              <w:t>稱</w:t>
+            </w:r>
+          </w:p>
+        </w:tc>
+        <w:tc>
+          <w:tcPr>
+            <w:tcW w:w="0" w:type="auto"/>
+            <w:gridSpan w:val="2"/>
+            <w:vAlign w:val="center"/>
+            <w:hideMark/>
+          </w:tcPr>
+          <w:p>
+            <w:pPr>
+              <w:spacing w:after="0" w:line="240" w:lineRule="auto"/>
+              <w:jc w:val="center"/>
+              <w:rPr>
+                <w:rFonts w:ascii="Times New Roman" w:eastAsia="Times New Roman" w:hAnsi="Times New Roman" w:cs="Times New Roman"/>
+                <w:b/>
+                <w:bCs/>
+                <w:kern w:val="0"/>
+                <w:sz w:val="24"/>
+                <w:szCs w:val="24"/>
+                <w:lang w:eastAsia="zh-TW" w:bidi="ar-SA"/>
+                <w14:ligatures w14:val="none"/>
+              </w:rPr>
+            </w:pPr>
+            <w:r>
+              <w:rPr>
+                <w:rFonts w:ascii="PMingLiU" w:eastAsia="PMingLiU" w:hAnsi="PMingLiU" w:cs="PMingLiU"/>
+                <w:b/>
+                <w:bCs/>
+                <w:kern w:val="0"/>
+                <w:sz w:val="24"/>
+                <w:szCs w:val="24"/>
+                <w:lang w:eastAsia="zh-TW" w:bidi="ar-SA"/>
+                <w14:ligatures w14:val="none"/>
+              </w:rPr>
+              <w:t>欄位</w:t>
+            </w:r>
+          </w:p>
+        </w:tc>
+        <w:tc>
+          <w:tcPr>
+            <w:tcW w:w="0" w:type="auto"/>
+            <w:gridSpan w:val="2"/>
+            <w:vAlign w:val="center"/>
+            <w:hideMark/>
+          </w:tcPr>
+          <w:p>
+            <w:pPr>
+              <w:spacing w:after="0" w:line="240" w:lineRule="auto"/>
+              <w:jc w:val="center"/>
+              <w:rPr>
+                <w:rFonts w:ascii="Times New Roman" w:eastAsia="Times New Roman" w:hAnsi="Times New Roman" w:cs="Times New Roman"/>
+                <w:b/>
+                <w:bCs/>
+                <w:kern w:val="0"/>
+                <w:sz w:val="24"/>
+                <w:szCs w:val="24"/>
+                <w:lang w:eastAsia="zh-TW" w:bidi="ar-SA"/>
+                <w14:ligatures w14:val="none"/>
+              </w:rPr>
+            </w:pPr>
+            <w:r>
+              <w:rPr>
+                <w:rFonts w:ascii="PMingLiU" w:eastAsia="PMingLiU" w:hAnsi="PMingLiU" w:cs="PMingLiU"/>
+                <w:b/>
+                <w:bCs/>
+                <w:kern w:val="0"/>
+                <w:sz w:val="24"/>
+                <w:szCs w:val="24"/>
+                <w:lang w:eastAsia="zh-TW" w:bidi="ar-SA"/>
+                <w14:ligatures w14:val="none"/>
+              </w:rPr>
+              <w:t>原型別</w:t>
+            </w:r>
+          </w:p>
+        </w:tc>
+        <w:tc>
+          <w:tcPr>
+            <w:tcW w:w="0" w:type="auto"/>
+            <w:gridSpan w:val="2"/>
+            <w:vAlign w:val="center"/>
+            <w:hideMark/>
+          </w:tcPr>
+          <w:p>
+            <w:pPr>
+              <w:spacing w:after="0" w:line="240" w:lineRule="auto"/>
+              <w:jc w:val="center"/>
+              <w:rPr>
+                <w:rFonts w:ascii="Times New Roman" w:eastAsia="Times New Roman" w:hAnsi="Times New Roman" w:cs="Times New Roman"/>
+                <w:b/>
+                <w:bCs/>
+                <w:kern w:val="0"/>
+                <w:sz w:val="24"/>
+                <w:szCs w:val="24"/>
+                <w:lang w:eastAsia="zh-TW" w:bidi="ar-SA"/>
+                <w14:ligatures w14:val="none"/>
+              </w:rPr>
+            </w:pPr>
+            <w:r>
+              <w:rPr>
+                <w:rFonts w:ascii="PMingLiU" w:eastAsia="PMingLiU" w:hAnsi="PMingLiU" w:cs="PMingLiU"/>
+                <w:b/>
+                <w:bCs/>
+                <w:kern w:val="0"/>
+                <w:sz w:val="24"/>
+                <w:szCs w:val="24"/>
+                <w:lang w:eastAsia="zh-TW" w:bidi="ar-SA"/>
+                <w14:ligatures w14:val="none"/>
+              </w:rPr>
+              <w:t>建議修改為</w:t>
+            </w:r>
+          </w:p>
+        </w:tc>
+      </w:tr>
+      <w:tr>
+        <w:trPr>
+          <w:tblCellSpacing w:w="15" w:type="dxa"/>
+        </w:trPr>
+        <w:tc>
+          <w:tcPr>
+            <w:tcW w:w="0" w:type="auto"/>
+            <w:gridSpan w:val="2"/>
+            <w:vAlign w:val="center"/>
+            <w:hideMark/>
+          </w:tcPr>
+          <w:p>
+            <w:pPr>
+              <w:spacing w:after="0" w:line="240" w:lineRule="auto"/>
+              <w:rPr>
+                <w:rFonts w:ascii="Times New Roman" w:eastAsia="Times New Roman" w:hAnsi="Times New Roman" w:cs="Times New Roman"/>
+                <w:kern w:val="0"/>
+                <w:sz w:val="24"/>
+                <w:szCs w:val="24"/>
+                <w:lang w:eastAsia="zh-TW" w:bidi="ar-SA"/>
+                <w14:ligatures w14:val="none"/>
+              </w:rPr>
+            </w:pPr>
+            <w:proofErr w:type="spellStart"/>
+            <w:r>
+              <w:rPr>
+                <w:rFonts w:ascii="Times New Roman" w:eastAsia="Times New Roman" w:hAnsi="Times New Roman" w:cs="Times New Roman"/>
+                <w:kern w:val="0"/>
+                <w:sz w:val="24"/>
+                <w:szCs w:val="24"/>
+                <w:lang w:eastAsia="zh-TW" w:bidi="ar-SA"/>
+                <w14:ligatures w14:val="none"/>
+              </w:rPr>
+              <w:t>s_staff</w:t>
+            </w:r>
+            <w:proofErr w:type="spellEnd"/>
+          </w:p>
+        </w:tc>
+        <w:tc>
+          <w:tcPr>
+            <w:tcW w:w="0" w:type="auto"/>
+            <w:gridSpan w:val="2"/>
+            <w:vAlign w:val="center"/>
+            <w:hideMark/>
+          </w:tcPr>
+          <w:p>
+            <w:pPr>
+              <w:spacing w:after="0" w:line="240" w:lineRule="auto"/>
+              <w:rPr>
+                <w:rFonts w:ascii="Times New Roman" w:eastAsia="Times New Roman" w:hAnsi="Times New Roman" w:cs="Times New Roman"/>
+                <w:kern w:val="0"/>
+                <w:sz w:val="24"/>
+                <w:szCs w:val="24"/>
+                <w:lang w:eastAsia="zh-TW" w:bidi="ar-SA"/>
+                <w14:ligatures w14:val="none"/>
+              </w:rPr>
+            </w:pPr>
+            <w:r>
+              <w:rPr>
+                <w:rFonts w:ascii="Times New Roman" w:eastAsia="Times New Roman" w:hAnsi="Times New Roman" w:cs="Times New Roman"/>
+                <w:kern w:val="0"/>
+                <w:sz w:val="24"/>
+                <w:szCs w:val="24"/>
+                <w:lang w:eastAsia="zh-TW" w:bidi="ar-SA"/>
+                <w14:ligatures w14:val="none"/>
+              </w:rPr>
+              <w:t>status</w:t>
+            </w:r>
+          </w:p>
+        </w:tc>
+        <w:tc>
+          <w:tcPr>
+            <w:tcW w:w="0" w:type="auto"/>
+            <w:gridSpan w:val="2"/>
+            <w:vAlign w:val="center"/>
+            <w:hideMark/>
+          </w:tcPr>
+          <w:p>
+            <w:pPr>
+              <w:spacing w:after="0" w:line="240" w:lineRule="auto"/>
+              <w:rPr>
+                <w:rFonts w:ascii="Times New Roman" w:eastAsia="Times New Roman" w:hAnsi="Times New Roman" w:cs="Times New Roman"/>
+                <w:kern w:val="0"/>
+                <w:sz w:val="24"/>
+                <w:szCs w:val="24"/>
+                <w:lang w:eastAsia="zh-TW" w:bidi="ar-SA"/>
+                <w14:ligatures w14:val="none"/>
+              </w:rPr>
+            </w:pPr>
+            <w:proofErr w:type="gramStart"/>
+            <w:r>
+              <w:rPr>
+                <w:rFonts w:ascii="Times New Roman" w:eastAsia="Times New Roman" w:hAnsi="Times New Roman" w:cs="Times New Roman"/>
+                <w:kern w:val="0"/>
+                <w:sz w:val="24"/>
+                <w:szCs w:val="24"/>
+                <w:lang w:eastAsia="zh-TW" w:bidi="ar-SA"/>
+                <w14:ligatures w14:val="none"/>
+              </w:rPr>
+              <w:t>VARCHAR(</w:t>
+            </w:r>
+            <w:proofErr w:type="gramEnd"/>
+            <w:r>
+              <w:rPr>
+                <w:rFonts w:ascii="Times New Roman" w:eastAsia="Times New Roman" w:hAnsi="Times New Roman" w:cs="Times New Roman"/>
+                <w:kern w:val="0"/>
+                <w:sz w:val="24"/>
+                <w:szCs w:val="24"/>
+                <w:lang w:eastAsia="zh-TW" w:bidi="ar-SA"/>
+                <w14:ligatures w14:val="none"/>
+              </w:rPr>
+              <w:t>10)</w:t>
+            </w:r>
+          </w:p>
+        </w:tc>
+        <w:tc>
+          <w:tcPr>
+            <w:tcW w:w="0" w:type="auto"/>
+            <w:gridSpan w:val="2"/>
+            <w:vAlign w:val="center"/>
+            <w:hideMark/>
+          </w:tcPr>
+          <w:p>
+            <w:pPr>
+              <w:spacing w:after="0" w:line="240" w:lineRule="auto"/>
+              <w:rPr>
+                <w:rFonts w:ascii="Times New Roman" w:eastAsia="Times New Roman" w:hAnsi="Times New Roman" w:cs="Times New Roman"/>
+                <w:kern w:val="0"/>
+                <w:sz w:val="24"/>
+                <w:szCs w:val="24"/>
+                <w:lang w:eastAsia="zh-TW" w:bidi="ar-SA"/>
+                <w14:ligatures w14:val="none"/>
+              </w:rPr>
+            </w:pPr>
+            <w:proofErr w:type="gramStart"/>
+            <w:r>
+              <w:rPr>
+                <w:rFonts w:ascii="Courier New" w:eastAsia="Times New Roman" w:hAnsi="Courier New" w:cs="Courier New"/>
+                <w:kern w:val="0"/>
+                <w:sz w:val="20"/>
+                <w:szCs w:val="20"/>
+                <w:lang w:eastAsia="zh-TW" w:bidi="ar-SA"/>
+                <w14:ligatures w14:val="none"/>
+              </w:rPr>
+              <w:t>TINYINT(</w:t>
+            </w:r>
+            <w:proofErr w:type="gramEnd"/>
+            <w:r>
+              <w:rPr>
+                <w:rFonts w:ascii="Courier New" w:eastAsia="Times New Roman" w:hAnsi="Courier New" w:cs="Courier New"/>
+                <w:kern w:val="0"/>
+                <w:sz w:val="20"/>
+                <w:szCs w:val="20"/>
+                <w:lang w:eastAsia="zh-TW" w:bidi="ar-SA"/>
+                <w14:ligatures w14:val="none"/>
+              </w:rPr>
+              <w:t>1)</w:t>
+            </w:r>
+          </w:p>
+        </w:tc>
+      </w:tr>
+      <w:tr>
+        <w:trPr>
+          <w:tblCellSpacing w:w="15" w:type="dxa"/>
+        </w:trPr>
+        <w:tc>
+          <w:tcPr>
+            <w:tcW w:w="0" w:type="auto"/>
+            <w:gridSpan w:val="2"/>
+            <w:vAlign w:val="center"/>
+            <w:hideMark/>
+          </w:tcPr>
+          <w:p>
+            <w:pPr>
+              <w:spacing w:after="0" w:line="240" w:lineRule="auto"/>
+              <w:rPr>
+                <w:rFonts w:ascii="Times New Roman" w:eastAsia="Times New Roman" w:hAnsi="Times New Roman" w:cs="Times New Roman"/>
+                <w:kern w:val="0"/>
+                <w:sz w:val="24"/>
+                <w:szCs w:val="24"/>
+                <w:lang w:eastAsia="zh-TW" w:bidi="ar-SA"/>
+                <w14:ligatures w14:val="none"/>
+              </w:rPr>
+            </w:pPr>
+            <w:proofErr w:type="spellStart"/>
+            <w:r>
+              <w:rPr>
+                <w:rFonts w:ascii="Times New Roman" w:eastAsia="Times New Roman" w:hAnsi="Times New Roman" w:cs="Times New Roman"/>
+                <w:kern w:val="0"/>
+                <w:sz w:val="24"/>
+                <w:szCs w:val="24"/>
+                <w:lang w:eastAsia="zh-TW" w:bidi="ar-SA"/>
+                <w14:ligatures w14:val="none"/>
+              </w:rPr>
+              <w:t>s_token</w:t>
+            </w:r>
+            <w:proofErr w:type="spellEnd"/>
+          </w:p>
+        </w:tc>
+        <w:tc>
+          <w:tcPr>
+            <w:tcW w:w="0" w:type="auto"/>
+            <w:gridSpan w:val="2"/>
+            <w:vAlign w:val="center"/>
+            <w:hideMark/>
+          </w:tcPr>
+          <w:p>
+            <w:pPr>
+              <w:spacing w:after="0" w:line="240" w:lineRule="auto"/>
+              <w:rPr>
+                <w:rFonts w:ascii="Times New Roman" w:eastAsia="Times New Roman" w:hAnsi="Times New Roman" w:cs="Times New Roman"/>
+                <w:kern w:val="0"/>
+                <w:sz w:val="24"/>
+                <w:szCs w:val="24"/>
+                <w:lang w:eastAsia="zh-TW" w:bidi="ar-SA"/>
+                <w14:ligatures w14:val="none"/>
+              </w:rPr>
+            </w:pPr>
+            <w:r>
+              <w:rPr>
+                <w:rFonts w:ascii="Times New Roman" w:eastAsia="Times New Roman" w:hAnsi="Times New Roman" w:cs="Times New Roman"/>
+                <w:kern w:val="0"/>
+                <w:sz w:val="24"/>
+                <w:szCs w:val="24"/>
+                <w:lang w:eastAsia="zh-TW" w:bidi="ar-SA"/>
+                <w14:ligatures w14:val="none"/>
+              </w:rPr>
+              <w:t>status</w:t>
+            </w:r>
+          </w:p>
+        </w:tc>
+        <w:tc>
+          <w:tcPr>
+            <w:tcW w:w="0" w:type="auto"/>
+            <w:gridSpan w:val="2"/>
+            <w:vAlign w:val="center"/>
+            <w:hideMark/>
+          </w:tcPr>
+          <w:p>
+            <w:pPr>
+              <w:spacing w:after="0" w:line="240" w:lineRule="auto"/>
+              <w:rPr>
+                <w:rFonts w:ascii="Times New Roman" w:eastAsia="Times New Roman" w:hAnsi="Times New Roman" w:cs="Times New Roman"/>
+                <w:kern w:val="0"/>
+                <w:sz w:val="24"/>
+                <w:szCs w:val="24"/>
+                <w:lang w:eastAsia="zh-TW" w:bidi="ar-SA"/>
+                <w14:ligatures w14:val="none"/>
+              </w:rPr>
+            </w:pPr>
+            <w:proofErr w:type="gramStart"/>
+            <w:r>
+              <w:rPr>
+                <w:rFonts w:ascii="Times New Roman" w:eastAsia="Times New Roman" w:hAnsi="Times New Roman" w:cs="Times New Roman"/>
+                <w:kern w:val="0"/>
+                <w:sz w:val="24"/>
+                <w:szCs w:val="24"/>
+                <w:lang w:eastAsia="zh-TW" w:bidi="ar-SA"/>
+                <w14:ligatures w14:val="none"/>
+              </w:rPr>
+              <w:t>VARCHAR(</w:t>
+            </w:r>
+            <w:proofErr w:type="gramEnd"/>
+            <w:r>
+              <w:rPr>
+                <w:rFonts w:ascii="Times New Roman" w:eastAsia="Times New Roman" w:hAnsi="Times New Roman" w:cs="Times New Roman"/>
+                <w:kern w:val="0"/>
+                <w:sz w:val="24"/>
+                <w:szCs w:val="24"/>
+                <w:lang w:eastAsia="zh-TW" w:bidi="ar-SA"/>
+                <w14:ligatures w14:val="none"/>
+              </w:rPr>
+              <w:t>10)</w:t>
+            </w:r>
+          </w:p>
+        </w:tc>
+        <w:tc>
+          <w:tcPr>
+            <w:tcW w:w="0" w:type="auto"/>
+            <w:gridSpan w:val="2"/>
+            <w:vAlign w:val="center"/>
+            <w:hideMark/>
+          </w:tcPr>
+          <w:p>
+            <w:pPr>
+              <w:spacing w:after="0" w:line="240" w:lineRule="auto"/>
+              <w:rPr>
+                <w:rFonts w:ascii="Times New Roman" w:eastAsia="Times New Roman" w:hAnsi="Times New Roman" w:cs="Times New Roman"/>
+                <w:kern w:val="0"/>
+                <w:sz w:val="24"/>
+                <w:szCs w:val="24"/>
+                <w:lang w:eastAsia="zh-TW" w:bidi="ar-SA"/>
+                <w14:ligatures w14:val="none"/>
+              </w:rPr>
+            </w:pPr>
+            <w:proofErr w:type="gramStart"/>
+            <w:r>
+              <w:rPr>
+                <w:rFonts w:ascii="Courier New" w:eastAsia="Times New Roman" w:hAnsi="Courier New" w:cs="Courier New"/>
+                <w:kern w:val="0"/>
+                <w:sz w:val="20"/>
+                <w:szCs w:val="20"/>
+                <w:lang w:eastAsia="zh-TW" w:bidi="ar-SA"/>
+                <w14:ligatures w14:val="none"/>
+              </w:rPr>
+              <w:t>TINYINT(</w:t>
+            </w:r>
+            <w:proofErr w:type="gramEnd"/>
+            <w:r>
+              <w:rPr>
+                <w:rFonts w:ascii="Courier New" w:eastAsia="Times New Roman" w:hAnsi="Courier New" w:cs="Courier New"/>
+                <w:kern w:val="0"/>
+                <w:sz w:val="20"/>
+                <w:szCs w:val="20"/>
+                <w:lang w:eastAsia="zh-TW" w:bidi="ar-SA"/>
+                <w14:ligatures w14:val="none"/>
+              </w:rPr>
+              <w:t>1)</w:t>
+            </w:r>
+          </w:p>
+        </w:tc>
+      </w:tr>
+      <w:tr>
+        <w:trPr>
+          <w:tblCellSpacing w:w="15" w:type="dxa"/>
+        </w:trPr>
+        <w:tc>
+          <w:tcPr>
+            <w:tcW w:w="0" w:type="auto"/>
+            <w:gridSpan w:val="2"/>
+            <w:vAlign w:val="center"/>
+            <w:hideMark/>
+          </w:tcPr>
+          <w:p>
+            <w:pPr>
+              <w:spacing w:after="0" w:line="240" w:lineRule="auto"/>
+              <w:rPr>
+                <w:rFonts w:ascii="Times New Roman" w:eastAsia="Times New Roman" w:hAnsi="Times New Roman" w:cs="Times New Roman"/>
+                <w:kern w:val="0"/>
+                <w:sz w:val="24"/>
+                <w:szCs w:val="24"/>
+                <w:lang w:eastAsia="zh-TW" w:bidi="ar-SA"/>
+                <w14:ligatures w14:val="none"/>
+              </w:rPr>
+            </w:pPr>
+            <w:proofErr w:type="spellStart"/>
+            <w:r>
+              <w:rPr>
+                <w:rFonts w:ascii="Times New Roman" w:eastAsia="Times New Roman" w:hAnsi="Times New Roman" w:cs="Times New Roman"/>
+                <w:kern w:val="0"/>
+                <w:sz w:val="24"/>
+                <w:szCs w:val="24"/>
+                <w:lang w:eastAsia="zh-TW" w:bidi="ar-SA"/>
+                <w14:ligatures w14:val="none"/>
+              </w:rPr>
+              <w:t>s_raw_camera_images</w:t>
+            </w:r>
+            <w:proofErr w:type="spellEnd"/>
+          </w:p>
+        </w:tc>
+        <w:tc>
+          <w:tcPr>
+            <w:tcW w:w="0" w:type="auto"/>
+            <w:gridSpan w:val="2"/>
+            <w:vAlign w:val="center"/>
+            <w:hideMark/>
+          </w:tcPr>
+          <w:p>
+            <w:pPr>
+              <w:spacing w:after="0" w:line="240" w:lineRule="auto"/>
+              <w:rPr>
+                <w:rFonts w:ascii="Times New Roman" w:eastAsia="Times New Roman" w:hAnsi="Times New Roman" w:cs="Times New Roman"/>
+                <w:kern w:val="0"/>
+                <w:sz w:val="24"/>
+                <w:szCs w:val="24"/>
+                <w:lang w:eastAsia="zh-TW" w:bidi="ar-SA"/>
+                <w14:ligatures w14:val="none"/>
+              </w:rPr>
+            </w:pPr>
+            <w:r>
+              <w:rPr>
+                <w:rFonts w:ascii="Times New Roman" w:eastAsia="Times New Roman" w:hAnsi="Times New Roman" w:cs="Times New Roman"/>
+                <w:kern w:val="0"/>
+                <w:sz w:val="24"/>
+                <w:szCs w:val="24"/>
+                <w:lang w:eastAsia="zh-TW" w:bidi="ar-SA"/>
+                <w14:ligatures w14:val="none"/>
+              </w:rPr>
+              <w:t>uploaded</w:t>
+            </w:r>
+          </w:p>
+        </w:tc>
+        <w:tc>
+          <w:tcPr>
+            <w:tcW w:w="0" w:type="auto"/>
+            <w:gridSpan w:val="2"/>
+            <w:vAlign w:val="center"/>
+            <w:hideMark/>
+          </w:tcPr>
+          <w:p>
+            <w:pPr>
+              <w:spacing w:after="0" w:line="240" w:lineRule="auto"/>
+              <w:rPr>
+                <w:rFonts w:ascii="Times New Roman" w:eastAsia="Times New Roman" w:hAnsi="Times New Roman" w:cs="Times New Roman"/>
+                <w:kern w:val="0"/>
+                <w:sz w:val="24"/>
+                <w:szCs w:val="24"/>
+                <w:lang w:eastAsia="zh-TW" w:bidi="ar-SA"/>
+                <w14:ligatures w14:val="none"/>
+              </w:rPr>
+            </w:pPr>
+            <w:r>
+              <w:rPr>
+                <w:rFonts w:ascii="Times New Roman" w:eastAsia="Times New Roman" w:hAnsi="Times New Roman" w:cs="Times New Roman"/>
+                <w:kern w:val="0"/>
+                <w:sz w:val="24"/>
+                <w:szCs w:val="24"/>
+                <w:lang w:eastAsia="zh-TW" w:bidi="ar-SA"/>
+                <w14:ligatures w14:val="none"/>
+              </w:rPr>
+              <w:t>BOOLEAN</w:t>
+            </w:r>
+          </w:p>
+        </w:tc>
+        <w:tc>
+          <w:tcPr>
+            <w:tcW w:w="0" w:type="auto"/>
+            <w:gridSpan w:val="2"/>
+            <w:vAlign w:val="center"/>
+            <w:hideMark/>
+          </w:tcPr>
+          <w:p>
+            <w:pPr>
+              <w:spacing w:after="0" w:line="240" w:lineRule="auto"/>
+              <w:rPr>
+                <w:rFonts w:ascii="Times New Roman" w:eastAsia="Times New Roman" w:hAnsi="Times New Roman" w:cs="Times New Roman"/>
+                <w:kern w:val="0"/>
+                <w:sz w:val="24"/>
+                <w:szCs w:val="24"/>
+                <w:lang w:eastAsia="zh-TW" w:bidi="ar-SA"/>
+                <w14:ligatures w14:val="none"/>
+              </w:rPr>
+            </w:pPr>
+            <w:proofErr w:type="gramStart"/>
+            <w:r>
+              <w:rPr>
+                <w:rFonts w:ascii="Courier New" w:eastAsia="Times New Roman" w:hAnsi="Courier New" w:cs="Courier New"/>
+                <w:kern w:val="0"/>
+                <w:sz w:val="20"/>
+                <w:szCs w:val="20"/>
+                <w:lang w:eastAsia="zh-TW" w:bidi="ar-SA"/>
+                <w14:ligatures w14:val="none"/>
+              </w:rPr>
+              <w:t>TINYINT(</w:t>
+            </w:r>
+            <w:proofErr w:type="gramEnd"/>
+            <w:r>
+              <w:rPr>
+                <w:rFonts w:ascii="Courier New" w:eastAsia="Times New Roman" w:hAnsi="Courier New" w:cs="Courier New"/>
+                <w:kern w:val="0"/>
+                <w:sz w:val="20"/>
+                <w:szCs w:val="20"/>
+                <w:lang w:eastAsia="zh-TW" w:bidi="ar-SA"/>
+                <w14:ligatures w14:val="none"/>
+              </w:rPr>
+              <w:t>1)</w:t>
+            </w:r>
+          </w:p>
+        </w:tc>
+      </w:tr>
+      <w:tr>
+        <w:trPr>
+          <w:tblCellSpacing w:w="15" w:type="dxa"/>
+        </w:trPr>
+        <w:tc>
+          <w:tcPr>
+            <w:tcW w:w="0" w:type="auto"/>
+            <w:gridSpan w:val="2"/>
+            <w:vAlign w:val="center"/>
+            <w:hideMark/>
+          </w:tcPr>
+          <w:p>
+            <w:pPr>
+              <w:spacing w:after="0" w:line="240" w:lineRule="auto"/>
+              <w:rPr>
+                <w:rFonts w:ascii="Times New Roman" w:eastAsia="Times New Roman" w:hAnsi="Times New Roman" w:cs="Times New Roman"/>
+                <w:kern w:val="0"/>
+                <w:sz w:val="24"/>
+                <w:szCs w:val="24"/>
+                <w:lang w:eastAsia="zh-TW" w:bidi="ar-SA"/>
+                <w14:ligatures w14:val="none"/>
+              </w:rPr>
+            </w:pPr>
+            <w:proofErr w:type="spellStart"/>
+            <w:r>
+              <w:rPr>
+                <w:rFonts w:ascii="Times New Roman" w:eastAsia="Times New Roman" w:hAnsi="Times New Roman" w:cs="Times New Roman"/>
+                <w:kern w:val="0"/>
+                <w:sz w:val="24"/>
+                <w:szCs w:val="24"/>
+                <w:lang w:eastAsia="zh-TW" w:bidi="ar-SA"/>
+                <w14:ligatures w14:val="none"/>
+              </w:rPr>
+              <w:t>s_driving_scores</w:t>
+            </w:r>
+            <w:proofErr w:type="spellEnd"/>
+          </w:p>
+        </w:tc>
+        <w:tc>
+          <w:tcPr>
+            <w:tcW w:w="0" w:type="auto"/>
+            <w:gridSpan w:val="2"/>
+            <w:vAlign w:val="center"/>
+            <w:hideMark/>
+          </w:tcPr>
+          <w:p>
+            <w:pPr>
+              <w:spacing w:after="0" w:line="240" w:lineRule="auto"/>
+              <w:rPr>
+                <w:rFonts w:ascii="Times New Roman" w:eastAsia="Times New Roman" w:hAnsi="Times New Roman" w:cs="Times New Roman"/>
+                <w:kern w:val="0"/>
+                <w:sz w:val="24"/>
+                <w:szCs w:val="24"/>
+                <w:lang w:eastAsia="zh-TW" w:bidi="ar-SA"/>
+                <w14:ligatures w14:val="none"/>
+              </w:rPr>
+            </w:pPr>
+            <w:r>
+              <w:rPr>
+                <w:rFonts w:ascii="Times New Roman" w:eastAsia="Times New Roman" w:hAnsi="Times New Roman" w:cs="Times New Roman"/>
+                <w:kern w:val="0"/>
+                <w:sz w:val="24"/>
+                <w:szCs w:val="24"/>
+                <w:lang w:eastAsia="zh-TW" w:bidi="ar-SA"/>
+                <w14:ligatures w14:val="none"/>
+              </w:rPr>
+              <w:t>uploaded, handled</w:t>
+            </w:r>
+          </w:p>
+        </w:tc>
+        <w:tc>
+          <w:tcPr>
+            <w:tcW w:w="0" w:type="auto"/>
+            <w:gridSpan w:val="2"/>
+            <w:vAlign w:val="center"/>
+            <w:hideMark/>
+          </w:tcPr>
+          <w:p>
+            <w:pPr>
+              <w:spacing w:after="0" w:line="240" w:lineRule="auto"/>
+              <w:rPr>
+                <w:rFonts w:ascii="Times New Roman" w:eastAsia="Times New Roman" w:hAnsi="Times New Roman" w:cs="Times New Roman"/>
+                <w:kern w:val="0"/>
+                <w:sz w:val="24"/>
+                <w:szCs w:val="24"/>
+                <w:lang w:eastAsia="zh-TW" w:bidi="ar-SA"/>
+                <w14:ligatures w14:val="none"/>
+              </w:rPr>
+            </w:pPr>
+            <w:r>
+              <w:rPr>
+                <w:rFonts w:ascii="Times New Roman" w:eastAsia="Times New Roman" w:hAnsi="Times New Roman" w:cs="Times New Roman"/>
+                <w:kern w:val="0"/>
+                <w:sz w:val="24"/>
+                <w:szCs w:val="24"/>
+                <w:lang w:eastAsia="zh-TW" w:bidi="ar-SA"/>
+                <w14:ligatures w14:val="none"/>
+              </w:rPr>
+              <w:t>BOOLEAN</w:t>
+            </w:r>
+          </w:p>
+        </w:tc>
+        <w:tc>
+          <w:tcPr>
+            <w:tcW w:w="0" w:type="auto"/>
+            <w:gridSpan w:val="2"/>
+            <w:vAlign w:val="center"/>
+            <w:hideMark/>
+          </w:tcPr>
+          <w:p>
+            <w:pPr>
+              <w:spacing w:after="0" w:line="240" w:lineRule="auto"/>
+              <w:rPr>
+                <w:rFonts w:ascii="Times New Roman" w:eastAsia="Times New Roman" w:hAnsi="Times New Roman" w:cs="Times New Roman"/>
+                <w:kern w:val="0"/>
+                <w:sz w:val="24"/>
+                <w:szCs w:val="24"/>
+                <w:lang w:eastAsia="zh-TW" w:bidi="ar-SA"/>
+                <w14:ligatures w14:val="none"/>
+              </w:rPr>
+            </w:pPr>
+            <w:proofErr w:type="gramStart"/>
+            <w:r>
+              <w:rPr>
+                <w:rFonts w:ascii="Courier New" w:eastAsia="Times New Roman" w:hAnsi="Courier New" w:cs="Courier New"/>
+                <w:kern w:val="0"/>
+                <w:sz w:val="20"/>
+                <w:szCs w:val="20"/>
+                <w:lang w:eastAsia="zh-TW" w:bidi="ar-SA"/>
+                <w14:ligatures w14:val="none"/>
+              </w:rPr>
+              <w:t>TINYINT(</w:t>
+            </w:r>
+            <w:proofErr w:type="gramEnd"/>
+            <w:r>
+              <w:rPr>
+                <w:rFonts w:ascii="Courier New" w:eastAsia="Times New Roman" w:hAnsi="Courier New" w:cs="Courier New"/>
+                <w:kern w:val="0"/>
+                <w:sz w:val="20"/>
+                <w:szCs w:val="20"/>
+                <w:lang w:eastAsia="zh-TW" w:bidi="ar-SA"/>
+                <w14:ligatures w14:val="none"/>
+              </w:rPr>
+              <w:t>1)</w:t>
+            </w:r>
+          </w:p>
+        </w:tc>
+      </w:tr>
+      <w:tr>
+        <w:trPr>
+          <w:tblCellSpacing w:w="15" w:type="dxa"/>
+        </w:trPr>
+        <w:tc>
+          <w:tcPr>
+            <w:tcW w:w="0" w:type="auto"/>
+            <w:gridSpan w:val="2"/>
+            <w:vAlign w:val="center"/>
+            <w:hideMark/>
+          </w:tcPr>
+          <w:p>
+            <w:pPr>
+              <w:spacing w:after="0" w:line="240" w:lineRule="auto"/>
+              <w:rPr>
+                <w:rFonts w:ascii="Times New Roman" w:eastAsia="Times New Roman" w:hAnsi="Times New Roman" w:cs="Times New Roman"/>
+                <w:kern w:val="0"/>
+                <w:sz w:val="24"/>
+                <w:szCs w:val="24"/>
+                <w:lang w:eastAsia="zh-TW" w:bidi="ar-SA"/>
+                <w14:ligatures w14:val="none"/>
+              </w:rPr>
+            </w:pPr>
+            <w:proofErr w:type="spellStart"/>
+            <w:r>
+              <w:rPr>
+                <w:rFonts w:ascii="Times New Roman" w:eastAsia="Times New Roman" w:hAnsi="Times New Roman" w:cs="Times New Roman"/>
+                <w:kern w:val="0"/>
+                <w:sz w:val="24"/>
+                <w:szCs w:val="24"/>
+                <w:lang w:eastAsia="zh-TW" w:bidi="ar-SA"/>
+                <w14:ligatures w14:val="none"/>
+              </w:rPr>
+              <w:t>s_fatigue_events</w:t>
+            </w:r>
+            <w:proofErr w:type="spellEnd"/>
+          </w:p>
+        </w:tc>
+        <w:tc>
+          <w:tcPr>
+            <w:tcW w:w="0" w:type="auto"/>
+            <w:gridSpan w:val="2"/>
+            <w:vAlign w:val="center"/>
+            <w:hideMark/>
+          </w:tcPr>
+          <w:p>
+            <w:pPr>
+              <w:spacing w:after="0" w:line="240" w:lineRule="auto"/>
+              <w:rPr>
+                <w:rFonts w:ascii="Times New Roman" w:eastAsia="Times New Roman" w:hAnsi="Times New Roman" w:cs="Times New Roman"/>
+                <w:kern w:val="0"/>
+                <w:sz w:val="24"/>
+                <w:szCs w:val="24"/>
+                <w:lang w:eastAsia="zh-TW" w:bidi="ar-SA"/>
+                <w14:ligatures w14:val="none"/>
+              </w:rPr>
+            </w:pPr>
+            <w:r>
+              <w:rPr>
+                <w:rFonts w:ascii="Times New Roman" w:eastAsia="Times New Roman" w:hAnsi="Times New Roman" w:cs="Times New Roman"/>
+                <w:kern w:val="0"/>
+                <w:sz w:val="24"/>
+                <w:szCs w:val="24"/>
+                <w:lang w:eastAsia="zh-TW" w:bidi="ar-SA"/>
+                <w14:ligatures w14:val="none"/>
+              </w:rPr>
+              <w:t>uploaded, handled</w:t>
+            </w:r>
+          </w:p>
+        </w:tc>
+        <w:tc>
+          <w:tcPr>
+            <w:tcW w:w="0" w:type="auto"/>
+            <w:gridSpan w:val="2"/>
+            <w:vAlign w:val="center"/>
+            <w:hideMark/>
+          </w:tcPr>
+          <w:p>
+            <w:pPr>
+              <w:spacing w:after="0" w:line="240" w:lineRule="auto"/>
+              <w:rPr>
+                <w:rFonts w:ascii="Times New Roman" w:eastAsia="Times New Roman" w:hAnsi="Times New Roman" w:cs="Times New Roman"/>
+                <w:kern w:val="0"/>
+                <w:sz w:val="24"/>
+                <w:szCs w:val="24"/>
+                <w:lang w:eastAsia="zh-TW" w:bidi="ar-SA"/>
+                <w14:ligatures w14:val="none"/>
+              </w:rPr>
+            </w:pPr>
+            <w:r>
+              <w:rPr>
+                <w:rFonts w:ascii="Times New Roman" w:eastAsia="Times New Roman" w:hAnsi="Times New Roman" w:cs="Times New Roman"/>
+                <w:kern w:val="0"/>
+                <w:sz w:val="24"/>
+                <w:szCs w:val="24"/>
+                <w:lang w:eastAsia="zh-TW" w:bidi="ar-SA"/>
+                <w14:ligatures w14:val="none"/>
+              </w:rPr>
+              <w:t>BOOLEAN</w:t>
+            </w:r>
+          </w:p>
+        </w:tc>
+        <w:tc>
+          <w:tcPr>
+            <w:tcW w:w="0" w:type="auto"/>
+            <w:gridSpan w:val="2"/>
+            <w:vAlign w:val="center"/>
+            <w:hideMark/>
+          </w:tcPr>
+          <w:p>
+            <w:pPr>
+              <w:spacing w:after="0" w:line="240" w:lineRule="auto"/>
+              <w:rPr>
+                <w:rFonts w:ascii="Times New Roman" w:eastAsia="Times New Roman" w:hAnsi="Times New Roman" w:cs="Times New Roman"/>
+                <w:kern w:val="0"/>
+                <w:sz w:val="24"/>
+                <w:szCs w:val="24"/>
+                <w:lang w:eastAsia="zh-TW" w:bidi="ar-SA"/>
+                <w14:ligatures w14:val="none"/>
+              </w:rPr>
+            </w:pPr>
+            <w:proofErr w:type="gramStart"/>
+            <w:r>
+              <w:rPr>
+                <w:rFonts w:ascii="Courier New" w:eastAsia="Times New Roman" w:hAnsi="Courier New" w:cs="Courier New"/>
+                <w:kern w:val="0"/>
+                <w:sz w:val="20"/>
+                <w:szCs w:val="20"/>
+                <w:lang w:eastAsia="zh-TW" w:bidi="ar-SA"/>
+                <w14:ligatures w14:val="none"/>
+              </w:rPr>
+              <w:t>TINYINT(</w:t>
+            </w:r>
+            <w:proofErr w:type="gramEnd"/>
+            <w:r>
+              <w:rPr>
+                <w:rFonts w:ascii="Courier New" w:eastAsia="Times New Roman" w:hAnsi="Courier New" w:cs="Courier New"/>
+                <w:kern w:val="0"/>
+                <w:sz w:val="20"/>
+                <w:szCs w:val="20"/>
+                <w:lang w:eastAsia="zh-TW" w:bidi="ar-SA"/>
+                <w14:ligatures w14:val="none"/>
+              </w:rPr>
+              <w:t>1)</w:t>
+            </w:r>
+          </w:p>
+        </w:tc>
+      </w:tr>
+      <w:tr>
+        <w:trPr>
+          <w:tblCellSpacing w:w="15" w:type="dxa"/>
+        </w:trPr>
+        <w:tc>
+          <w:tcPr>
+            <w:tcW w:w="0" w:type="auto"/>
+            <w:gridSpan w:val="2"/>
+            <w:vAlign w:val="center"/>
+            <w:hideMark/>
+          </w:tcPr>
+          <w:p>
+            <w:pPr>
+              <w:spacing w:after="0" w:line="240" w:lineRule="auto"/>
+              <w:rPr>
+                <w:rFonts w:ascii="Times New Roman" w:eastAsia="Times New Roman" w:hAnsi="Times New Roman" w:cs="Times New Roman"/>
+                <w:kern w:val="0"/>
+                <w:sz w:val="24"/>
+                <w:szCs w:val="24"/>
+                <w:lang w:eastAsia="zh-TW" w:bidi="ar-SA"/>
+                <w14:ligatures w14:val="none"/>
+              </w:rPr>
+            </w:pPr>
+            <w:proofErr w:type="spellStart"/>
+            <w:r>
+              <w:rPr>
+                <w:rFonts w:ascii="Times New Roman" w:eastAsia="Times New Roman" w:hAnsi="Times New Roman" w:cs="Times New Roman"/>
+                <w:kern w:val="0"/>
+                <w:sz w:val="24"/>
+                <w:szCs w:val="24"/>
+                <w:lang w:eastAsia="zh-TW" w:bidi="ar-SA"/>
+                <w14:ligatures w14:val="none"/>
+              </w:rPr>
+              <w:t>s_violation_events</w:t>
+            </w:r>
+            <w:proofErr w:type="spellEnd"/>
+          </w:p>
+        </w:tc>
+        <w:tc>
+          <w:tcPr>
+            <w:tcW w:w="0" w:type="auto"/>
+            <w:gridSpan w:val="2"/>
+            <w:vAlign w:val="center"/>
+            <w:hideMark/>
+          </w:tcPr>
+          <w:p>
+            <w:pPr>
+              <w:spacing w:after="0" w:line="240" w:lineRule="auto"/>
+              <w:rPr>
+                <w:rFonts w:ascii="Times New Roman" w:eastAsia="Times New Roman" w:hAnsi="Times New Roman" w:cs="Times New Roman"/>
+                <w:kern w:val="0"/>
+                <w:sz w:val="24"/>
+                <w:szCs w:val="24"/>
+                <w:lang w:eastAsia="zh-TW" w:bidi="ar-SA"/>
+                <w14:ligatures w14:val="none"/>
+              </w:rPr>
+            </w:pPr>
+            <w:r>
+              <w:rPr>
+                <w:rFonts w:ascii="Times New Roman" w:eastAsia="Times New Roman" w:hAnsi="Times New Roman" w:cs="Times New Roman"/>
+                <w:kern w:val="0"/>
+                <w:sz w:val="24"/>
+                <w:szCs w:val="24"/>
+                <w:lang w:eastAsia="zh-TW" w:bidi="ar-SA"/>
+                <w14:ligatures w14:val="none"/>
+              </w:rPr>
+              <w:t>uploaded</w:t>
+            </w:r>
+          </w:p>
+        </w:tc>
+        <w:tc>
+          <w:tcPr>
+            <w:tcW w:w="0" w:type="auto"/>
+            <w:gridSpan w:val="2"/>
+            <w:vAlign w:val="center"/>
+            <w:hideMark/>
+          </w:tcPr>
+          <w:p>
+            <w:pPr>
+              <w:spacing w:after="0" w:line="240" w:lineRule="auto"/>
+              <w:rPr>
+                <w:rFonts w:ascii="Times New Roman" w:eastAsia="Times New Roman" w:hAnsi="Times New Roman" w:cs="Times New Roman"/>
+                <w:kern w:val="0"/>
+                <w:sz w:val="24"/>
+                <w:szCs w:val="24"/>
+                <w:lang w:eastAsia="zh-TW" w:bidi="ar-SA"/>
+                <w14:ligatures w14:val="none"/>
+              </w:rPr>
+            </w:pPr>
+            <w:r>
+              <w:rPr>
+                <w:rFonts w:ascii="Times New Roman" w:eastAsia="Times New Roman" w:hAnsi="Times New Roman" w:cs="Times New Roman"/>
+                <w:kern w:val="0"/>
+                <w:sz w:val="24"/>
+                <w:szCs w:val="24"/>
+                <w:lang w:eastAsia="zh-TW" w:bidi="ar-SA"/>
+                <w14:ligatures w14:val="none"/>
+              </w:rPr>
+              <w:t>BOOLEAN</w:t>
+            </w:r>
+          </w:p>
+        </w:tc>
+        <w:tc>
+          <w:tcPr>
+            <w:tcW w:w="0" w:type="auto"/>
+            <w:gridSpan w:val="2"/>
+            <w:vAlign w:val="center"/>
+            <w:hideMark/>
+          </w:tcPr>
+          <w:p>
+            <w:pPr>
+              <w:spacing w:after="0" w:line="240" w:lineRule="auto"/>
+              <w:rPr>
+                <w:rFonts w:ascii="Times New Roman" w:eastAsia="Times New Roman" w:hAnsi="Times New Roman" w:cs="Times New Roman"/>
+                <w:kern w:val="0"/>
+                <w:sz w:val="24"/>
+                <w:szCs w:val="24"/>
+                <w:lang w:eastAsia="zh-TW" w:bidi="ar-SA"/>
+                <w14:ligatures w14:val="none"/>
+              </w:rPr>
+            </w:pPr>
+            <w:proofErr w:type="gramStart"/>
+            <w:r>
+              <w:rPr>
+                <w:rFonts w:ascii="Courier New" w:eastAsia="Times New Roman" w:hAnsi="Courier New" w:cs="Courier New"/>
+                <w:kern w:val="0"/>
+                <w:sz w:val="20"/>
+                <w:szCs w:val="20"/>
+                <w:lang w:eastAsia="zh-TW" w:bidi="ar-SA"/>
+                <w14:ligatures w14:val="none"/>
+              </w:rPr>
+              <w:t>TINYINT(</w:t>
+            </w:r>
+            <w:proofErr w:type="gramEnd"/>
+            <w:r>
+              <w:rPr>
+                <w:rFonts w:ascii="Courier New" w:eastAsia="Times New Roman" w:hAnsi="Courier New" w:cs="Courier New"/>
+                <w:kern w:val="0"/>
+                <w:sz w:val="20"/>
+                <w:szCs w:val="20"/>
+                <w:lang w:eastAsia="zh-TW" w:bidi="ar-SA"/>
+                <w14:ligatures w14:val="none"/>
+              </w:rPr>
+              <w:t>1)</w:t>
+            </w:r>
+          </w:p>
+        </w:tc>
+      </w:tr>
+      <w:tr>
+        <w:trPr>
+          <w:tblCellSpacing w:w="15" w:type="dxa"/>
+        </w:trPr>
+        <w:tc>
+          <w:tcPr>
+            <w:tcW w:w="0" w:type="auto"/>
+            <w:gridSpan w:val="2"/>
+            <w:vAlign w:val="center"/>
+            <w:hideMark/>
+          </w:tcPr>
+          <w:p>
+            <w:pPr>
+              <w:spacing w:after="0" w:line="240" w:lineRule="auto"/>
+              <w:rPr>
+                <w:rFonts w:ascii="Times New Roman" w:eastAsia="Times New Roman" w:hAnsi="Times New Roman" w:cs="Times New Roman"/>
+                <w:kern w:val="0"/>
+                <w:sz w:val="24"/>
+                <w:szCs w:val="24"/>
+                <w:lang w:eastAsia="zh-TW" w:bidi="ar-SA"/>
+                <w14:ligatures w14:val="none"/>
+              </w:rPr>
+            </w:pPr>
+            <w:proofErr w:type="spellStart"/>
+            <w:r>
+              <w:rPr>
+                <w:rFonts w:ascii="Times New Roman" w:eastAsia="Times New Roman" w:hAnsi="Times New Roman" w:cs="Times New Roman"/>
+                <w:kern w:val="0"/>
+                <w:sz w:val="24"/>
+                <w:szCs w:val="24"/>
+                <w:lang w:eastAsia="zh-TW" w:bidi="ar-SA"/>
+                <w14:ligatures w14:val="none"/>
+              </w:rPr>
+              <w:t>s_user_feedback</w:t>
+            </w:r>
+            <w:proofErr w:type="spellEnd"/>
+          </w:p>
+        </w:tc>
+        <w:tc>
+          <w:tcPr>
+            <w:tcW w:w="0" w:type="auto"/>
+            <w:gridSpan w:val="2"/>
+            <w:vAlign w:val="center"/>
+            <w:hideMark/>
+          </w:tcPr>
+          <w:p>
+            <w:pPr>
+              <w:spacing w:after="0" w:line="240" w:lineRule="auto"/>
+              <w:rPr>
+                <w:rFonts w:ascii="Times New Roman" w:eastAsia="Times New Roman" w:hAnsi="Times New Roman" w:cs="Times New Roman"/>
+                <w:kern w:val="0"/>
+                <w:sz w:val="24"/>
+                <w:szCs w:val="24"/>
+                <w:lang w:eastAsia="zh-TW" w:bidi="ar-SA"/>
+                <w14:ligatures w14:val="none"/>
+              </w:rPr>
+            </w:pPr>
+            <w:r>
+              <w:rPr>
+                <w:rFonts w:ascii="Times New Roman" w:eastAsia="Times New Roman" w:hAnsi="Times New Roman" w:cs="Times New Roman"/>
+                <w:kern w:val="0"/>
+                <w:sz w:val="24"/>
+                <w:szCs w:val="24"/>
+                <w:lang w:eastAsia="zh-TW" w:bidi="ar-SA"/>
+                <w14:ligatures w14:val="none"/>
+              </w:rPr>
+              <w:t>handled</w:t>
+            </w:r>
+          </w:p>
+        </w:tc>
+        <w:tc>
+          <w:tcPr>
+            <w:tcW w:w="0" w:type="auto"/>
+            <w:gridSpan w:val="2"/>
+            <w:vAlign w:val="center"/>
+            <w:hideMark/>
+          </w:tcPr>
+          <w:p>
+            <w:pPr>
+              <w:spacing w:after="0" w:line="240" w:lineRule="auto"/>
+              <w:rPr>
+                <w:rFonts w:ascii="Times New Roman" w:eastAsia="Times New Roman" w:hAnsi="Times New Roman" w:cs="Times New Roman"/>
+                <w:kern w:val="0"/>
+                <w:sz w:val="24"/>
+                <w:szCs w:val="24"/>
+                <w:lang w:eastAsia="zh-TW" w:bidi="ar-SA"/>
+                <w14:ligatures w14:val="none"/>
+              </w:rPr>
+            </w:pPr>
+            <w:r>
+              <w:rPr>
+                <w:rFonts w:ascii="Times New Roman" w:eastAsia="Times New Roman" w:hAnsi="Times New Roman" w:cs="Times New Roman"/>
+                <w:kern w:val="0"/>
+                <w:sz w:val="24"/>
+                <w:szCs w:val="24"/>
+                <w:lang w:eastAsia="zh-TW" w:bidi="ar-SA"/>
+                <w14:ligatures w14:val="none"/>
+              </w:rPr>
+              <w:t>BOOLEAN</w:t>
+            </w:r>
+          </w:p>
+        </w:tc>
+        <w:tc>
+          <w:tcPr>
+            <w:tcW w:w="0" w:type="auto"/>
+            <w:gridSpan w:val="2"/>
+            <w:vAlign w:val="center"/>
+            <w:hideMark/>
+          </w:tcPr>
+          <w:p>
+            <w:pPr>
+              <w:spacing w:after="0" w:line="240" w:lineRule="auto"/>
+              <w:rPr>
+                <w:rFonts w:ascii="Times New Roman" w:eastAsia="Times New Roman" w:hAnsi="Times New Roman" w:cs="Times New Roman"/>
+                <w:kern w:val="0"/>
+                <w:sz w:val="24"/>
+                <w:szCs w:val="24"/>
+                <w:lang w:eastAsia="zh-TW" w:bidi="ar-SA"/>
+                <w14:ligatures w14:val="none"/>
+              </w:rPr>
+            </w:pPr>
+            <w:proofErr w:type="gramStart"/>
+            <w:r>
+              <w:rPr>
+                <w:rFonts w:ascii="Courier New" w:eastAsia="Times New Roman" w:hAnsi="Courier New" w:cs="Courier New"/>
+                <w:kern w:val="0"/>
+                <w:sz w:val="20"/>
+                <w:szCs w:val="20"/>
+                <w:lang w:eastAsia="zh-TW" w:bidi="ar-SA"/>
+                <w14:ligatures w14:val="none"/>
+              </w:rPr>
+              <w:t>TINYINT(</w:t>
+            </w:r>
+            <w:proofErr w:type="gramEnd"/>
+            <w:r>
+              <w:rPr>
+                <w:rFonts w:ascii="Courier New" w:eastAsia="Times New Roman" w:hAnsi="Courier New" w:cs="Courier New"/>
+                <w:kern w:val="0"/>
+                <w:sz w:val="20"/>
+                <w:szCs w:val="20"/>
+                <w:lang w:eastAsia="zh-TW" w:bidi="ar-SA"/>
+                <w14:ligatures w14:val="none"/>
+              </w:rPr>
+              <w:t>1)</w:t>
+            </w:r>
+          </w:p>
+        </w:tc>
+      </w:tr>
+      <w:tr>
+        <w:trPr>
+          <w:tblCellSpacing w:w="15" w:type="dxa"/>
+        </w:trPr>
+        <w:tc>
+          <w:tcPr>
+            <w:tcW w:w="0" w:type="auto"/>
+            <w:gridSpan w:val="2"/>
+            <w:vAlign w:val="center"/>
+            <w:hideMark/>
+          </w:tcPr>
+          <w:p>
+            <w:pPr>
+              <w:spacing w:after="0" w:line="240" w:lineRule="auto"/>
+              <w:rPr>
+                <w:rFonts w:ascii="Times New Roman" w:eastAsia="Times New Roman" w:hAnsi="Times New Roman" w:cs="Times New Roman"/>
+                <w:kern w:val="0"/>
+                <w:sz w:val="24"/>
+                <w:szCs w:val="24"/>
+                <w:lang w:eastAsia="zh-TW" w:bidi="ar-SA"/>
+                <w14:ligatures w14:val="none"/>
+              </w:rPr>
+            </w:pPr>
+            <w:proofErr w:type="spellStart"/>
+            <w:r>
+              <w:rPr>
+                <w:rFonts w:ascii="Times New Roman" w:eastAsia="Times New Roman" w:hAnsi="Times New Roman" w:cs="Times New Roman"/>
+                <w:kern w:val="0"/>
+                <w:sz w:val="24"/>
+                <w:szCs w:val="24"/>
+                <w:lang w:eastAsia="zh-TW" w:bidi="ar-SA"/>
+                <w14:ligatures w14:val="none"/>
+              </w:rPr>
+              <w:t>s_penalty_criteria</w:t>
+            </w:r>
+            <w:proofErr w:type="spellEnd"/>
+          </w:p>
+        </w:tc>
+        <w:tc>
+          <w:tcPr>
+            <w:tcW w:w="0" w:type="auto"/>
+            <w:gridSpan w:val="2"/>
+            <w:vAlign w:val="center"/>
+            <w:hideMark/>
+          </w:tcPr>
+          <w:p>
+            <w:pPr>
+              <w:spacing w:after="0" w:line="240" w:lineRule="auto"/>
+              <w:rPr>
+                <w:rFonts w:ascii="Times New Roman" w:eastAsia="Times New Roman" w:hAnsi="Times New Roman" w:cs="Times New Roman"/>
+                <w:kern w:val="0"/>
+                <w:sz w:val="24"/>
+                <w:szCs w:val="24"/>
+                <w:lang w:eastAsia="zh-TW" w:bidi="ar-SA"/>
+                <w14:ligatures w14:val="none"/>
+              </w:rPr>
+            </w:pPr>
+            <w:r>
+              <w:rPr>
+                <w:rFonts w:ascii="Times New Roman" w:eastAsia="Times New Roman" w:hAnsi="Times New Roman" w:cs="Times New Roman"/>
+                <w:kern w:val="0"/>
+                <w:sz w:val="24"/>
+                <w:szCs w:val="24"/>
+                <w:lang w:eastAsia="zh-TW" w:bidi="ar-SA"/>
+                <w14:ligatures w14:val="none"/>
+              </w:rPr>
+              <w:t xml:space="preserve">enabled, </w:t>
+            </w:r>
+            <w:proofErr w:type="spellStart"/>
+            <w:r>
+              <w:rPr>
+                <w:rFonts w:ascii="Times New Roman" w:eastAsia="Times New Roman" w:hAnsi="Times New Roman" w:cs="Times New Roman"/>
+                <w:kern w:val="0"/>
+                <w:sz w:val="24"/>
+                <w:szCs w:val="24"/>
+                <w:lang w:eastAsia="zh-TW" w:bidi="ar-SA"/>
+                <w14:ligatures w14:val="none"/>
+              </w:rPr>
+              <w:t>ai_support</w:t>
+            </w:r>
+            <w:proofErr w:type="spellEnd"/>
+          </w:p>
+        </w:tc>
+        <w:tc>
+          <w:tcPr>
+            <w:tcW w:w="0" w:type="auto"/>
+            <w:gridSpan w:val="2"/>
+            <w:vAlign w:val="center"/>
+            <w:hideMark/>
+          </w:tcPr>
+          <w:p>
+            <w:pPr>
+              <w:spacing w:after="0" w:line="240" w:lineRule="auto"/>
+              <w:rPr>
+                <w:rFonts w:ascii="Times New Roman" w:eastAsia="Times New Roman" w:hAnsi="Times New Roman" w:cs="Times New Roman"/>
+                <w:kern w:val="0"/>
+                <w:sz w:val="24"/>
+                <w:szCs w:val="24"/>
+                <w:lang w:eastAsia="zh-TW" w:bidi="ar-SA"/>
+                <w14:ligatures w14:val="none"/>
+              </w:rPr>
+            </w:pPr>
+            <w:r>
+              <w:rPr>
+                <w:rFonts w:ascii="Times New Roman" w:eastAsia="Times New Roman" w:hAnsi="Times New Roman" w:cs="Times New Roman"/>
+                <w:kern w:val="0"/>
+                <w:sz w:val="24"/>
+                <w:szCs w:val="24"/>
+                <w:lang w:eastAsia="zh-TW" w:bidi="ar-SA"/>
+                <w14:ligatures w14:val="none"/>
+              </w:rPr>
+              <w:t>BOOLEAN</w:t>
+            </w:r>
+          </w:p>
+        </w:tc>
+        <w:tc>
+          <w:tcPr>
+            <w:tcW w:w="0" w:type="auto"/>
+            <w:gridSpan w:val="2"/>
+            <w:vAlign w:val="center"/>
+            <w:hideMark/>
+          </w:tcPr>
+          <w:p>
+            <w:pPr>
+              <w:spacing w:after="0" w:line="240" w:lineRule="auto"/>
+              <w:rPr>
+                <w:rFonts w:ascii="Times New Roman" w:eastAsia="Times New Roman" w:hAnsi="Times New Roman" w:cs="Times New Roman"/>
+                <w:kern w:val="0"/>
+                <w:sz w:val="24"/>
+                <w:szCs w:val="24"/>
+                <w:lang w:eastAsia="zh-TW" w:bidi="ar-SA"/>
+                <w14:ligatures w14:val="none"/>
+              </w:rPr>
+            </w:pPr>
+            <w:proofErr w:type="gramStart"/>
+            <w:r>
+              <w:rPr>
+                <w:rFonts w:ascii="Courier New" w:eastAsia="Times New Roman" w:hAnsi="Courier New" w:cs="Courier New"/>
+                <w:kern w:val="0"/>
+                <w:sz w:val="20"/>
+                <w:szCs w:val="20"/>
+                <w:lang w:eastAsia="zh-TW" w:bidi="ar-SA"/>
+                <w14:ligatures w14:val="none"/>
+              </w:rPr>
+              <w:t>TINYINT(</w:t>
+            </w:r>
+            <w:proofErr w:type="gramEnd"/>
+            <w:r>
+              <w:rPr>
+                <w:rFonts w:ascii="Courier New" w:eastAsia="Times New Roman" w:hAnsi="Courier New" w:cs="Courier New"/>
+                <w:kern w:val="0"/>
+                <w:sz w:val="20"/>
+                <w:szCs w:val="20"/>
+                <w:lang w:eastAsia="zh-TW" w:bidi="ar-SA"/>
+                <w14:ligatures w14:val="none"/>
+              </w:rPr>
+              <w:t>1)</w:t>
+            </w:r>
+          </w:p>
+        </w:tc>
+      </w:tr>
+      <w:tr>
+        <w:trPr>
+          <w:tblCellSpacing w:w="15" w:type="dxa"/>
+        </w:trPr>
+        <w:tc>
+          <w:tcPr>
+            <w:tcW w:w="0" w:type="auto"/>
+            <w:gridSpan w:val="2"/>
+            <w:vAlign w:val="center"/>
+            <w:hideMark/>
+          </w:tcPr>
+          <w:p>
+            <w:pPr>
+              <w:spacing w:after="0" w:line="240" w:lineRule="auto"/>
+              <w:rPr>
+                <w:rFonts w:ascii="Times New Roman" w:eastAsia="Times New Roman" w:hAnsi="Times New Roman" w:cs="Times New Roman"/>
+                <w:kern w:val="0"/>
+                <w:sz w:val="24"/>
+                <w:szCs w:val="24"/>
+                <w:lang w:eastAsia="zh-TW" w:bidi="ar-SA"/>
+                <w14:ligatures w14:val="none"/>
+              </w:rPr>
+            </w:pPr>
+            <w:proofErr w:type="spellStart"/>
+            <w:r>
+              <w:rPr>
+                <w:rFonts w:ascii="Times New Roman" w:eastAsia="Times New Roman" w:hAnsi="Times New Roman" w:cs="Times New Roman"/>
+                <w:kern w:val="0"/>
+                <w:sz w:val="24"/>
+                <w:szCs w:val="24"/>
+                <w:lang w:eastAsia="zh-TW" w:bidi="ar-SA"/>
+                <w14:ligatures w14:val="none"/>
+              </w:rPr>
+              <w:t>s_ai_suggestions</w:t>
+            </w:r>
+            <w:proofErr w:type="spellEnd"/>
+          </w:p>
+        </w:tc>
+        <w:tc>
+          <w:tcPr>
+            <w:tcW w:w="0" w:type="auto"/>
+            <w:gridSpan w:val="2"/>
+            <w:vAlign w:val="center"/>
+            <w:hideMark/>
+          </w:tcPr>
+          <w:p>
+            <w:pPr>
+              <w:spacing w:after="0" w:line="240" w:lineRule="auto"/>
+              <w:rPr>
+                <w:rFonts w:ascii="Times New Roman" w:eastAsia="Times New Roman" w:hAnsi="Times New Roman" w:cs="Times New Roman"/>
+                <w:kern w:val="0"/>
+                <w:sz w:val="24"/>
+                <w:szCs w:val="24"/>
+                <w:lang w:eastAsia="zh-TW" w:bidi="ar-SA"/>
+                <w14:ligatures w14:val="none"/>
+              </w:rPr>
+            </w:pPr>
+            <w:r>
+              <w:rPr>
+                <w:rFonts w:ascii="Times New Roman" w:eastAsia="Times New Roman" w:hAnsi="Times New Roman" w:cs="Times New Roman"/>
+                <w:kern w:val="0"/>
+                <w:sz w:val="24"/>
+                <w:szCs w:val="24"/>
+                <w:lang w:eastAsia="zh-TW" w:bidi="ar-SA"/>
+                <w14:ligatures w14:val="none"/>
+              </w:rPr>
+              <w:t>status</w:t>
+            </w:r>
+          </w:p>
+        </w:tc>
+        <w:tc>
+          <w:tcPr>
+            <w:tcW w:w="0" w:type="auto"/>
+            <w:gridSpan w:val="2"/>
+            <w:vAlign w:val="center"/>
+            <w:hideMark/>
+          </w:tcPr>
+          <w:p>
+            <w:pPr>
+              <w:spacing w:after="0" w:line="240" w:lineRule="auto"/>
+              <w:rPr>
+                <w:rFonts w:ascii="Times New Roman" w:eastAsia="Times New Roman" w:hAnsi="Times New Roman" w:cs="Times New Roman"/>
+                <w:kern w:val="0"/>
+                <w:sz w:val="24"/>
+                <w:szCs w:val="24"/>
+                <w:lang w:eastAsia="zh-TW" w:bidi="ar-SA"/>
+                <w14:ligatures w14:val="none"/>
+              </w:rPr>
+            </w:pPr>
+            <w:proofErr w:type="gramStart"/>
+            <w:r>
+              <w:rPr>
+                <w:rFonts w:ascii="Times New Roman" w:eastAsia="Times New Roman" w:hAnsi="Times New Roman" w:cs="Times New Roman"/>
+                <w:kern w:val="0"/>
+                <w:sz w:val="24"/>
+                <w:szCs w:val="24"/>
+                <w:lang w:eastAsia="zh-TW" w:bidi="ar-SA"/>
+                <w14:ligatures w14:val="none"/>
+              </w:rPr>
+              <w:t>VARCHAR(</w:t>
+            </w:r>
+            <w:proofErr w:type="gramEnd"/>
+            <w:r>
+              <w:rPr>
+                <w:rFonts w:ascii="Times New Roman" w:eastAsia="Times New Roman" w:hAnsi="Times New Roman" w:cs="Times New Roman"/>
+                <w:kern w:val="0"/>
+                <w:sz w:val="24"/>
+                <w:szCs w:val="24"/>
+                <w:lang w:eastAsia="zh-TW" w:bidi="ar-SA"/>
+                <w14:ligatures w14:val="none"/>
+              </w:rPr>
+              <w:t>20)</w:t>
+            </w:r>
+          </w:p>
+        </w:tc>
+        <w:tc>
+          <w:tcPr>
+            <w:tcW w:w="0" w:type="auto"/>
+            <w:gridSpan w:val="2"/>
+            <w:vAlign w:val="center"/>
+            <w:hideMark/>
+          </w:tcPr>
+          <w:p>
+            <w:pPr>
+              <w:spacing w:after="0" w:line="240" w:lineRule="auto"/>
+              <w:rPr>
+                <w:rFonts w:ascii="Times New Roman" w:eastAsia="Times New Roman" w:hAnsi="Times New Roman" w:cs="Times New Roman"/>
+                <w:kern w:val="0"/>
+                <w:sz w:val="24"/>
+                <w:szCs w:val="24"/>
+                <w:lang w:eastAsia="zh-TW" w:bidi="ar-SA"/>
+                <w14:ligatures w14:val="none"/>
+              </w:rPr>
+            </w:pPr>
+            <w:proofErr w:type="gramStart"/>
+            <w:r>
+              <w:rPr>
+                <w:rFonts w:ascii="Courier New" w:eastAsia="Times New Roman" w:hAnsi="Courier New" w:cs="Courier New"/>
+                <w:kern w:val="0"/>
+                <w:sz w:val="20"/>
+                <w:szCs w:val="20"/>
+                <w:lang w:eastAsia="zh-TW" w:bidi="ar-SA"/>
+                <w14:ligatures w14:val="none"/>
+              </w:rPr>
+              <w:t>TINYINT(</w:t>
+            </w:r>
+            <w:proofErr w:type="gramEnd"/>
+            <w:r>
+              <w:rPr>
+                <w:rFonts w:ascii="Courier New" w:eastAsia="Times New Roman" w:hAnsi="Courier New" w:cs="Courier New"/>
+                <w:kern w:val="0"/>
+                <w:sz w:val="20"/>
+                <w:szCs w:val="20"/>
+                <w:lang w:eastAsia="zh-TW" w:bidi="ar-SA"/>
+                <w14:ligatures w14:val="none"/>
+              </w:rPr>
+              <w:t>1)</w:t>
+            </w:r>
+            <w:r>
+              <w:rPr>
+                <w:rFonts w:ascii="PMingLiU" w:eastAsia="PMingLiU" w:hAnsi="PMingLiU" w:cs="PMingLiU"/>
+                <w:kern w:val="0"/>
+                <w:sz w:val="24"/>
+                <w:szCs w:val="24"/>
+                <w:lang w:eastAsia="zh-TW" w:bidi="ar-SA"/>
+                <w14:ligatures w14:val="none"/>
+              </w:rPr>
+              <w:t>（</w:t>
+            </w:r>
+            <w:r>
+              <w:rPr>
+                <w:rFonts w:ascii="Times New Roman" w:eastAsia="Times New Roman" w:hAnsi="Times New Roman" w:cs="Times New Roman"/>
+                <w:kern w:val="0"/>
+                <w:sz w:val="24"/>
+                <w:szCs w:val="24"/>
+                <w:lang w:eastAsia="zh-TW" w:bidi="ar-SA"/>
+                <w14:ligatures w14:val="none"/>
+              </w:rPr>
+              <w:t>0=</w:t>
+            </w:r>
+            <w:r>
+              <w:rPr>
+                <w:rFonts w:ascii="PMingLiU" w:eastAsia="PMingLiU" w:hAnsi="PMingLiU" w:cs="PMingLiU"/>
+                <w:kern w:val="0"/>
+                <w:sz w:val="24"/>
+                <w:szCs w:val="24"/>
+                <w:lang w:eastAsia="zh-TW" w:bidi="ar-SA"/>
+                <w14:ligatures w14:val="none"/>
+              </w:rPr>
+              <w:t>待審</w:t>
+            </w:r>
+            <w:r>
+              <w:rPr>
+                <w:rFonts w:ascii="Times New Roman" w:eastAsia="Times New Roman" w:hAnsi="Times New Roman" w:cs="Times New Roman"/>
+                <w:kern w:val="0"/>
+                <w:sz w:val="24"/>
+                <w:szCs w:val="24"/>
+                <w:lang w:eastAsia="zh-TW" w:bidi="ar-SA"/>
+                <w14:ligatures w14:val="none"/>
+              </w:rPr>
+              <w:t>/1=</w:t>
+            </w:r>
+            <w:r>
+              <w:rPr>
+                <w:rFonts w:ascii="PMingLiU" w:eastAsia="PMingLiU" w:hAnsi="PMingLiU" w:cs="PMingLiU"/>
+                <w:kern w:val="0"/>
+                <w:sz w:val="24"/>
+                <w:szCs w:val="24"/>
+                <w:lang w:eastAsia="zh-TW" w:bidi="ar-SA"/>
+                <w14:ligatures w14:val="none"/>
+              </w:rPr>
+              <w:t>採納</w:t>
+            </w:r>
+            <w:r>
+              <w:rPr>
+                <w:rFonts w:ascii="Times New Roman" w:eastAsia="Times New Roman" w:hAnsi="Times New Roman" w:cs="Times New Roman"/>
+                <w:kern w:val="0"/>
+                <w:sz w:val="24"/>
+                <w:szCs w:val="24"/>
+                <w:lang w:eastAsia="zh-TW" w:bidi="ar-SA"/>
+                <w14:ligatures w14:val="none"/>
+              </w:rPr>
+              <w:t>/2=</w:t>
+            </w:r>
+            <w:r>
+              <w:rPr>
+                <w:rFonts w:ascii="PMingLiU" w:eastAsia="PMingLiU" w:hAnsi="PMingLiU" w:cs="PMingLiU"/>
+                <w:kern w:val="0"/>
+                <w:sz w:val="24"/>
+                <w:szCs w:val="24"/>
+                <w:lang w:eastAsia="zh-TW" w:bidi="ar-SA"/>
+                <w14:ligatures w14:val="none"/>
+              </w:rPr>
+              <w:t>忽略）</w:t>
+            </w:r>
+          </w:p>
+        </w:tc>
+      </w:tr>
+      <w:tr>
+        <w:trPr>
+          <w:tblCellSpacing w:w="15" w:type="dxa"/>
+        </w:trPr>
+        <w:tc>
+          <w:tcPr>
+            <w:tcW w:w="0" w:type="auto"/>
+            <w:gridSpan w:val="2"/>
+            <w:vAlign w:val="center"/>
+            <w:hideMark/>
+          </w:tcPr>
+          <w:p>
+            <w:pPr>
+              <w:spacing w:after="0" w:line="240" w:lineRule="auto"/>
+              <w:rPr>
+                <w:rFonts w:ascii="Times New Roman" w:eastAsia="Times New Roman" w:hAnsi="Times New Roman" w:cs="Times New Roman"/>
+                <w:kern w:val="0"/>
+                <w:sz w:val="24"/>
+                <w:szCs w:val="24"/>
+                <w:lang w:eastAsia="zh-TW" w:bidi="ar-SA"/>
+                <w14:ligatures w14:val="none"/>
+              </w:rPr>
+            </w:pPr>
+            <w:proofErr w:type="spellStart"/>
+            <w:r>
+              <w:rPr>
+                <w:rFonts w:ascii="Times New Roman" w:eastAsia="Times New Roman" w:hAnsi="Times New Roman" w:cs="Times New Roman"/>
+                <w:kern w:val="0"/>
+                <w:sz w:val="24"/>
+                <w:szCs w:val="24"/>
+                <w:lang w:eastAsia="zh-TW" w:bidi="ar-SA"/>
+                <w14:ligatures w14:val="none"/>
+              </w:rPr>
+              <w:t>s_ai_suggestions</w:t>
+            </w:r>
+            <w:proofErr w:type="spellEnd"/>
+          </w:p>
+        </w:tc>
+        <w:tc>
+          <w:tcPr>
+            <w:tcW w:w="0" w:type="auto"/>
+            <w:gridSpan w:val="2"/>
+            <w:vAlign w:val="center"/>
+            <w:hideMark/>
+          </w:tcPr>
+          <w:p>
+            <w:pPr>
+              <w:spacing w:after="0" w:line="240" w:lineRule="auto"/>
+              <w:rPr>
+                <w:rFonts w:ascii="Times New Roman" w:eastAsia="Times New Roman" w:hAnsi="Times New Roman" w:cs="Times New Roman"/>
+                <w:kern w:val="0"/>
+                <w:sz w:val="24"/>
+                <w:szCs w:val="24"/>
+                <w:lang w:eastAsia="zh-TW" w:bidi="ar-SA"/>
+                <w14:ligatures w14:val="none"/>
+              </w:rPr>
+            </w:pPr>
+            <w:r>
+              <w:rPr>
+                <w:rFonts w:ascii="Times New Roman" w:eastAsia="Times New Roman" w:hAnsi="Times New Roman" w:cs="Times New Roman"/>
+                <w:kern w:val="0"/>
+                <w:sz w:val="24"/>
+                <w:szCs w:val="24"/>
+                <w:lang w:eastAsia="zh-TW" w:bidi="ar-SA"/>
+                <w14:ligatures w14:val="none"/>
+              </w:rPr>
+              <w:t>priority</w:t>
+            </w:r>
+          </w:p>
+        </w:tc>
+        <w:tc>
+          <w:tcPr>
+            <w:tcW w:w="0" w:type="auto"/>
+            <w:gridSpan w:val="2"/>
+            <w:vAlign w:val="center"/>
+            <w:hideMark/>
+          </w:tcPr>
+          <w:p>
+            <w:pPr>
+              <w:spacing w:after="0" w:line="240" w:lineRule="auto"/>
+              <w:rPr>
+                <w:rFonts w:ascii="Times New Roman" w:eastAsia="Times New Roman" w:hAnsi="Times New Roman" w:cs="Times New Roman"/>
+                <w:kern w:val="0"/>
+                <w:sz w:val="24"/>
+                <w:szCs w:val="24"/>
+                <w:lang w:eastAsia="zh-TW" w:bidi="ar-SA"/>
+                <w14:ligatures w14:val="none"/>
+              </w:rPr>
+            </w:pPr>
+            <w:r>
+              <w:rPr>
+                <w:rFonts w:ascii="Times New Roman" w:eastAsia="Times New Roman" w:hAnsi="Times New Roman" w:cs="Times New Roman"/>
+                <w:kern w:val="0"/>
+                <w:sz w:val="24"/>
+                <w:szCs w:val="24"/>
+                <w:lang w:eastAsia="zh-TW" w:bidi="ar-SA"/>
+                <w14:ligatures w14:val="none"/>
+              </w:rPr>
+              <w:t>INT</w:t>
+            </w:r>
+          </w:p>
+        </w:tc>
+        <w:tc>
+          <w:tcPr>
+            <w:tcW w:w="0" w:type="auto"/>
+            <w:gridSpan w:val="2"/>
+            <w:vAlign w:val="center"/>
+            <w:hideMark/>
+          </w:tcPr>
+          <w:p>
+            <w:pPr>
+              <w:spacing w:after="0" w:line="240" w:lineRule="auto"/>
+              <w:rPr>
+                <w:rFonts w:ascii="Times New Roman" w:eastAsia="Times New Roman" w:hAnsi="Times New Roman" w:cs="Times New Roman"/>
+                <w:kern w:val="0"/>
+                <w:sz w:val="24"/>
+                <w:szCs w:val="24"/>
+                <w:lang w:eastAsia="zh-TW" w:bidi="ar-SA"/>
+                <w14:ligatures w14:val="none"/>
+              </w:rPr>
+            </w:pPr>
+            <w:proofErr w:type="gramStart"/>
+            <w:r>
+              <w:rPr>
+                <w:rFonts w:ascii="Courier New" w:eastAsia="Times New Roman" w:hAnsi="Courier New" w:cs="Courier New"/>
+                <w:kern w:val="0"/>
+                <w:sz w:val="20"/>
+                <w:szCs w:val="20"/>
+                <w:lang w:eastAsia="zh-TW" w:bidi="ar-SA"/>
+                <w14:ligatures w14:val="none"/>
+              </w:rPr>
+              <w:t>TINYINT(</w:t>
+            </w:r>
+            <w:proofErr w:type="gramEnd"/>
+            <w:r>
+              <w:rPr>
+                <w:rFonts w:ascii="Courier New" w:eastAsia="Times New Roman" w:hAnsi="Courier New" w:cs="Courier New"/>
+                <w:kern w:val="0"/>
+                <w:sz w:val="20"/>
+                <w:szCs w:val="20"/>
+                <w:lang w:eastAsia="zh-TW" w:bidi="ar-SA"/>
+                <w14:ligatures w14:val="none"/>
+              </w:rPr>
+              <w:t>1)</w:t>
+            </w:r>
+            <w:r>
+              <w:rPr>
+                <w:rFonts w:ascii="PMingLiU" w:eastAsia="PMingLiU" w:hAnsi="PMingLiU" w:cs="PMingLiU"/>
+                <w:kern w:val="0"/>
+                <w:sz w:val="24"/>
+                <w:szCs w:val="24"/>
+                <w:lang w:eastAsia="zh-TW" w:bidi="ar-SA"/>
+                <w14:ligatures w14:val="none"/>
+              </w:rPr>
+              <w:t>（如</w:t>
+            </w:r>
+            <w:r>
+              <w:rPr>
+                <w:rFonts w:ascii="Times New Roman" w:eastAsia="Times New Roman" w:hAnsi="Times New Roman" w:cs="Times New Roman"/>
+                <w:kern w:val="0"/>
+                <w:sz w:val="24"/>
+                <w:szCs w:val="24"/>
+                <w:lang w:eastAsia="zh-TW" w:bidi="ar-SA"/>
+                <w14:ligatures w14:val="none"/>
+              </w:rPr>
+              <w:t>1~5</w:t>
+            </w:r>
+            <w:r>
+              <w:rPr>
+                <w:rFonts w:ascii="PMingLiU" w:eastAsia="PMingLiU" w:hAnsi="PMingLiU" w:cs="PMingLiU"/>
+                <w:kern w:val="0"/>
+                <w:sz w:val="24"/>
+                <w:szCs w:val="24"/>
+                <w:lang w:eastAsia="zh-TW" w:bidi="ar-SA"/>
+                <w14:ligatures w14:val="none"/>
+              </w:rPr>
+              <w:t>）</w:t>
+            </w:r>
+          </w:p>
+        </w:tc>
+      </w:tr>
+      <w:tr>
+        <w:trPr>
+          <w:tblCellSpacing w:w="15" w:type="dxa"/>
+        </w:trPr>
+        <w:tc>
+          <w:tcPr>
+            <w:tcW w:w="0" w:type="auto"/>
+            <w:gridSpan w:val="2"/>
+            <w:vAlign w:val="center"/>
+            <w:hideMark/>
+          </w:tcPr>
+          <w:p>
+            <w:pPr>
+              <w:spacing w:after="0" w:line="240" w:lineRule="auto"/>
+              <w:rPr>
+                <w:rFonts w:ascii="Times New Roman" w:eastAsia="Times New Roman" w:hAnsi="Times New Roman" w:cs="Times New Roman"/>
+                <w:kern w:val="0"/>
+                <w:sz w:val="24"/>
+                <w:szCs w:val="24"/>
+                <w:lang w:eastAsia="zh-TW" w:bidi="ar-SA"/>
+                <w14:ligatures w14:val="none"/>
+              </w:rPr>
+            </w:pPr>
+            <w:proofErr w:type="spellStart"/>
+            <w:r>
+              <w:rPr>
+                <w:rFonts w:ascii="Times New Roman" w:eastAsia="Times New Roman" w:hAnsi="Times New Roman" w:cs="Times New Roman"/>
+                <w:kern w:val="0"/>
+                <w:sz w:val="24"/>
+                <w:szCs w:val="24"/>
+                <w:lang w:eastAsia="zh-TW" w:bidi="ar-SA"/>
+                <w14:ligatures w14:val="none"/>
+              </w:rPr>
+              <w:t>cd_sync_queue</w:t>
+            </w:r>
+            <w:proofErr w:type="spellEnd"/>
+          </w:p>
+        </w:tc>
+        <w:tc>
+          <w:tcPr>
+            <w:tcW w:w="0" w:type="auto"/>
+            <w:gridSpan w:val="2"/>
+            <w:vAlign w:val="center"/>
+            <w:hideMark/>
+          </w:tcPr>
+          <w:p>
+            <w:pPr>
+              <w:spacing w:after="0" w:line="240" w:lineRule="auto"/>
+              <w:rPr>
+                <w:rFonts w:ascii="Times New Roman" w:eastAsia="Times New Roman" w:hAnsi="Times New Roman" w:cs="Times New Roman"/>
+                <w:kern w:val="0"/>
+                <w:sz w:val="24"/>
+                <w:szCs w:val="24"/>
+                <w:lang w:eastAsia="zh-TW" w:bidi="ar-SA"/>
+                <w14:ligatures w14:val="none"/>
+              </w:rPr>
+            </w:pPr>
+            <w:r>
+              <w:rPr>
+                <w:rFonts w:ascii="Times New Roman" w:eastAsia="Times New Roman" w:hAnsi="Times New Roman" w:cs="Times New Roman"/>
+                <w:kern w:val="0"/>
+                <w:sz w:val="24"/>
+                <w:szCs w:val="24"/>
+                <w:lang w:eastAsia="zh-TW" w:bidi="ar-SA"/>
+                <w14:ligatures w14:val="none"/>
+              </w:rPr>
+              <w:t>uploaded</w:t>
+            </w:r>
+          </w:p>
+        </w:tc>
+        <w:tc>
+          <w:tcPr>
+            <w:tcW w:w="0" w:type="auto"/>
+            <w:gridSpan w:val="2"/>
+            <w:vAlign w:val="center"/>
+            <w:hideMark/>
+          </w:tcPr>
+          <w:p>
+            <w:pPr>
+              <w:spacing w:after="0" w:line="240" w:lineRule="auto"/>
+              <w:rPr>
+                <w:rFonts w:ascii="Times New Roman" w:eastAsia="Times New Roman" w:hAnsi="Times New Roman" w:cs="Times New Roman"/>
+                <w:kern w:val="0"/>
+                <w:sz w:val="24"/>
+                <w:szCs w:val="24"/>
+                <w:lang w:eastAsia="zh-TW" w:bidi="ar-SA"/>
+                <w14:ligatures w14:val="none"/>
+              </w:rPr>
+            </w:pPr>
+            <w:r>
+              <w:rPr>
+                <w:rFonts w:ascii="Times New Roman" w:eastAsia="Times New Roman" w:hAnsi="Times New Roman" w:cs="Times New Roman"/>
+                <w:kern w:val="0"/>
+                <w:sz w:val="24"/>
+                <w:szCs w:val="24"/>
+                <w:lang w:eastAsia="zh-TW" w:bidi="ar-SA"/>
+                <w14:ligatures w14:val="none"/>
+              </w:rPr>
+              <w:t>BOOLEAN</w:t>
+            </w:r>
+          </w:p>
+        </w:tc>
+        <w:tc>
+          <w:tcPr>
+            <w:tcW w:w="0" w:type="auto"/>
+            <w:gridSpan w:val="2"/>
+            <w:vAlign w:val="center"/>
+            <w:hideMark/>
+          </w:tcPr>
+          <w:p>
+            <w:pPr>
+              <w:spacing w:after="0" w:line="240" w:lineRule="auto"/>
+              <w:rPr>
+                <w:rFonts w:ascii="Times New Roman" w:eastAsia="Times New Roman" w:hAnsi="Times New Roman" w:cs="Times New Roman"/>
+                <w:kern w:val="0"/>
+                <w:sz w:val="24"/>
+                <w:szCs w:val="24"/>
+                <w:lang w:eastAsia="zh-TW" w:bidi="ar-SA"/>
+                <w14:ligatures w14:val="none"/>
+              </w:rPr>
+            </w:pPr>
+            <w:proofErr w:type="gramStart"/>
+            <w:r>
+              <w:rPr>
+                <w:rFonts w:ascii="Courier New" w:eastAsia="Times New Roman" w:hAnsi="Courier New" w:cs="Courier New"/>
+                <w:kern w:val="0"/>
+                <w:sz w:val="20"/>
+                <w:szCs w:val="20"/>
+                <w:lang w:eastAsia="zh-TW" w:bidi="ar-SA"/>
+                <w14:ligatures w14:val="none"/>
+              </w:rPr>
+              <w:t>TINYINT(</w:t>
+            </w:r>
+            <w:proofErr w:type="gramEnd"/>
+            <w:r>
+              <w:rPr>
+                <w:rFonts w:ascii="Courier New" w:eastAsia="Times New Roman" w:hAnsi="Courier New" w:cs="Courier New"/>
+                <w:kern w:val="0"/>
+                <w:sz w:val="20"/>
+                <w:szCs w:val="20"/>
+                <w:lang w:eastAsia="zh-TW" w:bidi="ar-SA"/>
+                <w14:ligatures w14:val="none"/>
+              </w:rPr>
+              <w:t>1)</w:t>
+            </w:r>
+          </w:p>
+        </w:tc>
+      </w:tr>
+      <w:tr>
+        <w:trPr>
+          <w:tblCellSpacing w:w="15" w:type="dxa"/>
+        </w:trPr>
+        <w:tc>
+          <w:tcPr>
+            <w:tcW w:w="0" w:type="auto"/>
+            <w:gridSpan w:val="2"/>
+            <w:vAlign w:val="center"/>
+            <w:hideMark/>
+          </w:tcPr>
+          <w:p>
+            <w:pPr>
+              <w:spacing w:after="0" w:line="240" w:lineRule="auto"/>
+              <w:rPr>
+                <w:rFonts w:ascii="Times New Roman" w:eastAsia="Times New Roman" w:hAnsi="Times New Roman" w:cs="Times New Roman"/>
+                <w:kern w:val="0"/>
+                <w:sz w:val="24"/>
+                <w:szCs w:val="24"/>
+                <w:lang w:eastAsia="zh-TW" w:bidi="ar-SA"/>
+                <w14:ligatures w14:val="none"/>
+              </w:rPr>
+            </w:pPr>
+            <w:proofErr w:type="spellStart"/>
+            <w:r>
+              <w:rPr>
+                <w:rFonts w:ascii="Times New Roman" w:eastAsia="Times New Roman" w:hAnsi="Times New Roman" w:cs="Times New Roman"/>
+                <w:kern w:val="0"/>
+                <w:sz w:val="24"/>
+                <w:szCs w:val="24"/>
+                <w:lang w:eastAsia="zh-TW" w:bidi="ar-SA"/>
+                <w14:ligatures w14:val="none"/>
+              </w:rPr>
+              <w:t>cd_token_records</w:t>
+            </w:r>
+            <w:proofErr w:type="spellEnd"/>
+          </w:p>
+        </w:tc>
+        <w:tc>
+          <w:tcPr>
+            <w:tcW w:w="0" w:type="auto"/>
+            <w:gridSpan w:val="2"/>
+            <w:vAlign w:val="center"/>
+            <w:hideMark/>
+          </w:tcPr>
+          <w:p>
+            <w:pPr>
+              <w:spacing w:after="0" w:line="240" w:lineRule="auto"/>
+              <w:rPr>
+                <w:rFonts w:ascii="Times New Roman" w:eastAsia="Times New Roman" w:hAnsi="Times New Roman" w:cs="Times New Roman"/>
+                <w:kern w:val="0"/>
+                <w:sz w:val="24"/>
+                <w:szCs w:val="24"/>
+                <w:lang w:eastAsia="zh-TW" w:bidi="ar-SA"/>
+                <w14:ligatures w14:val="none"/>
+              </w:rPr>
+            </w:pPr>
+            <w:r>
+              <w:rPr>
+                <w:rFonts w:ascii="Times New Roman" w:eastAsia="Times New Roman" w:hAnsi="Times New Roman" w:cs="Times New Roman"/>
+                <w:kern w:val="0"/>
+                <w:sz w:val="24"/>
+                <w:szCs w:val="24"/>
+                <w:lang w:eastAsia="zh-TW" w:bidi="ar-SA"/>
+                <w14:ligatures w14:val="none"/>
+              </w:rPr>
+              <w:t>success</w:t>
+            </w:r>
+          </w:p>
+        </w:tc>
+        <w:tc>
+          <w:tcPr>
+            <w:tcW w:w="0" w:type="auto"/>
+            <w:gridSpan w:val="2"/>
+            <w:vAlign w:val="center"/>
+            <w:hideMark/>
+          </w:tcPr>
+          <w:p>
+            <w:pPr>
+              <w:spacing w:after="0" w:line="240" w:lineRule="auto"/>
+              <w:rPr>
+                <w:rFonts w:ascii="Times New Roman" w:eastAsia="Times New Roman" w:hAnsi="Times New Roman" w:cs="Times New Roman"/>
+                <w:kern w:val="0"/>
+                <w:sz w:val="24"/>
+                <w:szCs w:val="24"/>
+                <w:lang w:eastAsia="zh-TW" w:bidi="ar-SA"/>
+                <w14:ligatures w14:val="none"/>
+              </w:rPr>
+            </w:pPr>
+            <w:r>
+              <w:rPr>
+                <w:rFonts w:ascii="Times New Roman" w:eastAsia="Times New Roman" w:hAnsi="Times New Roman" w:cs="Times New Roman"/>
+                <w:kern w:val="0"/>
+                <w:sz w:val="24"/>
+                <w:szCs w:val="24"/>
+                <w:lang w:eastAsia="zh-TW" w:bidi="ar-SA"/>
+                <w14:ligatures w14:val="none"/>
+              </w:rPr>
+              <w:t>BOOLEAN</w:t>
+            </w:r>
+          </w:p>
+        </w:tc>
+        <w:tc>
+          <w:tcPr>
+            <w:tcW w:w="0" w:type="auto"/>
+            <w:gridSpan w:val="2"/>
+            <w:vAlign w:val="center"/>
+            <w:hideMark/>
+          </w:tcPr>
+          <w:p>
+            <w:pPr>
+              <w:spacing w:after="0" w:line="240" w:lineRule="auto"/>
+              <w:rPr>
+                <w:rFonts w:ascii="Times New Roman" w:eastAsia="Times New Roman" w:hAnsi="Times New Roman" w:cs="Times New Roman"/>
+                <w:kern w:val="0"/>
+                <w:sz w:val="24"/>
+                <w:szCs w:val="24"/>
+                <w:lang w:eastAsia="zh-TW" w:bidi="ar-SA"/>
+                <w14:ligatures w14:val="none"/>
+              </w:rPr>
+            </w:pPr>
+            <w:proofErr w:type="gramStart"/>
+            <w:r>
+              <w:rPr>
+                <w:rFonts w:ascii="Courier New" w:eastAsia="Times New Roman" w:hAnsi="Courier New" w:cs="Courier New"/>
+                <w:kern w:val="0"/>
+                <w:sz w:val="20"/>
+                <w:szCs w:val="20"/>
+                <w:lang w:eastAsia="zh-TW" w:bidi="ar-SA"/>
+                <w14:ligatures w14:val="none"/>
+              </w:rPr>
+              <w:t>TINYINT(</w:t>
+            </w:r>
+            <w:proofErr w:type="gramEnd"/>
+            <w:r>
+              <w:rPr>
+                <w:rFonts w:ascii="Courier New" w:eastAsia="Times New Roman" w:hAnsi="Courier New" w:cs="Courier New"/>
+                <w:kern w:val="0"/>
+                <w:sz w:val="20"/>
+                <w:szCs w:val="20"/>
+                <w:lang w:eastAsia="zh-TW" w:bidi="ar-SA"/>
+                <w14:ligatures w14:val="none"/>
+              </w:rPr>
+              <w:t>1)</w:t>
+            </w:r>
+          </w:p>
+        </w:tc>
+      </w:tr>
+      <w:tr>
+        <w:trPr>
+          <w:tblCellSpacing w:w="15" w:type="dxa"/>
+        </w:trPr>
+        <w:tc>
+          <w:tcPr>
+            <w:tcW w:w="0" w:type="auto"/>
+            <w:gridSpan w:val="2"/>
+            <w:vAlign w:val="center"/>
+          </w:tcPr>
+          <w:p>
+            <w:pPr>
+              <w:spacing w:after="0" w:line="240" w:lineRule="auto"/>
+              <w:rPr>
+                <w:rFonts w:ascii="Times New Roman" w:eastAsia="Times New Roman" w:hAnsi="Times New Roman" w:cs="Times New Roman"/>
+                <w:kern w:val="0"/>
+                <w:sz w:val="24"/>
+                <w:szCs w:val="24"/>
+                <w:lang w:eastAsia="zh-TW" w:bidi="ar-SA"/>
+                <w14:ligatures w14:val="none"/>
+              </w:rPr>
+            </w:pPr>
+          </w:p>
+        </w:tc>
+        <w:tc>
+          <w:tcPr>
+            <w:tcW w:w="0" w:type="auto"/>
+            <w:gridSpan w:val="2"/>
+            <w:vAlign w:val="center"/>
+          </w:tcPr>
+          <w:p>
+            <w:pPr>
+              <w:spacing w:after="0" w:line="240" w:lineRule="auto"/>
+              <w:rPr>
+                <w:rFonts w:ascii="Times New Roman" w:eastAsia="Times New Roman" w:hAnsi="Times New Roman" w:cs="Times New Roman"/>
+                <w:kern w:val="0"/>
+                <w:sz w:val="24"/>
+                <w:szCs w:val="24"/>
+                <w:lang w:eastAsia="zh-TW" w:bidi="ar-SA"/>
+                <w14:ligatures w14:val="none"/>
+              </w:rPr>
+            </w:pPr>
+          </w:p>
+        </w:tc>
+        <w:tc>
+          <w:tcPr>
+            <w:tcW w:w="0" w:type="auto"/>
+            <w:gridSpan w:val="2"/>
+            <w:vAlign w:val="center"/>
+          </w:tcPr>
+          <w:p>
+            <w:pPr>
+              <w:spacing w:after="0" w:line="240" w:lineRule="auto"/>
+              <w:rPr>
+                <w:rFonts w:ascii="Times New Roman" w:eastAsia="Times New Roman" w:hAnsi="Times New Roman" w:cs="Times New Roman"/>
+                <w:kern w:val="0"/>
+                <w:sz w:val="24"/>
+                <w:szCs w:val="24"/>
+                <w:lang w:eastAsia="zh-TW" w:bidi="ar-SA"/>
+                <w14:ligatures w14:val="none"/>
+              </w:rPr>
+            </w:pPr>
+          </w:p>
+        </w:tc>
+        <w:tc>
+          <w:tcPr>
+            <w:tcW w:w="0" w:type="auto"/>
+            <w:gridSpan w:val="2"/>
+            <w:vAlign w:val="center"/>
+          </w:tcPr>
+          <w:p>
+            <w:pPr>
+              <w:spacing w:after="0" w:line="240" w:lineRule="auto"/>
+              <w:rPr>
+                <w:rFonts w:ascii="Courier New" w:eastAsia="Times New Roman" w:hAnsi="Courier New" w:cs="Courier New"/>
+                <w:kern w:val="0"/>
+                <w:sz w:val="20"/>
+                <w:szCs w:val="20"/>
+                <w:lang w:eastAsia="zh-TW" w:bidi="ar-SA"/>
+                <w14:ligatures w14:val="none"/>
+              </w:rPr>
+            </w:pPr>
+          </w:p>
+        </w:tc>
+      </w:tr>
+      <w:tr>
+        <w:trPr>
+          <w:tblCellSpacing w:w="15" w:type="dxa"/>
+        </w:trPr>
+        <w:tc>
+          <w:tcPr>
+            <w:tcW w:w="0" w:type="auto"/>
+            <w:gridSpan w:val="2"/>
+            <w:vAlign w:val="center"/>
+          </w:tcPr>
+          <w:p>
+            <w:pPr>
+              <w:spacing w:after="0" w:line="240" w:lineRule="auto"/>
+              <w:rPr>
+                <w:rFonts w:ascii="Times New Roman" w:eastAsia="Times New Roman" w:hAnsi="Times New Roman" w:cs="Times New Roman"/>
+                <w:kern w:val="0"/>
+                <w:sz w:val="24"/>
+                <w:szCs w:val="24"/>
+                <w:lang w:eastAsia="zh-TW" w:bidi="ar-SA"/>
+                <w14:ligatures w14:val="none"/>
+              </w:rPr>
+            </w:pPr>
+          </w:p>
+        </w:tc>
+        <w:tc>
+          <w:tcPr>
+            <w:tcW w:w="0" w:type="auto"/>
+            <w:gridSpan w:val="2"/>
+            <w:vAlign w:val="center"/>
+          </w:tcPr>
+          <w:p>
+            <w:pPr>
+              <w:spacing w:after="0" w:line="240" w:lineRule="auto"/>
+              <w:rPr>
+                <w:rFonts w:ascii="Times New Roman" w:eastAsia="Times New Roman" w:hAnsi="Times New Roman" w:cs="Times New Roman"/>
+                <w:kern w:val="0"/>
+                <w:sz w:val="24"/>
+                <w:szCs w:val="24"/>
+                <w:lang w:eastAsia="zh-TW" w:bidi="ar-SA"/>
+                <w14:ligatures w14:val="none"/>
+              </w:rPr>
+            </w:pPr>
+          </w:p>
+        </w:tc>
+        <w:tc>
+          <w:tcPr>
+            <w:tcW w:w="0" w:type="auto"/>
+            <w:gridSpan w:val="2"/>
+            <w:vAlign w:val="center"/>
+          </w:tcPr>
+          <w:p>
+            <w:pPr>
+              <w:spacing w:after="0" w:line="240" w:lineRule="auto"/>
+              <w:rPr>
+                <w:rFonts w:ascii="Times New Roman" w:eastAsia="Times New Roman" w:hAnsi="Times New Roman" w:cs="Times New Roman"/>
+                <w:kern w:val="0"/>
+                <w:sz w:val="24"/>
+                <w:szCs w:val="24"/>
+                <w:lang w:eastAsia="zh-TW" w:bidi="ar-SA"/>
+                <w14:ligatures w14:val="none"/>
+              </w:rPr>
+            </w:pPr>
+          </w:p>
+        </w:tc>
+        <w:tc>
+          <w:tcPr>
+            <w:tcW w:w="0" w:type="auto"/>
+            <w:gridSpan w:val="2"/>
+            <w:vAlign w:val="center"/>
+          </w:tcPr>
+          <w:p>
+            <w:pPr>
+              <w:spacing w:after="0" w:line="240" w:lineRule="auto"/>
+              <w:rPr>
+                <w:rFonts w:ascii="Courier New" w:eastAsia="Times New Roman" w:hAnsi="Courier New" w:cs="Courier New"/>
+                <w:kern w:val="0"/>
+                <w:sz w:val="20"/>
+                <w:szCs w:val="20"/>
+                <w:lang w:eastAsia="zh-TW" w:bidi="ar-SA"/>
+                <w14:ligatures w14:val="none"/>
+              </w:rPr>
+            </w:pPr>
+          </w:p>
+        </w:tc>
+      </w:tr>
+      <w:tr>
+        <w:trPr>
+          <w:tblCellSpacing w:w="15" w:type="dxa"/>
+        </w:trPr>
+        <w:tc>
+          <w:tcPr>
+            <w:tcW w:w="0" w:type="auto"/>
+            <w:gridSpan w:val="2"/>
+            <w:vAlign w:val="center"/>
+          </w:tcPr>
+          <w:p>
+            <w:pPr>
+              <w:spacing w:after="0" w:line="240" w:lineRule="auto"/>
+              <w:rPr>
+                <w:rFonts w:ascii="Times New Roman" w:eastAsia="Times New Roman" w:hAnsi="Times New Roman" w:cs="Times New Roman"/>
+                <w:kern w:val="0"/>
+                <w:sz w:val="24"/>
+                <w:szCs w:val="24"/>
+                <w:lang w:eastAsia="zh-TW" w:bidi="ar-SA"/>
+                <w14:ligatures w14:val="none"/>
+              </w:rPr>
+            </w:pPr>
+          </w:p>
+        </w:tc>
+        <w:tc>
+          <w:tcPr>
+            <w:tcW w:w="0" w:type="auto"/>
+            <w:gridSpan w:val="2"/>
+            <w:vAlign w:val="center"/>
+          </w:tcPr>
+          <w:p>
+            <w:pPr>
+              <w:spacing w:after="0" w:line="240" w:lineRule="auto"/>
+              <w:rPr>
+                <w:rFonts w:ascii="Times New Roman" w:eastAsia="Times New Roman" w:hAnsi="Times New Roman" w:cs="Times New Roman"/>
+                <w:kern w:val="0"/>
+                <w:sz w:val="24"/>
+                <w:szCs w:val="24"/>
+                <w:lang w:eastAsia="zh-TW" w:bidi="ar-SA"/>
+                <w14:ligatures w14:val="none"/>
+              </w:rPr>
+            </w:pPr>
+          </w:p>
+        </w:tc>
+        <w:tc>
+          <w:tcPr>
+            <w:tcW w:w="0" w:type="auto"/>
+            <w:gridSpan w:val="2"/>
+            <w:vAlign w:val="center"/>
+          </w:tcPr>
+          <w:p>
+            <w:pPr>
+              <w:spacing w:after="0" w:line="240" w:lineRule="auto"/>
+              <w:rPr>
+                <w:rFonts w:ascii="Times New Roman" w:eastAsia="Times New Roman" w:hAnsi="Times New Roman" w:cs="Times New Roman"/>
+                <w:kern w:val="0"/>
+                <w:sz w:val="24"/>
+                <w:szCs w:val="24"/>
+                <w:lang w:eastAsia="zh-TW" w:bidi="ar-SA"/>
+                <w14:ligatures w14:val="none"/>
+              </w:rPr>
+            </w:pPr>
+          </w:p>
+        </w:tc>
+        <w:tc>
+          <w:tcPr>
+            <w:tcW w:w="0" w:type="auto"/>
+            <w:gridSpan w:val="2"/>
+            <w:vAlign w:val="center"/>
+          </w:tcPr>
+          <w:p>
+            <w:pPr>
+              <w:spacing w:after="0" w:line="240" w:lineRule="auto"/>
+              <w:rPr>
+                <w:rFonts w:ascii="Courier New" w:eastAsia="Times New Roman" w:hAnsi="Courier New" w:cs="Courier New"/>
+                <w:kern w:val="0"/>
+                <w:sz w:val="20"/>
+                <w:szCs w:val="20"/>
+                <w:lang w:eastAsia="zh-TW" w:bidi="ar-SA"/>
+                <w14:ligatures w14:val="none"/>
+              </w:rPr>
+            </w:pPr>
+          </w:p>
+        </w:tc>
+      </w:tr>
+      <w:tr>
+        <w:trPr>
+          <w:tblCellSpacing w:w="15" w:type="dxa"/>
+        </w:trPr>
+        <w:tc>
+          <w:tcPr>
+            <w:tcW w:w="0" w:type="auto"/>
+            <w:gridSpan w:val="2"/>
+            <w:vAlign w:val="center"/>
+          </w:tcPr>
+          <w:p>
+            <w:pPr>
+              <w:spacing w:after="0" w:line="240" w:lineRule="auto"/>
+              <w:rPr>
+                <w:rFonts w:ascii="Times New Roman" w:eastAsia="Times New Roman" w:hAnsi="Times New Roman" w:cs="Times New Roman"/>
+                <w:kern w:val="0"/>
+                <w:sz w:val="24"/>
+                <w:szCs w:val="24"/>
+                <w:lang w:eastAsia="zh-TW" w:bidi="ar-SA"/>
+                <w14:ligatures w14:val="none"/>
+              </w:rPr>
+            </w:pPr>
+          </w:p>
+        </w:tc>
+        <w:tc>
+          <w:tcPr>
+            <w:tcW w:w="0" w:type="auto"/>
+            <w:gridSpan w:val="2"/>
+            <w:vAlign w:val="center"/>
+          </w:tcPr>
+          <w:p>
+            <w:pPr>
+              <w:spacing w:after="0" w:line="240" w:lineRule="auto"/>
+              <w:rPr>
+                <w:rFonts w:ascii="Times New Roman" w:eastAsia="Times New Roman" w:hAnsi="Times New Roman" w:cs="Times New Roman"/>
+                <w:kern w:val="0"/>
+                <w:sz w:val="24"/>
+                <w:szCs w:val="24"/>
+                <w:lang w:eastAsia="zh-TW" w:bidi="ar-SA"/>
+                <w14:ligatures w14:val="none"/>
+              </w:rPr>
+            </w:pPr>
+          </w:p>
+        </w:tc>
+        <w:tc>
+          <w:tcPr>
+            <w:tcW w:w="0" w:type="auto"/>
+            <w:gridSpan w:val="2"/>
+            <w:vAlign w:val="center"/>
+          </w:tcPr>
+          <w:p>
+            <w:pPr>
+              <w:spacing w:after="0" w:line="240" w:lineRule="auto"/>
+              <w:rPr>
+                <w:rFonts w:ascii="Times New Roman" w:eastAsia="Times New Roman" w:hAnsi="Times New Roman" w:cs="Times New Roman"/>
+                <w:kern w:val="0"/>
+                <w:sz w:val="24"/>
+                <w:szCs w:val="24"/>
+                <w:lang w:eastAsia="zh-TW" w:bidi="ar-SA"/>
+                <w14:ligatures w14:val="none"/>
+              </w:rPr>
+            </w:pPr>
+          </w:p>
+        </w:tc>
+        <w:tc>
+          <w:tcPr>
+            <w:tcW w:w="0" w:type="auto"/>
+            <w:gridSpan w:val="2"/>
+            <w:vAlign w:val="center"/>
+          </w:tcPr>
+          <w:p>
+            <w:pPr>
+              <w:spacing w:after="0" w:line="240" w:lineRule="auto"/>
+              <w:rPr>
+                <w:rFonts w:ascii="Courier New" w:eastAsia="Times New Roman" w:hAnsi="Courier New" w:cs="Courier New"/>
+                <w:kern w:val="0"/>
+                <w:sz w:val="20"/>
+                <w:szCs w:val="20"/>
+                <w:lang w:eastAsia="zh-TW" w:bidi="ar-SA"/>
+                <w14:ligatures w14:val="none"/>
+              </w:rPr>
+            </w:pPr>
+          </w:p>
+        </w:tc>
+      </w:tr>
+      <w:tr>
+        <w:trPr>
+          <w:tblCellSpacing w:w="15" w:type="dxa"/>
+        </w:trPr>
+        <w:tc>
+          <w:tcPr>
+            <w:tcW w:w="0" w:type="auto"/>
+            <w:gridSpan w:val="2"/>
+            <w:vAlign w:val="center"/>
+          </w:tcPr>
+          <w:p>
+            <w:pPr>
+              <w:spacing w:after="0" w:line="240" w:lineRule="auto"/>
+              <w:rPr>
+                <w:rFonts w:ascii="Times New Roman" w:eastAsia="Times New Roman" w:hAnsi="Times New Roman" w:cs="Times New Roman"/>
+                <w:kern w:val="0"/>
+                <w:sz w:val="24"/>
+                <w:szCs w:val="24"/>
+                <w:lang w:eastAsia="zh-TW" w:bidi="ar-SA"/>
+                <w14:ligatures w14:val="none"/>
+              </w:rPr>
+            </w:pPr>
+          </w:p>
+        </w:tc>
+        <w:tc>
+          <w:tcPr>
+            <w:tcW w:w="0" w:type="auto"/>
+            <w:gridSpan w:val="2"/>
+            <w:vAlign w:val="center"/>
+          </w:tcPr>
+          <w:p>
+            <w:pPr>
+              <w:spacing w:after="0" w:line="240" w:lineRule="auto"/>
+              <w:rPr>
+                <w:rFonts w:ascii="Times New Roman" w:eastAsia="Times New Roman" w:hAnsi="Times New Roman" w:cs="Times New Roman"/>
+                <w:kern w:val="0"/>
+                <w:sz w:val="24"/>
+                <w:szCs w:val="24"/>
+                <w:lang w:eastAsia="zh-TW" w:bidi="ar-SA"/>
+                <w14:ligatures w14:val="none"/>
+              </w:rPr>
+            </w:pPr>
+          </w:p>
+        </w:tc>
+        <w:tc>
+          <w:tcPr>
+            <w:tcW w:w="0" w:type="auto"/>
+            <w:gridSpan w:val="2"/>
+            <w:vAlign w:val="center"/>
+          </w:tcPr>
+          <w:p>
+            <w:pPr>
+              <w:spacing w:after="0" w:line="240" w:lineRule="auto"/>
+              <w:rPr>
+                <w:rFonts w:ascii="Times New Roman" w:eastAsia="Times New Roman" w:hAnsi="Times New Roman" w:cs="Times New Roman"/>
+                <w:kern w:val="0"/>
+                <w:sz w:val="24"/>
+                <w:szCs w:val="24"/>
+                <w:lang w:eastAsia="zh-TW" w:bidi="ar-SA"/>
+                <w14:ligatures w14:val="none"/>
+              </w:rPr>
+            </w:pPr>
+          </w:p>
+        </w:tc>
+        <w:tc>
+          <w:tcPr>
+            <w:tcW w:w="0" w:type="auto"/>
+            <w:gridSpan w:val="2"/>
+            <w:vAlign w:val="center"/>
+          </w:tcPr>
+          <w:p>
+            <w:pPr>
+              <w:spacing w:after="0" w:line="240" w:lineRule="auto"/>
+              <w:rPr>
+                <w:rFonts w:ascii="Courier New" w:eastAsia="Times New Roman" w:hAnsi="Courier New" w:cs="Courier New"/>
+                <w:kern w:val="0"/>
+                <w:sz w:val="20"/>
+                <w:szCs w:val="20"/>
+                <w:lang w:eastAsia="zh-TW" w:bidi="ar-SA"/>
+                <w14:ligatures w14:val="none"/>
+              </w:rPr>
+            </w:pPr>
+          </w:p>
+        </w:tc>
+      </w:tr>
+      <w:tr>
+        <w:trPr>
+          <w:tblHeader/>
+          <w:tblCellSpacing w:w="15" w:type="dxa"/>
+        </w:trPr>
+        <w:tc>
+          <w:tcPr>
+            <w:tcW w:w="0" w:type="auto"/>
+            <w:vAlign w:val="center"/>
+          </w:tcPr>
+          <w:p>
+            <w:pPr>
+              <w:spacing w:after="0" w:line="240" w:lineRule="auto"/>
+              <w:jc w:val="center"/>
+              <w:rPr>
+                <w:rFonts w:ascii="PMingLiU" w:eastAsia="PMingLiU" w:hAnsi="PMingLiU" w:cs="PMingLiU" w:hint="eastAsia"/>
+                <w:b/>
+                <w:bCs/>
+                <w:kern w:val="0"/>
+                <w:sz w:val="24"/>
+                <w:szCs w:val="24"/>
+                <w:lang w:eastAsia="zh-TW" w:bidi="ar-SA"/>
+                <w14:ligatures w14:val="none"/>
+              </w:rPr>
+            </w:pPr>
+          </w:p>
+        </w:tc>
+        <w:tc>
+          <w:tcPr>
+            <w:tcW w:w="0" w:type="auto"/>
+            <w:gridSpan w:val="2"/>
+            <w:vAlign w:val="center"/>
+          </w:tcPr>
+          <w:p>
+            <w:pPr>
+              <w:spacing w:after="0" w:line="240" w:lineRule="auto"/>
+              <w:jc w:val="center"/>
+              <w:rPr>
+                <w:rFonts w:ascii="PMingLiU" w:eastAsia="PMingLiU" w:hAnsi="PMingLiU" w:cs="PMingLiU"/>
+                <w:b/>
+                <w:bCs/>
+                <w:kern w:val="0"/>
+                <w:sz w:val="24"/>
+                <w:szCs w:val="24"/>
+                <w:lang w:eastAsia="zh-TW" w:bidi="ar-SA"/>
+                <w14:ligatures w14:val="none"/>
+              </w:rPr>
+            </w:pPr>
+          </w:p>
+        </w:tc>
+        <w:tc>
+          <w:tcPr>
+            <w:tcW w:w="0" w:type="auto"/>
+            <w:gridSpan w:val="2"/>
+            <w:vAlign w:val="center"/>
+          </w:tcPr>
+          <w:p>
+            <w:pPr>
+              <w:spacing w:after="0" w:line="240" w:lineRule="auto"/>
+              <w:jc w:val="center"/>
+              <w:rPr>
+                <w:rFonts w:ascii="PMingLiU" w:eastAsia="PMingLiU" w:hAnsi="PMingLiU" w:cs="PMingLiU"/>
+                <w:b/>
+                <w:bCs/>
+                <w:kern w:val="0"/>
+                <w:sz w:val="24"/>
+                <w:szCs w:val="24"/>
+                <w:lang w:eastAsia="zh-TW" w:bidi="ar-SA"/>
+                <w14:ligatures w14:val="none"/>
+              </w:rPr>
+            </w:pPr>
+          </w:p>
+        </w:tc>
+        <w:tc>
+          <w:tcPr>
+            <w:tcW w:w="0" w:type="auto"/>
+            <w:gridSpan w:val="2"/>
+            <w:vAlign w:val="center"/>
+          </w:tcPr>
+          <w:p>
+            <w:pPr>
+              <w:spacing w:after="0" w:line="240" w:lineRule="auto"/>
+              <w:jc w:val="center"/>
+              <w:rPr>
+                <w:rFonts w:ascii="PMingLiU" w:eastAsia="PMingLiU" w:hAnsi="PMingLiU" w:cs="PMingLiU"/>
+                <w:b/>
+                <w:bCs/>
+                <w:kern w:val="0"/>
+                <w:sz w:val="24"/>
+                <w:szCs w:val="24"/>
+                <w:lang w:eastAsia="zh-TW" w:bidi="ar-SA"/>
+                <w14:ligatures w14:val="none"/>
+              </w:rPr>
+            </w:pPr>
+          </w:p>
+        </w:tc>
+        <w:tc>
+          <w:tcPr>
+            <w:tcW w:w="0" w:type="auto"/>
+            <w:vAlign w:val="center"/>
+          </w:tcPr>
+          <w:p>
+            <w:pPr>
+              <w:spacing w:after="0" w:line="240" w:lineRule="auto"/>
+              <w:jc w:val="center"/>
+              <w:rPr>
+                <w:rFonts w:ascii="PMingLiU" w:eastAsia="PMingLiU" w:hAnsi="PMingLiU" w:cs="PMingLiU"/>
+                <w:b/>
+                <w:bCs/>
+                <w:kern w:val="0"/>
+                <w:sz w:val="24"/>
+                <w:szCs w:val="24"/>
+                <w:lang w:eastAsia="zh-TW" w:bidi="ar-SA"/>
+                <w14:ligatures w14:val="none"/>
+              </w:rPr>
+            </w:pPr>
+          </w:p>
+        </w:tc>
+      </w:tr>
+      <w:tr>
+        <w:trPr>
+          <w:tblHeader/>
+          <w:tblCellSpacing w:w="15" w:type="dxa"/>
+        </w:trPr>
+        <w:tc>
+          <w:tcPr>
+            <w:tcW w:w="0" w:type="auto"/>
+            <w:vAlign w:val="center"/>
+            <w:hideMark/>
+          </w:tcPr>
+          <w:p>
+            <w:pPr>
+              <w:spacing w:after="0" w:line="240" w:lineRule="auto"/>
+              <w:jc w:val="center"/>
+              <w:rPr>
+                <w:rFonts w:ascii="Times New Roman" w:eastAsia="Times New Roman" w:hAnsi="Times New Roman" w:cs="Times New Roman"/>
+                <w:b/>
+                <w:bCs/>
+                <w:kern w:val="0"/>
+                <w:sz w:val="24"/>
+                <w:szCs w:val="24"/>
+                <w:lang w:eastAsia="zh-TW" w:bidi="ar-SA"/>
+                <w14:ligatures w14:val="none"/>
+              </w:rPr>
+            </w:pPr>
+            <w:r>
+              <w:rPr>
+                <w:rFonts w:ascii="PMingLiU" w:eastAsia="PMingLiU" w:hAnsi="PMingLiU" w:cs="PMingLiU" w:hint="eastAsia"/>
+                <w:b/>
+                <w:bCs/>
+                <w:kern w:val="0"/>
+                <w:sz w:val="24"/>
+                <w:szCs w:val="24"/>
+                <w:lang w:eastAsia="zh-TW" w:bidi="ar-SA"/>
+                <w14:ligatures w14:val="none"/>
+              </w:rPr>
+              <w:t>資料</w:t>
+            </w:r>
+            <w:r>
+              <w:rPr>
+                <w:rFonts w:ascii="PMingLiU" w:eastAsia="PMingLiU" w:hAnsi="PMingLiU" w:cs="PMingLiU"/>
+                <w:b/>
+                <w:bCs/>
+                <w:kern w:val="0"/>
+                <w:sz w:val="24"/>
+                <w:szCs w:val="24"/>
+                <w:lang w:eastAsia="zh-TW" w:bidi="ar-SA"/>
+                <w14:ligatures w14:val="none"/>
+              </w:rPr>
+              <w:t>表</w:t>
+            </w:r>
+          </w:p>
+        </w:tc>
+        <w:tc>
+          <w:tcPr>
+            <w:tcW w:w="0" w:type="auto"/>
+            <w:gridSpan w:val="2"/>
+            <w:vAlign w:val="center"/>
+            <w:hideMark/>
+          </w:tcPr>
+          <w:p>
+            <w:pPr>
+              <w:spacing w:after="0" w:line="240" w:lineRule="auto"/>
+              <w:jc w:val="center"/>
+              <w:rPr>
+                <w:rFonts w:ascii="Times New Roman" w:eastAsia="Times New Roman" w:hAnsi="Times New Roman" w:cs="Times New Roman"/>
+                <w:b/>
+                <w:bCs/>
+                <w:kern w:val="0"/>
+                <w:sz w:val="24"/>
+                <w:szCs w:val="24"/>
+                <w:lang w:eastAsia="zh-TW" w:bidi="ar-SA"/>
+                <w14:ligatures w14:val="none"/>
+              </w:rPr>
+            </w:pPr>
+            <w:r>
+              <w:rPr>
+                <w:rFonts w:ascii="PMingLiU" w:eastAsia="PMingLiU" w:hAnsi="PMingLiU" w:cs="PMingLiU"/>
+                <w:b/>
+                <w:bCs/>
+                <w:kern w:val="0"/>
+                <w:sz w:val="24"/>
+                <w:szCs w:val="24"/>
+                <w:lang w:eastAsia="zh-TW" w:bidi="ar-SA"/>
+                <w14:ligatures w14:val="none"/>
+              </w:rPr>
+              <w:t>欄位名</w:t>
+            </w:r>
+          </w:p>
+        </w:tc>
+        <w:tc>
+          <w:tcPr>
+            <w:tcW w:w="0" w:type="auto"/>
+            <w:gridSpan w:val="2"/>
+            <w:vAlign w:val="center"/>
+            <w:hideMark/>
+          </w:tcPr>
+          <w:p>
+            <w:pPr>
+              <w:spacing w:after="0" w:line="240" w:lineRule="auto"/>
+              <w:jc w:val="center"/>
+              <w:rPr>
+                <w:rFonts w:ascii="Times New Roman" w:eastAsia="Times New Roman" w:hAnsi="Times New Roman" w:cs="Times New Roman"/>
+                <w:b/>
+                <w:bCs/>
+                <w:kern w:val="0"/>
+                <w:sz w:val="24"/>
+                <w:szCs w:val="24"/>
+                <w:lang w:eastAsia="zh-TW" w:bidi="ar-SA"/>
+                <w14:ligatures w14:val="none"/>
+              </w:rPr>
+            </w:pPr>
+            <w:r>
+              <w:rPr>
+                <w:rFonts w:ascii="PMingLiU" w:eastAsia="PMingLiU" w:hAnsi="PMingLiU" w:cs="PMingLiU"/>
+                <w:b/>
+                <w:bCs/>
+                <w:kern w:val="0"/>
+                <w:sz w:val="24"/>
+                <w:szCs w:val="24"/>
+                <w:lang w:eastAsia="zh-TW" w:bidi="ar-SA"/>
+                <w14:ligatures w14:val="none"/>
+              </w:rPr>
+              <w:t>原型別</w:t>
+            </w:r>
+          </w:p>
+        </w:tc>
+        <w:tc>
+          <w:tcPr>
+            <w:tcW w:w="0" w:type="auto"/>
+            <w:gridSpan w:val="2"/>
+            <w:vAlign w:val="center"/>
+            <w:hideMark/>
+          </w:tcPr>
+          <w:p>
+            <w:pPr>
+              <w:spacing w:after="0" w:line="240" w:lineRule="auto"/>
+              <w:jc w:val="center"/>
+              <w:rPr>
+                <w:rFonts w:ascii="Times New Roman" w:eastAsia="Times New Roman" w:hAnsi="Times New Roman" w:cs="Times New Roman"/>
+                <w:b/>
+                <w:bCs/>
+                <w:kern w:val="0"/>
+                <w:sz w:val="24"/>
+                <w:szCs w:val="24"/>
+                <w:lang w:eastAsia="zh-TW" w:bidi="ar-SA"/>
+                <w14:ligatures w14:val="none"/>
+              </w:rPr>
+            </w:pPr>
+            <w:r>
+              <w:rPr>
+                <w:rFonts w:ascii="PMingLiU" w:eastAsia="PMingLiU" w:hAnsi="PMingLiU" w:cs="PMingLiU"/>
+                <w:b/>
+                <w:bCs/>
+                <w:kern w:val="0"/>
+                <w:sz w:val="24"/>
+                <w:szCs w:val="24"/>
+                <w:lang w:eastAsia="zh-TW" w:bidi="ar-SA"/>
+                <w14:ligatures w14:val="none"/>
+              </w:rPr>
+              <w:t>建議型別</w:t>
+            </w:r>
+          </w:p>
+        </w:tc>
+        <w:tc>
+          <w:tcPr>
+            <w:tcW w:w="0" w:type="auto"/>
+            <w:vAlign w:val="center"/>
+            <w:hideMark/>
+          </w:tcPr>
+          <w:p>
+            <w:pPr>
+              <w:spacing w:after="0" w:line="240" w:lineRule="auto"/>
+              <w:jc w:val="center"/>
+              <w:rPr>
+                <w:rFonts w:ascii="Times New Roman" w:eastAsia="Times New Roman" w:hAnsi="Times New Roman" w:cs="Times New Roman"/>
+                <w:b/>
+                <w:bCs/>
+                <w:kern w:val="0"/>
+                <w:sz w:val="24"/>
+                <w:szCs w:val="24"/>
+                <w:lang w:eastAsia="zh-TW" w:bidi="ar-SA"/>
+                <w14:ligatures w14:val="none"/>
+              </w:rPr>
+            </w:pPr>
+            <w:r>
+              <w:rPr>
+                <w:rFonts w:ascii="PMingLiU" w:eastAsia="PMingLiU" w:hAnsi="PMingLiU" w:cs="PMingLiU"/>
+                <w:b/>
+                <w:bCs/>
+                <w:kern w:val="0"/>
+                <w:sz w:val="24"/>
+                <w:szCs w:val="24"/>
+                <w:lang w:eastAsia="zh-TW" w:bidi="ar-SA"/>
+                <w14:ligatures w14:val="none"/>
+              </w:rPr>
+              <w:t>建議內容</w:t>
+            </w:r>
+          </w:p>
+        </w:tc>
+      </w:tr>
+      <w:tr>
+        <w:trPr>
+          <w:tblCellSpacing w:w="15" w:type="dxa"/>
+        </w:trPr>
+        <w:tc>
+          <w:tcPr>
+            <w:tcW w:w="0" w:type="auto"/>
+            <w:vAlign w:val="center"/>
+            <w:hideMark/>
+          </w:tcPr>
+          <w:p>
+            <w:pPr>
+              <w:spacing w:after="0" w:line="240" w:lineRule="auto"/>
+              <w:rPr>
+                <w:rFonts w:ascii="Times New Roman" w:eastAsia="Times New Roman" w:hAnsi="Times New Roman" w:cs="Times New Roman"/>
+                <w:kern w:val="0"/>
+                <w:sz w:val="24"/>
+                <w:szCs w:val="24"/>
+                <w:lang w:eastAsia="zh-TW" w:bidi="ar-SA"/>
+                <w14:ligatures w14:val="none"/>
+              </w:rPr>
+            </w:pPr>
+            <w:proofErr w:type="spellStart"/>
+            <w:r>
+              <w:rPr>
+                <w:rFonts w:ascii="Times New Roman" w:eastAsia="Times New Roman" w:hAnsi="Times New Roman" w:cs="Times New Roman"/>
+                <w:kern w:val="0"/>
+                <w:sz w:val="24"/>
+                <w:szCs w:val="24"/>
+                <w:lang w:eastAsia="zh-TW" w:bidi="ar-SA"/>
+                <w14:ligatures w14:val="none"/>
+              </w:rPr>
+              <w:t>s_ai_suggestions</w:t>
+            </w:r>
+            <w:proofErr w:type="spellEnd"/>
+          </w:p>
+        </w:tc>
+        <w:tc>
+          <w:tcPr>
+            <w:tcW w:w="0" w:type="auto"/>
+            <w:gridSpan w:val="2"/>
+            <w:vAlign w:val="center"/>
+            <w:hideMark/>
+          </w:tcPr>
+          <w:p>
+            <w:pPr>
+              <w:spacing w:after="0" w:line="240" w:lineRule="auto"/>
+              <w:rPr>
+                <w:rFonts w:ascii="Times New Roman" w:eastAsia="Times New Roman" w:hAnsi="Times New Roman" w:cs="Times New Roman"/>
+                <w:kern w:val="0"/>
+                <w:sz w:val="24"/>
+                <w:szCs w:val="24"/>
+                <w:lang w:eastAsia="zh-TW" w:bidi="ar-SA"/>
+                <w14:ligatures w14:val="none"/>
+              </w:rPr>
+            </w:pPr>
+            <w:proofErr w:type="spellStart"/>
+            <w:r>
+              <w:rPr>
+                <w:rFonts w:ascii="Times New Roman" w:eastAsia="Times New Roman" w:hAnsi="Times New Roman" w:cs="Times New Roman"/>
+                <w:kern w:val="0"/>
+                <w:sz w:val="24"/>
+                <w:szCs w:val="24"/>
+                <w:lang w:eastAsia="zh-TW" w:bidi="ar-SA"/>
+                <w14:ligatures w14:val="none"/>
+              </w:rPr>
+              <w:t>model_version</w:t>
+            </w:r>
+            <w:proofErr w:type="spellEnd"/>
+          </w:p>
+        </w:tc>
+        <w:tc>
+          <w:tcPr>
+            <w:tcW w:w="0" w:type="auto"/>
+            <w:gridSpan w:val="2"/>
+            <w:vAlign w:val="center"/>
+            <w:hideMark/>
+          </w:tcPr>
+          <w:p>
+            <w:pPr>
+              <w:spacing w:after="0" w:line="240" w:lineRule="auto"/>
+              <w:rPr>
+                <w:rFonts w:ascii="Times New Roman" w:eastAsia="Times New Roman" w:hAnsi="Times New Roman" w:cs="Times New Roman"/>
+                <w:kern w:val="0"/>
+                <w:sz w:val="24"/>
+                <w:szCs w:val="24"/>
+                <w:lang w:eastAsia="zh-TW" w:bidi="ar-SA"/>
+                <w14:ligatures w14:val="none"/>
+              </w:rPr>
+            </w:pPr>
+            <w:proofErr w:type="gramStart"/>
+            <w:r>
+              <w:rPr>
+                <w:rFonts w:ascii="Times New Roman" w:eastAsia="Times New Roman" w:hAnsi="Times New Roman" w:cs="Times New Roman"/>
+                <w:kern w:val="0"/>
+                <w:sz w:val="24"/>
+                <w:szCs w:val="24"/>
+                <w:lang w:eastAsia="zh-TW" w:bidi="ar-SA"/>
+                <w14:ligatures w14:val="none"/>
+              </w:rPr>
+              <w:t>VARCHAR(</w:t>
+            </w:r>
+            <w:proofErr w:type="gramEnd"/>
+            <w:r>
+              <w:rPr>
+                <w:rFonts w:ascii="Times New Roman" w:eastAsia="Times New Roman" w:hAnsi="Times New Roman" w:cs="Times New Roman"/>
+                <w:kern w:val="0"/>
+                <w:sz w:val="24"/>
+                <w:szCs w:val="24"/>
+                <w:lang w:eastAsia="zh-TW" w:bidi="ar-SA"/>
+                <w14:ligatures w14:val="none"/>
+              </w:rPr>
+              <w:t>50)</w:t>
+            </w:r>
+          </w:p>
+        </w:tc>
+        <w:tc>
+          <w:tcPr>
+            <w:tcW w:w="0" w:type="auto"/>
+            <w:gridSpan w:val="2"/>
+            <w:vAlign w:val="center"/>
+            <w:hideMark/>
+          </w:tcPr>
+          <w:p>
+            <w:pPr>
+              <w:spacing w:after="0" w:line="240" w:lineRule="auto"/>
+              <w:rPr>
+                <w:rFonts w:ascii="Times New Roman" w:eastAsia="Times New Roman" w:hAnsi="Times New Roman" w:cs="Times New Roman"/>
+                <w:kern w:val="0"/>
+                <w:sz w:val="24"/>
+                <w:szCs w:val="24"/>
+                <w:lang w:eastAsia="zh-TW" w:bidi="ar-SA"/>
+                <w14:ligatures w14:val="none"/>
+              </w:rPr>
+            </w:pPr>
+            <w:proofErr w:type="gramStart"/>
+            <w:r>
+              <w:rPr>
+                <w:rFonts w:ascii="Times New Roman" w:eastAsia="Times New Roman" w:hAnsi="Times New Roman" w:cs="Times New Roman"/>
+                <w:kern w:val="0"/>
+                <w:sz w:val="24"/>
+                <w:szCs w:val="24"/>
+                <w:lang w:eastAsia="zh-TW" w:bidi="ar-SA"/>
+                <w14:ligatures w14:val="none"/>
+              </w:rPr>
+              <w:t>VARCHAR(</w:t>
+            </w:r>
+            <w:proofErr w:type="gramEnd"/>
+            <w:r>
+              <w:rPr>
+                <w:rFonts w:ascii="Times New Roman" w:eastAsia="Times New Roman" w:hAnsi="Times New Roman" w:cs="Times New Roman"/>
+                <w:kern w:val="0"/>
+                <w:sz w:val="24"/>
+                <w:szCs w:val="24"/>
+                <w:lang w:eastAsia="zh-TW" w:bidi="ar-SA"/>
+                <w14:ligatures w14:val="none"/>
+              </w:rPr>
+              <w:t>20)</w:t>
+            </w:r>
+          </w:p>
+        </w:tc>
+        <w:tc>
+          <w:tcPr>
+            <w:tcW w:w="0" w:type="auto"/>
+            <w:vAlign w:val="center"/>
+            <w:hideMark/>
+          </w:tcPr>
+          <w:p>
+            <w:pPr>
+              <w:spacing w:after="0" w:line="240" w:lineRule="auto"/>
+              <w:rPr>
+                <w:rFonts w:ascii="Times New Roman" w:eastAsia="Times New Roman" w:hAnsi="Times New Roman" w:cs="Times New Roman"/>
+                <w:kern w:val="0"/>
+                <w:sz w:val="24"/>
+                <w:szCs w:val="24"/>
+                <w:lang w:eastAsia="zh-TW" w:bidi="ar-SA"/>
+                <w14:ligatures w14:val="none"/>
+              </w:rPr>
+            </w:pPr>
+            <w:r>
+              <w:rPr>
+                <w:rFonts w:ascii="PMingLiU" w:eastAsia="PMingLiU" w:hAnsi="PMingLiU" w:cs="PMingLiU"/>
+                <w:kern w:val="0"/>
+                <w:sz w:val="24"/>
+                <w:szCs w:val="24"/>
+                <w:lang w:eastAsia="zh-TW" w:bidi="ar-SA"/>
+                <w14:ligatures w14:val="none"/>
+              </w:rPr>
+              <w:t>限制長度以節省空間</w:t>
+            </w:r>
+          </w:p>
+        </w:tc>
+      </w:tr>
+      <w:tr>
+        <w:trPr>
+          <w:tblCellSpacing w:w="15" w:type="dxa"/>
+        </w:trPr>
+        <w:tc>
+          <w:tcPr>
+            <w:tcW w:w="0" w:type="auto"/>
+            <w:vAlign w:val="center"/>
+            <w:hideMark/>
+          </w:tcPr>
+          <w:p>
+            <w:pPr>
+              <w:spacing w:after="0" w:line="240" w:lineRule="auto"/>
+              <w:rPr>
+                <w:rFonts w:ascii="Times New Roman" w:eastAsia="Times New Roman" w:hAnsi="Times New Roman" w:cs="Times New Roman"/>
+                <w:kern w:val="0"/>
+                <w:sz w:val="24"/>
+                <w:szCs w:val="24"/>
+                <w:lang w:eastAsia="zh-TW" w:bidi="ar-SA"/>
+                <w14:ligatures w14:val="none"/>
+              </w:rPr>
+            </w:pPr>
+            <w:proofErr w:type="spellStart"/>
+            <w:r>
+              <w:rPr>
+                <w:rFonts w:ascii="Times New Roman" w:eastAsia="Times New Roman" w:hAnsi="Times New Roman" w:cs="Times New Roman"/>
+                <w:kern w:val="0"/>
+                <w:sz w:val="24"/>
+                <w:szCs w:val="24"/>
+                <w:lang w:eastAsia="zh-TW" w:bidi="ar-SA"/>
+                <w14:ligatures w14:val="none"/>
+              </w:rPr>
+              <w:t>s_penalty_details</w:t>
+            </w:r>
+            <w:proofErr w:type="spellEnd"/>
+          </w:p>
+        </w:tc>
+        <w:tc>
+          <w:tcPr>
+            <w:tcW w:w="0" w:type="auto"/>
+            <w:gridSpan w:val="2"/>
+            <w:vAlign w:val="center"/>
+            <w:hideMark/>
+          </w:tcPr>
+          <w:p>
+            <w:pPr>
+              <w:spacing w:after="0" w:line="240" w:lineRule="auto"/>
+              <w:rPr>
+                <w:rFonts w:ascii="Times New Roman" w:eastAsia="Times New Roman" w:hAnsi="Times New Roman" w:cs="Times New Roman"/>
+                <w:kern w:val="0"/>
+                <w:sz w:val="24"/>
+                <w:szCs w:val="24"/>
+                <w:lang w:eastAsia="zh-TW" w:bidi="ar-SA"/>
+                <w14:ligatures w14:val="none"/>
+              </w:rPr>
+            </w:pPr>
+            <w:r>
+              <w:rPr>
+                <w:rFonts w:ascii="Times New Roman" w:eastAsia="Times New Roman" w:hAnsi="Times New Roman" w:cs="Times New Roman"/>
+                <w:kern w:val="0"/>
+                <w:sz w:val="24"/>
+                <w:szCs w:val="24"/>
+                <w:lang w:eastAsia="zh-TW" w:bidi="ar-SA"/>
+                <w14:ligatures w14:val="none"/>
+              </w:rPr>
+              <w:t>status</w:t>
+            </w:r>
+          </w:p>
+        </w:tc>
+        <w:tc>
+          <w:tcPr>
+            <w:tcW w:w="0" w:type="auto"/>
+            <w:gridSpan w:val="2"/>
+            <w:vAlign w:val="center"/>
+            <w:hideMark/>
+          </w:tcPr>
+          <w:p>
+            <w:pPr>
+              <w:spacing w:after="0" w:line="240" w:lineRule="auto"/>
+              <w:rPr>
+                <w:rFonts w:ascii="Times New Roman" w:eastAsia="Times New Roman" w:hAnsi="Times New Roman" w:cs="Times New Roman"/>
+                <w:kern w:val="0"/>
+                <w:sz w:val="24"/>
+                <w:szCs w:val="24"/>
+                <w:lang w:eastAsia="zh-TW" w:bidi="ar-SA"/>
+                <w14:ligatures w14:val="none"/>
+              </w:rPr>
+            </w:pPr>
+            <w:proofErr w:type="gramStart"/>
+            <w:r>
+              <w:rPr>
+                <w:rFonts w:ascii="Times New Roman" w:eastAsia="Times New Roman" w:hAnsi="Times New Roman" w:cs="Times New Roman"/>
+                <w:kern w:val="0"/>
+                <w:sz w:val="24"/>
+                <w:szCs w:val="24"/>
+                <w:lang w:eastAsia="zh-TW" w:bidi="ar-SA"/>
+                <w14:ligatures w14:val="none"/>
+              </w:rPr>
+              <w:t>VARCHAR(</w:t>
+            </w:r>
+            <w:proofErr w:type="gramEnd"/>
+            <w:r>
+              <w:rPr>
+                <w:rFonts w:ascii="Times New Roman" w:eastAsia="Times New Roman" w:hAnsi="Times New Roman" w:cs="Times New Roman"/>
+                <w:kern w:val="0"/>
+                <w:sz w:val="24"/>
+                <w:szCs w:val="24"/>
+                <w:lang w:eastAsia="zh-TW" w:bidi="ar-SA"/>
+                <w14:ligatures w14:val="none"/>
+              </w:rPr>
+              <w:t>20)</w:t>
+            </w:r>
+          </w:p>
+        </w:tc>
+        <w:tc>
+          <w:tcPr>
+            <w:tcW w:w="0" w:type="auto"/>
+            <w:gridSpan w:val="2"/>
+            <w:vAlign w:val="center"/>
+            <w:hideMark/>
+          </w:tcPr>
+          <w:p>
+            <w:pPr>
+              <w:spacing w:after="0" w:line="240" w:lineRule="auto"/>
+              <w:rPr>
+                <w:rFonts w:ascii="Times New Roman" w:eastAsia="Times New Roman" w:hAnsi="Times New Roman" w:cs="Times New Roman"/>
+                <w:kern w:val="0"/>
+                <w:sz w:val="24"/>
+                <w:szCs w:val="24"/>
+                <w:lang w:eastAsia="zh-TW" w:bidi="ar-SA"/>
+                <w14:ligatures w14:val="none"/>
+              </w:rPr>
+            </w:pPr>
+            <w:proofErr w:type="gramStart"/>
+            <w:r>
+              <w:rPr>
+                <w:rFonts w:ascii="Times New Roman" w:eastAsia="Times New Roman" w:hAnsi="Times New Roman" w:cs="Times New Roman"/>
+                <w:kern w:val="0"/>
+                <w:sz w:val="24"/>
+                <w:szCs w:val="24"/>
+                <w:lang w:eastAsia="zh-TW" w:bidi="ar-SA"/>
+                <w14:ligatures w14:val="none"/>
+              </w:rPr>
+              <w:t>TINYINT(</w:t>
+            </w:r>
+            <w:proofErr w:type="gramEnd"/>
+            <w:r>
+              <w:rPr>
+                <w:rFonts w:ascii="Times New Roman" w:eastAsia="Times New Roman" w:hAnsi="Times New Roman" w:cs="Times New Roman"/>
+                <w:kern w:val="0"/>
+                <w:sz w:val="24"/>
+                <w:szCs w:val="24"/>
+                <w:lang w:eastAsia="zh-TW" w:bidi="ar-SA"/>
+                <w14:ligatures w14:val="none"/>
+              </w:rPr>
+              <w:t xml:space="preserve">1) </w:t>
+            </w:r>
+            <w:r>
+              <w:rPr>
+                <w:rFonts w:ascii="PMingLiU" w:eastAsia="PMingLiU" w:hAnsi="PMingLiU" w:cs="PMingLiU"/>
+                <w:kern w:val="0"/>
+                <w:sz w:val="24"/>
+                <w:szCs w:val="24"/>
+                <w:lang w:eastAsia="zh-TW" w:bidi="ar-SA"/>
+                <w14:ligatures w14:val="none"/>
+              </w:rPr>
+              <w:t>或</w:t>
+            </w:r>
+            <w:r>
+              <w:rPr>
+                <w:rFonts w:ascii="Times New Roman" w:eastAsia="Times New Roman" w:hAnsi="Times New Roman" w:cs="Times New Roman"/>
+                <w:kern w:val="0"/>
+                <w:sz w:val="24"/>
+                <w:szCs w:val="24"/>
+                <w:lang w:eastAsia="zh-TW" w:bidi="ar-SA"/>
+                <w14:ligatures w14:val="none"/>
+              </w:rPr>
+              <w:t xml:space="preserve"> ENUM</w:t>
+            </w:r>
+          </w:p>
+        </w:tc>
+        <w:tc>
+          <w:tcPr>
+            <w:tcW w:w="0" w:type="auto"/>
+            <w:vAlign w:val="center"/>
+            <w:hideMark/>
+          </w:tcPr>
+          <w:p>
+            <w:pPr>
+              <w:spacing w:after="0" w:line="240" w:lineRule="auto"/>
+              <w:rPr>
+                <w:rFonts w:ascii="Times New Roman" w:eastAsia="Times New Roman" w:hAnsi="Times New Roman" w:cs="Times New Roman"/>
+                <w:kern w:val="0"/>
+                <w:sz w:val="24"/>
+                <w:szCs w:val="24"/>
+                <w:lang w:eastAsia="zh-TW" w:bidi="ar-SA"/>
+                <w14:ligatures w14:val="none"/>
+              </w:rPr>
+            </w:pPr>
+            <w:r>
+              <w:rPr>
+                <w:rFonts w:ascii="Times New Roman" w:eastAsia="Times New Roman" w:hAnsi="Times New Roman" w:cs="Times New Roman"/>
+                <w:kern w:val="0"/>
+                <w:sz w:val="24"/>
+                <w:szCs w:val="24"/>
+                <w:lang w:eastAsia="zh-TW" w:bidi="ar-SA"/>
+                <w14:ligatures w14:val="none"/>
+              </w:rPr>
+              <w:t>0=</w:t>
+            </w:r>
+            <w:r>
+              <w:rPr>
+                <w:rFonts w:ascii="PMingLiU" w:eastAsia="PMingLiU" w:hAnsi="PMingLiU" w:cs="PMingLiU"/>
+                <w:kern w:val="0"/>
+                <w:sz w:val="24"/>
+                <w:szCs w:val="24"/>
+                <w:lang w:eastAsia="zh-TW" w:bidi="ar-SA"/>
+                <w14:ligatures w14:val="none"/>
+              </w:rPr>
+              <w:t>未處理</w:t>
+            </w:r>
+            <w:r>
+              <w:rPr>
+                <w:rFonts w:ascii="Times New Roman" w:eastAsia="Times New Roman" w:hAnsi="Times New Roman" w:cs="Times New Roman"/>
+                <w:kern w:val="0"/>
+                <w:sz w:val="24"/>
+                <w:szCs w:val="24"/>
+                <w:lang w:eastAsia="zh-TW" w:bidi="ar-SA"/>
+                <w14:ligatures w14:val="none"/>
+              </w:rPr>
+              <w:t>, 1=</w:t>
+            </w:r>
+            <w:r>
+              <w:rPr>
+                <w:rFonts w:ascii="PMingLiU" w:eastAsia="PMingLiU" w:hAnsi="PMingLiU" w:cs="PMingLiU"/>
+                <w:kern w:val="0"/>
+                <w:sz w:val="24"/>
+                <w:szCs w:val="24"/>
+                <w:lang w:eastAsia="zh-TW" w:bidi="ar-SA"/>
+                <w14:ligatures w14:val="none"/>
+              </w:rPr>
+              <w:t>已處理</w:t>
+            </w:r>
+            <w:r>
+              <w:rPr>
+                <w:rFonts w:ascii="Times New Roman" w:eastAsia="Times New Roman" w:hAnsi="Times New Roman" w:cs="Times New Roman"/>
+                <w:kern w:val="0"/>
+                <w:sz w:val="24"/>
+                <w:szCs w:val="24"/>
+                <w:lang w:eastAsia="zh-TW" w:bidi="ar-SA"/>
+                <w14:ligatures w14:val="none"/>
+              </w:rPr>
+              <w:t xml:space="preserve"> </w:t>
+            </w:r>
+            <w:r>
+              <w:rPr>
+                <w:rFonts w:ascii="PMingLiU" w:eastAsia="PMingLiU" w:hAnsi="PMingLiU" w:cs="PMingLiU"/>
+                <w:kern w:val="0"/>
+                <w:sz w:val="24"/>
+                <w:szCs w:val="24"/>
+                <w:lang w:eastAsia="zh-TW" w:bidi="ar-SA"/>
+                <w14:ligatures w14:val="none"/>
+              </w:rPr>
+              <w:t>等</w:t>
+            </w:r>
+          </w:p>
+        </w:tc>
+      </w:tr>
+      <w:tr>
+        <w:trPr>
+          <w:tblCellSpacing w:w="15" w:type="dxa"/>
+        </w:trPr>
+        <w:tc>
+          <w:tcPr>
+            <w:tcW w:w="0" w:type="auto"/>
+            <w:vAlign w:val="center"/>
+            <w:hideMark/>
+          </w:tcPr>
+          <w:p>
+            <w:pPr>
+              <w:spacing w:after="0" w:line="240" w:lineRule="auto"/>
+              <w:rPr>
+                <w:rFonts w:ascii="Times New Roman" w:eastAsia="Times New Roman" w:hAnsi="Times New Roman" w:cs="Times New Roman"/>
+                <w:kern w:val="0"/>
+                <w:sz w:val="24"/>
+                <w:szCs w:val="24"/>
+                <w:lang w:eastAsia="zh-TW" w:bidi="ar-SA"/>
+                <w14:ligatures w14:val="none"/>
+              </w:rPr>
+            </w:pPr>
+            <w:proofErr w:type="spellStart"/>
+            <w:r>
+              <w:rPr>
+                <w:rFonts w:ascii="Times New Roman" w:eastAsia="Times New Roman" w:hAnsi="Times New Roman" w:cs="Times New Roman"/>
+                <w:kern w:val="0"/>
+                <w:sz w:val="24"/>
+                <w:szCs w:val="24"/>
+                <w:lang w:eastAsia="zh-TW" w:bidi="ar-SA"/>
+                <w14:ligatures w14:val="none"/>
+              </w:rPr>
+              <w:t>s_user_feedback</w:t>
+            </w:r>
+            <w:proofErr w:type="spellEnd"/>
+          </w:p>
+        </w:tc>
+        <w:tc>
+          <w:tcPr>
+            <w:tcW w:w="0" w:type="auto"/>
+            <w:gridSpan w:val="2"/>
+            <w:vAlign w:val="center"/>
+            <w:hideMark/>
+          </w:tcPr>
+          <w:p>
+            <w:pPr>
+              <w:spacing w:after="0" w:line="240" w:lineRule="auto"/>
+              <w:rPr>
+                <w:rFonts w:ascii="Times New Roman" w:eastAsia="Times New Roman" w:hAnsi="Times New Roman" w:cs="Times New Roman"/>
+                <w:kern w:val="0"/>
+                <w:sz w:val="24"/>
+                <w:szCs w:val="24"/>
+                <w:lang w:eastAsia="zh-TW" w:bidi="ar-SA"/>
+                <w14:ligatures w14:val="none"/>
+              </w:rPr>
+            </w:pPr>
+            <w:proofErr w:type="spellStart"/>
+            <w:r>
+              <w:rPr>
+                <w:rFonts w:ascii="Times New Roman" w:eastAsia="Times New Roman" w:hAnsi="Times New Roman" w:cs="Times New Roman"/>
+                <w:kern w:val="0"/>
+                <w:sz w:val="24"/>
+                <w:szCs w:val="24"/>
+                <w:lang w:eastAsia="zh-TW" w:bidi="ar-SA"/>
+                <w14:ligatures w14:val="none"/>
+              </w:rPr>
+              <w:t>feedback_emotion</w:t>
+            </w:r>
+            <w:proofErr w:type="spellEnd"/>
+          </w:p>
+        </w:tc>
+        <w:tc>
+          <w:tcPr>
+            <w:tcW w:w="0" w:type="auto"/>
+            <w:gridSpan w:val="2"/>
+            <w:vAlign w:val="center"/>
+            <w:hideMark/>
+          </w:tcPr>
+          <w:p>
+            <w:pPr>
+              <w:spacing w:after="0" w:line="240" w:lineRule="auto"/>
+              <w:rPr>
+                <w:rFonts w:ascii="Times New Roman" w:eastAsia="Times New Roman" w:hAnsi="Times New Roman" w:cs="Times New Roman"/>
+                <w:kern w:val="0"/>
+                <w:sz w:val="24"/>
+                <w:szCs w:val="24"/>
+                <w:lang w:eastAsia="zh-TW" w:bidi="ar-SA"/>
+                <w14:ligatures w14:val="none"/>
+              </w:rPr>
+            </w:pPr>
+            <w:proofErr w:type="gramStart"/>
+            <w:r>
+              <w:rPr>
+                <w:rFonts w:ascii="Times New Roman" w:eastAsia="Times New Roman" w:hAnsi="Times New Roman" w:cs="Times New Roman"/>
+                <w:kern w:val="0"/>
+                <w:sz w:val="24"/>
+                <w:szCs w:val="24"/>
+                <w:lang w:eastAsia="zh-TW" w:bidi="ar-SA"/>
+                <w14:ligatures w14:val="none"/>
+              </w:rPr>
+              <w:t>VARCHAR(</w:t>
+            </w:r>
+            <w:proofErr w:type="gramEnd"/>
+            <w:r>
+              <w:rPr>
+                <w:rFonts w:ascii="Times New Roman" w:eastAsia="Times New Roman" w:hAnsi="Times New Roman" w:cs="Times New Roman"/>
+                <w:kern w:val="0"/>
+                <w:sz w:val="24"/>
+                <w:szCs w:val="24"/>
+                <w:lang w:eastAsia="zh-TW" w:bidi="ar-SA"/>
+                <w14:ligatures w14:val="none"/>
+              </w:rPr>
+              <w:t>20)</w:t>
+            </w:r>
+          </w:p>
+        </w:tc>
+        <w:tc>
+          <w:tcPr>
+            <w:tcW w:w="0" w:type="auto"/>
+            <w:gridSpan w:val="2"/>
+            <w:vAlign w:val="center"/>
+            <w:hideMark/>
+          </w:tcPr>
+          <w:p>
+            <w:pPr>
+              <w:spacing w:after="0" w:line="240" w:lineRule="auto"/>
+              <w:rPr>
+                <w:rFonts w:ascii="Times New Roman" w:eastAsia="Times New Roman" w:hAnsi="Times New Roman" w:cs="Times New Roman"/>
+                <w:kern w:val="0"/>
+                <w:sz w:val="24"/>
+                <w:szCs w:val="24"/>
+                <w:lang w:eastAsia="zh-TW" w:bidi="ar-SA"/>
+                <w14:ligatures w14:val="none"/>
+              </w:rPr>
+            </w:pPr>
+            <w:r>
+              <w:rPr>
+                <w:rFonts w:ascii="Times New Roman" w:eastAsia="Times New Roman" w:hAnsi="Times New Roman" w:cs="Times New Roman"/>
+                <w:kern w:val="0"/>
+                <w:sz w:val="24"/>
+                <w:szCs w:val="24"/>
+                <w:lang w:eastAsia="zh-TW" w:bidi="ar-SA"/>
+                <w14:ligatures w14:val="none"/>
+              </w:rPr>
+              <w:t xml:space="preserve">ENUM </w:t>
+            </w:r>
+            <w:r>
+              <w:rPr>
+                <w:rFonts w:ascii="PMingLiU" w:eastAsia="PMingLiU" w:hAnsi="PMingLiU" w:cs="PMingLiU"/>
+                <w:kern w:val="0"/>
+                <w:sz w:val="24"/>
+                <w:szCs w:val="24"/>
+                <w:lang w:eastAsia="zh-TW" w:bidi="ar-SA"/>
+                <w14:ligatures w14:val="none"/>
+              </w:rPr>
+              <w:t>或</w:t>
+            </w:r>
+            <w:r>
+              <w:rPr>
+                <w:rFonts w:ascii="Times New Roman" w:eastAsia="Times New Roman" w:hAnsi="Times New Roman" w:cs="Times New Roman"/>
+                <w:kern w:val="0"/>
+                <w:sz w:val="24"/>
+                <w:szCs w:val="24"/>
+                <w:lang w:eastAsia="zh-TW" w:bidi="ar-SA"/>
+                <w14:ligatures w14:val="none"/>
+              </w:rPr>
+              <w:t xml:space="preserve"> </w:t>
+            </w:r>
+            <w:proofErr w:type="gramStart"/>
+            <w:r>
+              <w:rPr>
+                <w:rFonts w:ascii="Times New Roman" w:eastAsia="Times New Roman" w:hAnsi="Times New Roman" w:cs="Times New Roman"/>
+                <w:kern w:val="0"/>
+                <w:sz w:val="24"/>
+                <w:szCs w:val="24"/>
+                <w:lang w:eastAsia="zh-TW" w:bidi="ar-SA"/>
+                <w14:ligatures w14:val="none"/>
+              </w:rPr>
+              <w:t>VARCHAR(</w:t>
+            </w:r>
+            <w:proofErr w:type="gramEnd"/>
+            <w:r>
+              <w:rPr>
+                <w:rFonts w:ascii="Times New Roman" w:eastAsia="Times New Roman" w:hAnsi="Times New Roman" w:cs="Times New Roman"/>
+                <w:kern w:val="0"/>
+                <w:sz w:val="24"/>
+                <w:szCs w:val="24"/>
+                <w:lang w:eastAsia="zh-TW" w:bidi="ar-SA"/>
+                <w14:ligatures w14:val="none"/>
+              </w:rPr>
+              <w:t>10)</w:t>
+            </w:r>
+          </w:p>
+        </w:tc>
+        <w:tc>
+          <w:tcPr>
+            <w:tcW w:w="0" w:type="auto"/>
+            <w:vAlign w:val="center"/>
+            <w:hideMark/>
+          </w:tcPr>
+          <w:p>
+            <w:pPr>
+              <w:spacing w:after="0" w:line="240" w:lineRule="auto"/>
+              <w:rPr>
+                <w:rFonts w:ascii="Times New Roman" w:eastAsia="Times New Roman" w:hAnsi="Times New Roman" w:cs="Times New Roman"/>
+                <w:kern w:val="0"/>
+                <w:sz w:val="24"/>
+                <w:szCs w:val="24"/>
+                <w:lang w:eastAsia="zh-TW" w:bidi="ar-SA"/>
+                <w14:ligatures w14:val="none"/>
+              </w:rPr>
+            </w:pPr>
+            <w:r>
+              <w:rPr>
+                <w:rFonts w:ascii="PMingLiU" w:eastAsia="PMingLiU" w:hAnsi="PMingLiU" w:cs="PMingLiU"/>
+                <w:kern w:val="0"/>
+                <w:sz w:val="24"/>
+                <w:szCs w:val="24"/>
+                <w:lang w:eastAsia="zh-TW" w:bidi="ar-SA"/>
+                <w14:ligatures w14:val="none"/>
+              </w:rPr>
+              <w:t>如：</w:t>
+            </w:r>
+            <w:r>
+              <w:rPr>
+                <w:rFonts w:ascii="Times New Roman" w:eastAsia="Times New Roman" w:hAnsi="Times New Roman" w:cs="Times New Roman"/>
+                <w:kern w:val="0"/>
+                <w:sz w:val="24"/>
+                <w:szCs w:val="24"/>
+                <w:lang w:eastAsia="zh-TW" w:bidi="ar-SA"/>
+                <w14:ligatures w14:val="none"/>
+              </w:rPr>
+              <w:t>positive / neutral / negative</w:t>
+            </w:r>
+          </w:p>
+        </w:tc>
+      </w:tr>
+    </w:tbl>
+    <w:p/>
+    <w:p>
+      <w:r>
+        <w:br w:type="page"/>
+      </w:r>
+    </w:p>
+    <w:tbl>
+      <w:tblPr>
+        <w:tblW w:w="0" w:type="auto"/>
+        <w:tblCellSpacing w:w="15" w:type="dxa"/>
+        <w:tblCellMar>
+          <w:top w:w="15" w:type="dxa"/>
+          <w:left w:w="15" w:type="dxa"/>
+          <w:bottom w:w="15" w:type="dxa"/>
+          <w:right w:w="15" w:type="dxa"/>
+        </w:tblCellMar>
+        <w:tblLook w:val="04A0" w:firstRow="1" w:lastRow="0" w:firstColumn="1" w:lastColumn="0" w:noHBand="0" w:noVBand="1"/>
+      </w:tblPr>
+      <w:tblGrid>
+        <w:gridCol w:w="1795"/>
+        <w:gridCol w:w="3784"/>
+        <w:gridCol w:w="645"/>
+        <w:gridCol w:w="1614"/>
+        <w:gridCol w:w="1522"/>
+      </w:tblGrid>
+      <w:tr>
+        <w:trPr>
+          <w:tblHeader/>
+          <w:tblCellSpacing w:w="15" w:type="dxa"/>
+        </w:trPr>
+        <w:tc>
+          <w:tcPr>
+            <w:tcW w:w="0" w:type="auto"/>
+            <w:vAlign w:val="center"/>
+            <w:hideMark/>
+          </w:tcPr>
+          <w:p>
+            <w:pPr>
+              <w:spacing w:after="0" w:line="240" w:lineRule="auto"/>
+              <w:jc w:val="center"/>
+              <w:rPr>
+                <w:rFonts w:ascii="Times New Roman" w:eastAsia="Times New Roman" w:hAnsi="Times New Roman" w:cs="Times New Roman"/>
+                <w:b/>
+                <w:bCs/>
+                <w:kern w:val="0"/>
+                <w:sz w:val="24"/>
+                <w:szCs w:val="24"/>
+                <w:lang w:eastAsia="zh-TW" w:bidi="ar-SA"/>
+                <w14:ligatures w14:val="none"/>
+              </w:rPr>
+            </w:pPr>
+            <w:r>
+              <w:rPr>
+                <w:rFonts w:ascii="PMingLiU" w:eastAsia="PMingLiU" w:hAnsi="PMingLiU" w:cs="PMingLiU" w:hint="eastAsia"/>
+                <w:b/>
+                <w:bCs/>
+                <w:kern w:val="0"/>
+                <w:sz w:val="24"/>
+                <w:szCs w:val="24"/>
+                <w:lang w:eastAsia="zh-TW" w:bidi="ar-SA"/>
+                <w14:ligatures w14:val="none"/>
+              </w:rPr>
+              <w:lastRenderedPageBreak/>
+              <w:t>資料</w:t>
+            </w:r>
+            <w:r>
+              <w:rPr>
+                <w:rFonts w:ascii="PMingLiU" w:eastAsia="PMingLiU" w:hAnsi="PMingLiU" w:cs="PMingLiU"/>
+                <w:b/>
+                <w:bCs/>
+                <w:kern w:val="0"/>
+                <w:sz w:val="24"/>
+                <w:szCs w:val="24"/>
+                <w:lang w:eastAsia="zh-TW" w:bidi="ar-SA"/>
+                <w14:ligatures w14:val="none"/>
+              </w:rPr>
+              <w:t>表</w:t>
+            </w:r>
+          </w:p>
+        </w:tc>
+        <w:tc>
+          <w:tcPr>
+            <w:tcW w:w="0" w:type="auto"/>
+            <w:vAlign w:val="center"/>
+            <w:hideMark/>
+          </w:tcPr>
+          <w:p>
+            <w:pPr>
+              <w:spacing w:after="0" w:line="240" w:lineRule="auto"/>
+              <w:jc w:val="center"/>
+              <w:rPr>
+                <w:rFonts w:ascii="Times New Roman" w:eastAsia="Times New Roman" w:hAnsi="Times New Roman" w:cs="Times New Roman"/>
+                <w:b/>
+                <w:bCs/>
+                <w:kern w:val="0"/>
+                <w:sz w:val="24"/>
+                <w:szCs w:val="24"/>
+                <w:lang w:eastAsia="zh-TW" w:bidi="ar-SA"/>
+                <w14:ligatures w14:val="none"/>
+              </w:rPr>
+            </w:pPr>
+            <w:r>
+              <w:rPr>
+                <w:rFonts w:ascii="PMingLiU" w:eastAsia="PMingLiU" w:hAnsi="PMingLiU" w:cs="PMingLiU"/>
+                <w:b/>
+                <w:bCs/>
+                <w:kern w:val="0"/>
+                <w:sz w:val="24"/>
+                <w:szCs w:val="24"/>
+                <w:lang w:eastAsia="zh-TW" w:bidi="ar-SA"/>
+                <w14:ligatures w14:val="none"/>
+              </w:rPr>
+              <w:t>欄位名</w:t>
+            </w:r>
+          </w:p>
+        </w:tc>
+        <w:tc>
+          <w:tcPr>
+            <w:tcW w:w="0" w:type="auto"/>
+            <w:vAlign w:val="center"/>
+            <w:hideMark/>
+          </w:tcPr>
+          <w:p>
+            <w:pPr>
+              <w:spacing w:after="0" w:line="240" w:lineRule="auto"/>
+              <w:jc w:val="center"/>
+              <w:rPr>
+                <w:rFonts w:ascii="Times New Roman" w:eastAsia="Times New Roman" w:hAnsi="Times New Roman" w:cs="Times New Roman"/>
+                <w:b/>
+                <w:bCs/>
+                <w:kern w:val="0"/>
+                <w:sz w:val="24"/>
+                <w:szCs w:val="24"/>
+                <w:lang w:eastAsia="zh-TW" w:bidi="ar-SA"/>
+                <w14:ligatures w14:val="none"/>
+              </w:rPr>
+            </w:pPr>
+            <w:r>
+              <w:rPr>
+                <w:rFonts w:ascii="PMingLiU" w:eastAsia="PMingLiU" w:hAnsi="PMingLiU" w:cs="PMingLiU"/>
+                <w:b/>
+                <w:bCs/>
+                <w:kern w:val="0"/>
+                <w:sz w:val="24"/>
+                <w:szCs w:val="24"/>
+                <w:lang w:eastAsia="zh-TW" w:bidi="ar-SA"/>
+                <w14:ligatures w14:val="none"/>
+              </w:rPr>
+              <w:t>原型別</w:t>
+            </w:r>
+          </w:p>
+        </w:tc>
+        <w:tc>
+          <w:tcPr>
+            <w:tcW w:w="0" w:type="auto"/>
+            <w:vAlign w:val="center"/>
+            <w:hideMark/>
+          </w:tcPr>
+          <w:p>
+            <w:pPr>
+              <w:spacing w:after="0" w:line="240" w:lineRule="auto"/>
+              <w:jc w:val="center"/>
+              <w:rPr>
+                <w:rFonts w:ascii="Times New Roman" w:eastAsia="Times New Roman" w:hAnsi="Times New Roman" w:cs="Times New Roman"/>
+                <w:b/>
+                <w:bCs/>
+                <w:kern w:val="0"/>
+                <w:sz w:val="24"/>
+                <w:szCs w:val="24"/>
+                <w:lang w:eastAsia="zh-TW" w:bidi="ar-SA"/>
+                <w14:ligatures w14:val="none"/>
+              </w:rPr>
+            </w:pPr>
+            <w:r>
+              <w:rPr>
+                <w:rFonts w:ascii="PMingLiU" w:eastAsia="PMingLiU" w:hAnsi="PMingLiU" w:cs="PMingLiU"/>
+                <w:b/>
+                <w:bCs/>
+                <w:kern w:val="0"/>
+                <w:sz w:val="24"/>
+                <w:szCs w:val="24"/>
+                <w:lang w:eastAsia="zh-TW" w:bidi="ar-SA"/>
+                <w14:ligatures w14:val="none"/>
+              </w:rPr>
+              <w:t>建議型別</w:t>
+            </w:r>
+          </w:p>
+        </w:tc>
+        <w:tc>
+          <w:tcPr>
+            <w:tcW w:w="0" w:type="auto"/>
+            <w:vAlign w:val="center"/>
+            <w:hideMark/>
+          </w:tcPr>
+          <w:p>
+            <w:pPr>
+              <w:spacing w:after="0" w:line="240" w:lineRule="auto"/>
+              <w:jc w:val="center"/>
+              <w:rPr>
+                <w:rFonts w:ascii="Times New Roman" w:eastAsia="Times New Roman" w:hAnsi="Times New Roman" w:cs="Times New Roman"/>
+                <w:b/>
+                <w:bCs/>
+                <w:kern w:val="0"/>
+                <w:sz w:val="24"/>
+                <w:szCs w:val="24"/>
+                <w:lang w:eastAsia="zh-TW" w:bidi="ar-SA"/>
+                <w14:ligatures w14:val="none"/>
+              </w:rPr>
+            </w:pPr>
+            <w:r>
+              <w:rPr>
+                <w:rFonts w:ascii="PMingLiU" w:eastAsia="PMingLiU" w:hAnsi="PMingLiU" w:cs="PMingLiU"/>
+                <w:b/>
+                <w:bCs/>
+                <w:kern w:val="0"/>
+                <w:sz w:val="24"/>
+                <w:szCs w:val="24"/>
+                <w:lang w:eastAsia="zh-TW" w:bidi="ar-SA"/>
+                <w14:ligatures w14:val="none"/>
+              </w:rPr>
+              <w:t>備註</w:t>
+            </w:r>
+          </w:p>
+        </w:tc>
+      </w:tr>
+      <w:tr>
+        <w:trPr>
+          <w:tblCellSpacing w:w="15" w:type="dxa"/>
+        </w:trPr>
+        <w:tc>
+          <w:tcPr>
+            <w:tcW w:w="0" w:type="auto"/>
+            <w:vAlign w:val="center"/>
+            <w:hideMark/>
+          </w:tcPr>
+          <w:p>
+            <w:pPr>
+              <w:spacing w:after="0" w:line="240" w:lineRule="auto"/>
+              <w:rPr>
+                <w:rFonts w:ascii="Times New Roman" w:eastAsia="Times New Roman" w:hAnsi="Times New Roman" w:cs="Times New Roman"/>
+                <w:kern w:val="0"/>
+                <w:sz w:val="24"/>
+                <w:szCs w:val="24"/>
+                <w:lang w:eastAsia="zh-TW" w:bidi="ar-SA"/>
+                <w14:ligatures w14:val="none"/>
+              </w:rPr>
+            </w:pPr>
+            <w:proofErr w:type="spellStart"/>
+            <w:r>
+              <w:rPr>
+                <w:rFonts w:ascii="Times New Roman" w:eastAsia="Times New Roman" w:hAnsi="Times New Roman" w:cs="Times New Roman"/>
+                <w:kern w:val="0"/>
+                <w:sz w:val="24"/>
+                <w:szCs w:val="24"/>
+                <w:lang w:eastAsia="zh-TW" w:bidi="ar-SA"/>
+                <w14:ligatures w14:val="none"/>
+              </w:rPr>
+              <w:t>s_driving_scores</w:t>
+            </w:r>
+            <w:proofErr w:type="spellEnd"/>
+          </w:p>
+        </w:tc>
+        <w:tc>
+          <w:tcPr>
+            <w:tcW w:w="0" w:type="auto"/>
+            <w:vAlign w:val="center"/>
+            <w:hideMark/>
+          </w:tcPr>
+          <w:p>
+            <w:pPr>
+              <w:spacing w:after="0" w:line="240" w:lineRule="auto"/>
+              <w:rPr>
+                <w:rFonts w:ascii="Times New Roman" w:eastAsia="Times New Roman" w:hAnsi="Times New Roman" w:cs="Times New Roman"/>
+                <w:kern w:val="0"/>
+                <w:sz w:val="24"/>
+                <w:szCs w:val="24"/>
+                <w:lang w:eastAsia="zh-TW" w:bidi="ar-SA"/>
+                <w14:ligatures w14:val="none"/>
+              </w:rPr>
+            </w:pPr>
+            <w:proofErr w:type="spellStart"/>
+            <w:r>
+              <w:rPr>
+                <w:rFonts w:ascii="Times New Roman" w:eastAsia="Times New Roman" w:hAnsi="Times New Roman" w:cs="Times New Roman"/>
+                <w:kern w:val="0"/>
+                <w:sz w:val="24"/>
+                <w:szCs w:val="24"/>
+                <w:lang w:eastAsia="zh-TW" w:bidi="ar-SA"/>
+                <w14:ligatures w14:val="none"/>
+              </w:rPr>
+              <w:t>total_score</w:t>
+            </w:r>
+            <w:proofErr w:type="spellEnd"/>
+            <w:r>
+              <w:rPr>
+                <w:rFonts w:ascii="Times New Roman" w:eastAsia="Times New Roman" w:hAnsi="Times New Roman" w:cs="Times New Roman"/>
+                <w:kern w:val="0"/>
+                <w:sz w:val="24"/>
+                <w:szCs w:val="24"/>
+                <w:lang w:eastAsia="zh-TW" w:bidi="ar-SA"/>
+                <w14:ligatures w14:val="none"/>
+              </w:rPr>
+              <w:t xml:space="preserve">, </w:t>
+            </w:r>
+            <w:proofErr w:type="spellStart"/>
+            <w:r>
+              <w:rPr>
+                <w:rFonts w:ascii="Times New Roman" w:eastAsia="Times New Roman" w:hAnsi="Times New Roman" w:cs="Times New Roman"/>
+                <w:kern w:val="0"/>
+                <w:sz w:val="24"/>
+                <w:szCs w:val="24"/>
+                <w:lang w:eastAsia="zh-TW" w:bidi="ar-SA"/>
+                <w14:ligatures w14:val="none"/>
+              </w:rPr>
+              <w:t>fatigue_score</w:t>
+            </w:r>
+            <w:proofErr w:type="spellEnd"/>
+            <w:r>
+              <w:rPr>
+                <w:rFonts w:ascii="Times New Roman" w:eastAsia="Times New Roman" w:hAnsi="Times New Roman" w:cs="Times New Roman"/>
+                <w:kern w:val="0"/>
+                <w:sz w:val="24"/>
+                <w:szCs w:val="24"/>
+                <w:lang w:eastAsia="zh-TW" w:bidi="ar-SA"/>
+                <w14:ligatures w14:val="none"/>
+              </w:rPr>
+              <w:t xml:space="preserve">, </w:t>
+            </w:r>
+            <w:proofErr w:type="spellStart"/>
+            <w:r>
+              <w:rPr>
+                <w:rFonts w:ascii="Times New Roman" w:eastAsia="Times New Roman" w:hAnsi="Times New Roman" w:cs="Times New Roman"/>
+                <w:kern w:val="0"/>
+                <w:sz w:val="24"/>
+                <w:szCs w:val="24"/>
+                <w:lang w:eastAsia="zh-TW" w:bidi="ar-SA"/>
+                <w14:ligatures w14:val="none"/>
+              </w:rPr>
+              <w:t>violation_score</w:t>
+            </w:r>
+            <w:proofErr w:type="spellEnd"/>
+            <w:r>
+              <w:rPr>
+                <w:rFonts w:ascii="Times New Roman" w:eastAsia="Times New Roman" w:hAnsi="Times New Roman" w:cs="Times New Roman"/>
+                <w:kern w:val="0"/>
+                <w:sz w:val="24"/>
+                <w:szCs w:val="24"/>
+                <w:lang w:eastAsia="zh-TW" w:bidi="ar-SA"/>
+                <w14:ligatures w14:val="none"/>
+              </w:rPr>
+              <w:t xml:space="preserve">, </w:t>
+            </w:r>
+            <w:proofErr w:type="spellStart"/>
+            <w:r>
+              <w:rPr>
+                <w:rFonts w:ascii="Times New Roman" w:eastAsia="Times New Roman" w:hAnsi="Times New Roman" w:cs="Times New Roman"/>
+                <w:kern w:val="0"/>
+                <w:sz w:val="24"/>
+                <w:szCs w:val="24"/>
+                <w:lang w:eastAsia="zh-TW" w:bidi="ar-SA"/>
+                <w14:ligatures w14:val="none"/>
+              </w:rPr>
+              <w:t>focus_score</w:t>
+            </w:r>
+            <w:proofErr w:type="spellEnd"/>
+          </w:p>
+        </w:tc>
+        <w:tc>
+          <w:tcPr>
+            <w:tcW w:w="0" w:type="auto"/>
+            <w:vAlign w:val="center"/>
+            <w:hideMark/>
+          </w:tcPr>
+          <w:p>
+            <w:pPr>
+              <w:spacing w:after="0" w:line="240" w:lineRule="auto"/>
+              <w:rPr>
+                <w:rFonts w:ascii="Times New Roman" w:eastAsia="Times New Roman" w:hAnsi="Times New Roman" w:cs="Times New Roman"/>
+                <w:kern w:val="0"/>
+                <w:sz w:val="24"/>
+                <w:szCs w:val="24"/>
+                <w:lang w:eastAsia="zh-TW" w:bidi="ar-SA"/>
+                <w14:ligatures w14:val="none"/>
+              </w:rPr>
+            </w:pPr>
+            <w:r>
+              <w:rPr>
+                <w:rFonts w:ascii="Times New Roman" w:eastAsia="Times New Roman" w:hAnsi="Times New Roman" w:cs="Times New Roman"/>
+                <w:kern w:val="0"/>
+                <w:sz w:val="24"/>
+                <w:szCs w:val="24"/>
+                <w:lang w:eastAsia="zh-TW" w:bidi="ar-SA"/>
+                <w14:ligatures w14:val="none"/>
+              </w:rPr>
+              <w:t>INT</w:t>
+            </w:r>
+          </w:p>
+        </w:tc>
+        <w:tc>
+          <w:tcPr>
+            <w:tcW w:w="0" w:type="auto"/>
+            <w:vAlign w:val="center"/>
+            <w:hideMark/>
+          </w:tcPr>
+          <w:p>
+            <w:pPr>
+              <w:spacing w:after="0" w:line="240" w:lineRule="auto"/>
+              <w:rPr>
+                <w:rFonts w:ascii="Times New Roman" w:eastAsia="Times New Roman" w:hAnsi="Times New Roman" w:cs="Times New Roman"/>
+                <w:kern w:val="0"/>
+                <w:sz w:val="24"/>
+                <w:szCs w:val="24"/>
+                <w:lang w:eastAsia="zh-TW" w:bidi="ar-SA"/>
+                <w14:ligatures w14:val="none"/>
+              </w:rPr>
+            </w:pPr>
+            <w:proofErr w:type="gramStart"/>
+            <w:r>
+              <w:rPr>
+                <w:rFonts w:ascii="Times New Roman" w:eastAsia="Times New Roman" w:hAnsi="Times New Roman" w:cs="Times New Roman"/>
+                <w:kern w:val="0"/>
+                <w:sz w:val="24"/>
+                <w:szCs w:val="24"/>
+                <w:lang w:eastAsia="zh-TW" w:bidi="ar-SA"/>
+                <w14:ligatures w14:val="none"/>
+              </w:rPr>
+              <w:t>DECIMAL(</w:t>
+            </w:r>
+            <w:proofErr w:type="gramEnd"/>
+            <w:r>
+              <w:rPr>
+                <w:rFonts w:ascii="Times New Roman" w:eastAsia="Times New Roman" w:hAnsi="Times New Roman" w:cs="Times New Roman"/>
+                <w:kern w:val="0"/>
+                <w:sz w:val="24"/>
+                <w:szCs w:val="24"/>
+                <w:lang w:eastAsia="zh-TW" w:bidi="ar-SA"/>
+                <w14:ligatures w14:val="none"/>
+              </w:rPr>
+              <w:t>5,2)</w:t>
+            </w:r>
+          </w:p>
+        </w:tc>
+        <w:tc>
+          <w:tcPr>
+            <w:tcW w:w="0" w:type="auto"/>
+            <w:vAlign w:val="center"/>
+            <w:hideMark/>
+          </w:tcPr>
+          <w:p>
+            <w:pPr>
+              <w:spacing w:after="0" w:line="240" w:lineRule="auto"/>
+              <w:rPr>
+                <w:rFonts w:ascii="Times New Roman" w:eastAsia="Times New Roman" w:hAnsi="Times New Roman" w:cs="Times New Roman"/>
+                <w:kern w:val="0"/>
+                <w:sz w:val="24"/>
+                <w:szCs w:val="24"/>
+                <w:lang w:eastAsia="zh-TW" w:bidi="ar-SA"/>
+                <w14:ligatures w14:val="none"/>
+              </w:rPr>
+            </w:pPr>
+            <w:r>
+              <w:rPr>
+                <w:rFonts w:ascii="PMingLiU" w:eastAsia="PMingLiU" w:hAnsi="PMingLiU" w:cs="PMingLiU"/>
+                <w:kern w:val="0"/>
+                <w:sz w:val="24"/>
+                <w:szCs w:val="24"/>
+                <w:lang w:eastAsia="zh-TW" w:bidi="ar-SA"/>
+                <w14:ligatures w14:val="none"/>
+              </w:rPr>
+              <w:t>精細分數，支援小數</w:t>
+            </w:r>
+          </w:p>
+        </w:tc>
+      </w:tr>
+      <w:tr>
+        <w:trPr>
+          <w:tblCellSpacing w:w="15" w:type="dxa"/>
+        </w:trPr>
+        <w:tc>
+          <w:tcPr>
+            <w:tcW w:w="0" w:type="auto"/>
+            <w:vAlign w:val="center"/>
+            <w:hideMark/>
+          </w:tcPr>
+          <w:p>
+            <w:pPr>
+              <w:spacing w:after="0" w:line="240" w:lineRule="auto"/>
+              <w:rPr>
+                <w:rFonts w:ascii="Times New Roman" w:eastAsia="Times New Roman" w:hAnsi="Times New Roman" w:cs="Times New Roman"/>
+                <w:kern w:val="0"/>
+                <w:sz w:val="24"/>
+                <w:szCs w:val="24"/>
+                <w:lang w:eastAsia="zh-TW" w:bidi="ar-SA"/>
+                <w14:ligatures w14:val="none"/>
+              </w:rPr>
+            </w:pPr>
+            <w:proofErr w:type="spellStart"/>
+            <w:r>
+              <w:rPr>
+                <w:rFonts w:ascii="Times New Roman" w:eastAsia="Times New Roman" w:hAnsi="Times New Roman" w:cs="Times New Roman"/>
+                <w:kern w:val="0"/>
+                <w:sz w:val="24"/>
+                <w:szCs w:val="24"/>
+                <w:lang w:eastAsia="zh-TW" w:bidi="ar-SA"/>
+                <w14:ligatures w14:val="none"/>
+              </w:rPr>
+              <w:t>s_penalty_details</w:t>
+            </w:r>
+            <w:proofErr w:type="spellEnd"/>
+          </w:p>
+        </w:tc>
+        <w:tc>
+          <w:tcPr>
+            <w:tcW w:w="0" w:type="auto"/>
+            <w:vAlign w:val="center"/>
+            <w:hideMark/>
+          </w:tcPr>
+          <w:p>
+            <w:pPr>
+              <w:spacing w:after="0" w:line="240" w:lineRule="auto"/>
+              <w:rPr>
+                <w:rFonts w:ascii="Times New Roman" w:eastAsia="Times New Roman" w:hAnsi="Times New Roman" w:cs="Times New Roman"/>
+                <w:kern w:val="0"/>
+                <w:sz w:val="24"/>
+                <w:szCs w:val="24"/>
+                <w:lang w:eastAsia="zh-TW" w:bidi="ar-SA"/>
+                <w14:ligatures w14:val="none"/>
+              </w:rPr>
+            </w:pPr>
+            <w:proofErr w:type="spellStart"/>
+            <w:r>
+              <w:rPr>
+                <w:rFonts w:ascii="Times New Roman" w:eastAsia="Times New Roman" w:hAnsi="Times New Roman" w:cs="Times New Roman"/>
+                <w:kern w:val="0"/>
+                <w:sz w:val="24"/>
+                <w:szCs w:val="24"/>
+                <w:lang w:eastAsia="zh-TW" w:bidi="ar-SA"/>
+                <w14:ligatures w14:val="none"/>
+              </w:rPr>
+              <w:t>deduct_point</w:t>
+            </w:r>
+            <w:proofErr w:type="spellEnd"/>
+          </w:p>
+        </w:tc>
+        <w:tc>
+          <w:tcPr>
+            <w:tcW w:w="0" w:type="auto"/>
+            <w:vAlign w:val="center"/>
+            <w:hideMark/>
+          </w:tcPr>
+          <w:p>
+            <w:pPr>
+              <w:spacing w:after="0" w:line="240" w:lineRule="auto"/>
+              <w:rPr>
+                <w:rFonts w:ascii="Times New Roman" w:eastAsia="Times New Roman" w:hAnsi="Times New Roman" w:cs="Times New Roman"/>
+                <w:kern w:val="0"/>
+                <w:sz w:val="24"/>
+                <w:szCs w:val="24"/>
+                <w:lang w:eastAsia="zh-TW" w:bidi="ar-SA"/>
+                <w14:ligatures w14:val="none"/>
+              </w:rPr>
+            </w:pPr>
+            <w:r>
+              <w:rPr>
+                <w:rFonts w:ascii="Times New Roman" w:eastAsia="Times New Roman" w:hAnsi="Times New Roman" w:cs="Times New Roman"/>
+                <w:kern w:val="0"/>
+                <w:sz w:val="24"/>
+                <w:szCs w:val="24"/>
+                <w:lang w:eastAsia="zh-TW" w:bidi="ar-SA"/>
+                <w14:ligatures w14:val="none"/>
+              </w:rPr>
+              <w:t>INT</w:t>
+            </w:r>
+          </w:p>
+        </w:tc>
+        <w:tc>
+          <w:tcPr>
+            <w:tcW w:w="0" w:type="auto"/>
+            <w:vAlign w:val="center"/>
+            <w:hideMark/>
+          </w:tcPr>
+          <w:p>
+            <w:pPr>
+              <w:spacing w:after="0" w:line="240" w:lineRule="auto"/>
+              <w:rPr>
+                <w:rFonts w:ascii="Times New Roman" w:eastAsia="Times New Roman" w:hAnsi="Times New Roman" w:cs="Times New Roman"/>
+                <w:kern w:val="0"/>
+                <w:sz w:val="24"/>
+                <w:szCs w:val="24"/>
+                <w:lang w:eastAsia="zh-TW" w:bidi="ar-SA"/>
+                <w14:ligatures w14:val="none"/>
+              </w:rPr>
+            </w:pPr>
+            <w:proofErr w:type="gramStart"/>
+            <w:r>
+              <w:rPr>
+                <w:rFonts w:ascii="Times New Roman" w:eastAsia="Times New Roman" w:hAnsi="Times New Roman" w:cs="Times New Roman"/>
+                <w:kern w:val="0"/>
+                <w:sz w:val="24"/>
+                <w:szCs w:val="24"/>
+                <w:lang w:eastAsia="zh-TW" w:bidi="ar-SA"/>
+                <w14:ligatures w14:val="none"/>
+              </w:rPr>
+              <w:t>DECIMAL(</w:t>
+            </w:r>
+            <w:proofErr w:type="gramEnd"/>
+            <w:r>
+              <w:rPr>
+                <w:rFonts w:ascii="Times New Roman" w:eastAsia="Times New Roman" w:hAnsi="Times New Roman" w:cs="Times New Roman"/>
+                <w:kern w:val="0"/>
+                <w:sz w:val="24"/>
+                <w:szCs w:val="24"/>
+                <w:lang w:eastAsia="zh-TW" w:bidi="ar-SA"/>
+                <w14:ligatures w14:val="none"/>
+              </w:rPr>
+              <w:t>4,2)</w:t>
+            </w:r>
+          </w:p>
+        </w:tc>
+        <w:tc>
+          <w:tcPr>
+            <w:tcW w:w="0" w:type="auto"/>
+            <w:vAlign w:val="center"/>
+            <w:hideMark/>
+          </w:tcPr>
+          <w:p>
+            <w:pPr>
+              <w:spacing w:after="0" w:line="240" w:lineRule="auto"/>
+              <w:rPr>
+                <w:rFonts w:ascii="Times New Roman" w:eastAsia="Times New Roman" w:hAnsi="Times New Roman" w:cs="Times New Roman"/>
+                <w:kern w:val="0"/>
+                <w:sz w:val="24"/>
+                <w:szCs w:val="24"/>
+                <w:lang w:eastAsia="zh-TW" w:bidi="ar-SA"/>
+                <w14:ligatures w14:val="none"/>
+              </w:rPr>
+            </w:pPr>
+            <w:r>
+              <w:rPr>
+                <w:rFonts w:ascii="PMingLiU" w:eastAsia="PMingLiU" w:hAnsi="PMingLiU" w:cs="PMingLiU"/>
+                <w:kern w:val="0"/>
+                <w:sz w:val="24"/>
+                <w:szCs w:val="24"/>
+                <w:lang w:eastAsia="zh-TW" w:bidi="ar-SA"/>
+                <w14:ligatures w14:val="none"/>
+              </w:rPr>
+              <w:t>扣分可能非整數</w:t>
+            </w:r>
+          </w:p>
+        </w:tc>
+      </w:tr>
+      <w:tr>
+        <w:trPr>
+          <w:tblCellSpacing w:w="15" w:type="dxa"/>
+        </w:trPr>
+        <w:tc>
+          <w:tcPr>
+            <w:tcW w:w="0" w:type="auto"/>
+            <w:vAlign w:val="center"/>
+            <w:hideMark/>
+          </w:tcPr>
+          <w:p>
+            <w:pPr>
+              <w:spacing w:after="0" w:line="240" w:lineRule="auto"/>
+              <w:rPr>
+                <w:rFonts w:ascii="Times New Roman" w:eastAsia="Times New Roman" w:hAnsi="Times New Roman" w:cs="Times New Roman"/>
+                <w:kern w:val="0"/>
+                <w:sz w:val="24"/>
+                <w:szCs w:val="24"/>
+                <w:lang w:eastAsia="zh-TW" w:bidi="ar-SA"/>
+                <w14:ligatures w14:val="none"/>
+              </w:rPr>
+            </w:pPr>
+            <w:proofErr w:type="spellStart"/>
+            <w:r>
+              <w:rPr>
+                <w:rFonts w:ascii="Times New Roman" w:eastAsia="Times New Roman" w:hAnsi="Times New Roman" w:cs="Times New Roman"/>
+                <w:kern w:val="0"/>
+                <w:sz w:val="24"/>
+                <w:szCs w:val="24"/>
+                <w:lang w:eastAsia="zh-TW" w:bidi="ar-SA"/>
+                <w14:ligatures w14:val="none"/>
+              </w:rPr>
+              <w:t>s_penalty_criteria</w:t>
+            </w:r>
+            <w:proofErr w:type="spellEnd"/>
+          </w:p>
+        </w:tc>
+        <w:tc>
+          <w:tcPr>
+            <w:tcW w:w="0" w:type="auto"/>
+            <w:vAlign w:val="center"/>
+            <w:hideMark/>
+          </w:tcPr>
+          <w:p>
+            <w:pPr>
+              <w:spacing w:after="0" w:line="240" w:lineRule="auto"/>
+              <w:rPr>
+                <w:rFonts w:ascii="Times New Roman" w:eastAsia="Times New Roman" w:hAnsi="Times New Roman" w:cs="Times New Roman"/>
+                <w:kern w:val="0"/>
+                <w:sz w:val="24"/>
+                <w:szCs w:val="24"/>
+                <w:lang w:eastAsia="zh-TW" w:bidi="ar-SA"/>
+                <w14:ligatures w14:val="none"/>
+              </w:rPr>
+            </w:pPr>
+            <w:proofErr w:type="spellStart"/>
+            <w:r>
+              <w:rPr>
+                <w:rFonts w:ascii="Times New Roman" w:eastAsia="Times New Roman" w:hAnsi="Times New Roman" w:cs="Times New Roman"/>
+                <w:kern w:val="0"/>
+                <w:sz w:val="24"/>
+                <w:szCs w:val="24"/>
+                <w:lang w:eastAsia="zh-TW" w:bidi="ar-SA"/>
+                <w14:ligatures w14:val="none"/>
+              </w:rPr>
+              <w:t>default_deduct</w:t>
+            </w:r>
+            <w:proofErr w:type="spellEnd"/>
+          </w:p>
+        </w:tc>
+        <w:tc>
+          <w:tcPr>
+            <w:tcW w:w="0" w:type="auto"/>
+            <w:vAlign w:val="center"/>
+            <w:hideMark/>
+          </w:tcPr>
+          <w:p>
+            <w:pPr>
+              <w:spacing w:after="0" w:line="240" w:lineRule="auto"/>
+              <w:rPr>
+                <w:rFonts w:ascii="Times New Roman" w:eastAsia="Times New Roman" w:hAnsi="Times New Roman" w:cs="Times New Roman"/>
+                <w:kern w:val="0"/>
+                <w:sz w:val="24"/>
+                <w:szCs w:val="24"/>
+                <w:lang w:eastAsia="zh-TW" w:bidi="ar-SA"/>
+                <w14:ligatures w14:val="none"/>
+              </w:rPr>
+            </w:pPr>
+            <w:r>
+              <w:rPr>
+                <w:rFonts w:ascii="Times New Roman" w:eastAsia="Times New Roman" w:hAnsi="Times New Roman" w:cs="Times New Roman"/>
+                <w:kern w:val="0"/>
+                <w:sz w:val="24"/>
+                <w:szCs w:val="24"/>
+                <w:lang w:eastAsia="zh-TW" w:bidi="ar-SA"/>
+                <w14:ligatures w14:val="none"/>
+              </w:rPr>
+              <w:t>INT</w:t>
+            </w:r>
+          </w:p>
+        </w:tc>
+        <w:tc>
+          <w:tcPr>
+            <w:tcW w:w="0" w:type="auto"/>
+            <w:vAlign w:val="center"/>
+            <w:hideMark/>
+          </w:tcPr>
+          <w:p>
+            <w:pPr>
+              <w:spacing w:after="0" w:line="240" w:lineRule="auto"/>
+              <w:rPr>
+                <w:rFonts w:ascii="Times New Roman" w:eastAsia="Times New Roman" w:hAnsi="Times New Roman" w:cs="Times New Roman"/>
+                <w:kern w:val="0"/>
+                <w:sz w:val="24"/>
+                <w:szCs w:val="24"/>
+                <w:lang w:eastAsia="zh-TW" w:bidi="ar-SA"/>
+                <w14:ligatures w14:val="none"/>
+              </w:rPr>
+            </w:pPr>
+            <w:proofErr w:type="gramStart"/>
+            <w:r>
+              <w:rPr>
+                <w:rFonts w:ascii="Times New Roman" w:eastAsia="Times New Roman" w:hAnsi="Times New Roman" w:cs="Times New Roman"/>
+                <w:kern w:val="0"/>
+                <w:sz w:val="24"/>
+                <w:szCs w:val="24"/>
+                <w:lang w:eastAsia="zh-TW" w:bidi="ar-SA"/>
+                <w14:ligatures w14:val="none"/>
+              </w:rPr>
+              <w:t>DECIMAL(</w:t>
+            </w:r>
+            <w:proofErr w:type="gramEnd"/>
+            <w:r>
+              <w:rPr>
+                <w:rFonts w:ascii="Times New Roman" w:eastAsia="Times New Roman" w:hAnsi="Times New Roman" w:cs="Times New Roman"/>
+                <w:kern w:val="0"/>
+                <w:sz w:val="24"/>
+                <w:szCs w:val="24"/>
+                <w:lang w:eastAsia="zh-TW" w:bidi="ar-SA"/>
+                <w14:ligatures w14:val="none"/>
+              </w:rPr>
+              <w:t>4,2)</w:t>
+            </w:r>
+          </w:p>
+        </w:tc>
+        <w:tc>
+          <w:tcPr>
+            <w:tcW w:w="0" w:type="auto"/>
+            <w:vAlign w:val="center"/>
+            <w:hideMark/>
+          </w:tcPr>
+          <w:p>
+            <w:pPr>
+              <w:spacing w:after="0" w:line="240" w:lineRule="auto"/>
+              <w:rPr>
+                <w:rFonts w:ascii="Times New Roman" w:eastAsia="Times New Roman" w:hAnsi="Times New Roman" w:cs="Times New Roman"/>
+                <w:kern w:val="0"/>
+                <w:sz w:val="24"/>
+                <w:szCs w:val="24"/>
+                <w:lang w:eastAsia="zh-TW" w:bidi="ar-SA"/>
+                <w14:ligatures w14:val="none"/>
+              </w:rPr>
+            </w:pPr>
+            <w:r>
+              <w:rPr>
+                <w:rFonts w:ascii="PMingLiU" w:eastAsia="PMingLiU" w:hAnsi="PMingLiU" w:cs="PMingLiU"/>
+                <w:kern w:val="0"/>
+                <w:sz w:val="24"/>
+                <w:szCs w:val="24"/>
+                <w:lang w:eastAsia="zh-TW" w:bidi="ar-SA"/>
+                <w14:ligatures w14:val="none"/>
+              </w:rPr>
+              <w:t>預設扣分可能非整數</w:t>
             </w:r>
           </w:p>
         </w:tc>
